--- a/convocatorias/RESUMEN CONVOCATORIAS - REQUISITOS.docx
+++ b/convocatorias/RESUMEN CONVOCATORIAS - REQUISITOS.docx
@@ -48,7 +48,7 @@
           <w:sz w:val="24"/>
           <w:szCs w:val="24"/>
         </w:rPr>
-        <w:t xml:space="preserve">(Requisitos básicos de cada convocatoria · septiembre 2026)</w:t>
+        <w:t xml:space="preserve">(Requisitos básicos de cada convocatoria · fuentes: BOE, BOA, BOPA, DOG y DOGC · septiembre 2026)</w:t>
       </w:r>
     </w:p>
     <w:p>
@@ -138,493 +138,104 @@
           <w:sz w:val="28"/>
           <w:szCs w:val="28"/>
         </w:rPr>
-        <w:t xml:space="preserve">1. GALICIA OCUPADOS TR302A – SUMA TALENTO 2026</w:t>
-      </w:r>
-    </w:p>
-    <w:p>
-      <w:pPr>
-        <w:spacing w:before="100" w:beforeAutospacing="1" w:after="100" w:afterAutospacing="1"/>
-        <w:rPr>
-          <w:sz w:val="24"/>
-          <w:szCs w:val="24"/>
-        </w:rPr>
-      </w:pPr>
-      <w:r>
-        <w:rPr>
-          <w:sz w:val="24"/>
-          <w:szCs w:val="24"/>
-        </w:rPr>
-        <w:t xml:space="preserve">Orden de 29/12/2025 (DOG nº 15, de 23/01/2026). Los cursos deben terminar antes del 31/03/2027.</w:t>
-      </w:r>
-    </w:p>
-    <w:p>
-      <w:pPr>
-        <w:spacing w:before="100" w:beforeAutospacing="1" w:after="100" w:afterAutospacing="1"/>
-        <w:rPr>
-          <w:b/>
-          <w:bCs/>
-          <w:sz w:val="24"/>
-          <w:szCs w:val="24"/>
-          <w:lang w:eastAsia="es-ES"/>
-        </w:rPr>
-      </w:pPr>
-      <w:r>
-        <w:rPr>
-          <w:b/>
-          <w:bCs/>
-          <w:sz w:val="24"/>
-          <w:szCs w:val="24"/>
-          <w:lang w:eastAsia="es-ES"/>
-        </w:rPr>
-        <w:t xml:space="preserve">¿A quién va dirigida?</w:t>
-      </w:r>
-    </w:p>
-    <w:p>
-      <w:pPr>
-        <w:numPr>
-          <w:ilvl w:val="0"/>
-          <w:numId w:val="2"/>
-        </w:numPr>
-        <w:spacing w:before="100" w:beforeAutospacing="1" w:after="100" w:afterAutospacing="1"/>
-        <w:rPr>
-          <w:rFonts w:eastAsia="Times New Roman"/>
-          <w:sz w:val="24"/>
-          <w:szCs w:val="24"/>
-          <w:lang w:eastAsia="es-ES"/>
-        </w:rPr>
-      </w:pPr>
-      <w:r>
-        <w:rPr>
-          <w:rFonts w:eastAsia="Times New Roman"/>
-          <w:sz w:val="24"/>
-          <w:szCs w:val="24"/>
-          <w:lang w:eastAsia="es-ES"/>
-        </w:rPr>
-        <w:t xml:space="preserve">Personas </w:t>
-      </w:r>
-      <w:r>
-        <w:rPr>
-          <w:rFonts w:eastAsia="Times New Roman"/>
-          <w:b/>
-          <w:bCs/>
-          <w:sz w:val="24"/>
-          <w:szCs w:val="24"/>
-          <w:lang w:eastAsia="es-ES"/>
-        </w:rPr>
-        <w:t xml:space="preserve">ocupadas</w:t>
-      </w:r>
-      <w:r>
-        <w:rPr>
-          <w:rFonts w:eastAsia="Times New Roman"/>
-          <w:sz w:val="24"/>
-          <w:szCs w:val="24"/>
-          <w:lang w:eastAsia="es-ES"/>
-        </w:rPr>
-        <w:t xml:space="preserve"> con centro de trabajo en Galicia.</w:t>
-      </w:r>
-    </w:p>
-    <w:p>
-      <w:pPr>
-        <w:numPr>
-          <w:ilvl w:val="0"/>
-          <w:numId w:val="2"/>
-        </w:numPr>
-        <w:spacing w:before="100" w:beforeAutospacing="1" w:after="100" w:afterAutospacing="1"/>
-        <w:rPr>
-          <w:rFonts w:eastAsia="Times New Roman"/>
-          <w:sz w:val="24"/>
-          <w:szCs w:val="24"/>
-          <w:lang w:eastAsia="es-ES"/>
-        </w:rPr>
-      </w:pPr>
-      <w:r>
-        <w:rPr>
-          <w:rFonts w:eastAsia="Times New Roman"/>
-          <w:sz w:val="24"/>
-          <w:szCs w:val="24"/>
-          <w:lang w:eastAsia="es-ES"/>
-        </w:rPr>
-        <w:t xml:space="preserve">Desempleados: como máximo el </w:t>
-      </w:r>
-      <w:r>
-        <w:rPr>
-          <w:rFonts w:eastAsia="Times New Roman"/>
-          <w:b/>
-          <w:bCs/>
-          <w:sz w:val="24"/>
-          <w:szCs w:val="24"/>
-          <w:lang w:eastAsia="es-ES"/>
-        </w:rPr>
-        <w:t xml:space="preserve">30%</w:t>
-      </w:r>
-      <w:r>
-        <w:rPr>
-          <w:rFonts w:eastAsia="Times New Roman"/>
-          <w:sz w:val="24"/>
-          <w:szCs w:val="24"/>
-          <w:lang w:eastAsia="es-ES"/>
-        </w:rPr>
-        <w:t xml:space="preserve"> de las plazas.</w:t>
-      </w:r>
-    </w:p>
-    <w:p>
-      <w:pPr>
-        <w:numPr>
-          <w:ilvl w:val="0"/>
-          <w:numId w:val="2"/>
-        </w:numPr>
-        <w:spacing w:before="100" w:beforeAutospacing="1" w:after="100" w:afterAutospacing="1"/>
-        <w:rPr>
-          <w:rFonts w:eastAsia="Times New Roman"/>
-          <w:sz w:val="24"/>
-          <w:szCs w:val="24"/>
-          <w:lang w:eastAsia="es-ES"/>
-        </w:rPr>
-      </w:pPr>
-      <w:r>
-        <w:rPr>
-          <w:rFonts w:eastAsia="Times New Roman"/>
-          <w:sz w:val="24"/>
-          <w:szCs w:val="24"/>
-          <w:lang w:eastAsia="es-ES"/>
-        </w:rPr>
-        <w:t xml:space="preserve">Máximo 30 alumnos por grupo en teleformación.</w:t>
-      </w:r>
-    </w:p>
-    <w:p>
-      <w:pPr>
-        <w:spacing w:before="100" w:beforeAutospacing="1" w:after="100" w:afterAutospacing="1"/>
-        <w:rPr>
-          <w:b/>
-          <w:bCs/>
-          <w:sz w:val="24"/>
-          <w:szCs w:val="24"/>
-          <w:lang w:eastAsia="es-ES"/>
-        </w:rPr>
-      </w:pPr>
-      <w:r>
-        <w:rPr>
-          <w:b/>
-          <w:bCs/>
-          <w:sz w:val="24"/>
-          <w:szCs w:val="24"/>
-          <w:lang w:eastAsia="es-ES"/>
-        </w:rPr>
-        <w:t xml:space="preserve">Documentación del alumno</w:t>
-      </w:r>
-    </w:p>
-    <w:p>
-      <w:pPr>
-        <w:numPr>
-          <w:ilvl w:val="0"/>
-          <w:numId w:val="2"/>
-        </w:numPr>
-        <w:spacing w:before="100" w:beforeAutospacing="1" w:after="100" w:afterAutospacing="1"/>
-        <w:rPr>
-          <w:rFonts w:eastAsia="Times New Roman"/>
-          <w:sz w:val="24"/>
-          <w:szCs w:val="24"/>
-          <w:lang w:eastAsia="es-ES"/>
-        </w:rPr>
-      </w:pPr>
-      <w:r>
-        <w:rPr>
-          <w:rFonts w:eastAsia="Times New Roman"/>
-          <w:sz w:val="24"/>
-          <w:szCs w:val="24"/>
-          <w:lang w:eastAsia="es-ES"/>
-        </w:rPr>
-        <w:t xml:space="preserve">Ficha de inscripción, protección de datos (RGPD) y documento de derechos y obligaciones, firmados.</w:t>
-      </w:r>
-    </w:p>
-    <w:p>
-      <w:pPr>
-        <w:numPr>
-          <w:ilvl w:val="0"/>
-          <w:numId w:val="2"/>
-        </w:numPr>
-        <w:spacing w:before="100" w:beforeAutospacing="1" w:after="100" w:afterAutospacing="1"/>
-        <w:rPr>
-          <w:rFonts w:eastAsia="Times New Roman"/>
-          <w:sz w:val="24"/>
-          <w:szCs w:val="24"/>
-          <w:lang w:eastAsia="es-ES"/>
-        </w:rPr>
-      </w:pPr>
-      <w:r>
-        <w:rPr>
-          <w:rFonts w:eastAsia="Times New Roman"/>
-          <w:b/>
-          <w:bCs/>
-          <w:sz w:val="24"/>
-          <w:szCs w:val="24"/>
-          <w:lang w:eastAsia="es-ES"/>
-        </w:rPr>
-        <w:t xml:space="preserve">No hay que pedir la vida laboral</w:t>
-      </w:r>
-      <w:r>
-        <w:rPr>
-          <w:rFonts w:eastAsia="Times New Roman"/>
-          <w:sz w:val="24"/>
-          <w:szCs w:val="24"/>
-          <w:lang w:eastAsia="es-ES"/>
-        </w:rPr>
-        <w:t xml:space="preserve">: la consulta la Xunta de oficio.</w:t>
-      </w:r>
-    </w:p>
-    <w:p>
-      <w:pPr>
-        <w:spacing w:before="100" w:beforeAutospacing="1" w:after="100" w:afterAutospacing="1"/>
-        <w:rPr>
-          <w:b/>
-          <w:bCs/>
-          <w:sz w:val="24"/>
-          <w:szCs w:val="24"/>
-          <w:lang w:eastAsia="es-ES"/>
-        </w:rPr>
-      </w:pPr>
-      <w:r>
-        <w:rPr>
-          <w:b/>
-          <w:bCs/>
-          <w:sz w:val="24"/>
-          <w:szCs w:val="24"/>
-          <w:lang w:eastAsia="es-ES"/>
-        </w:rPr>
-        <w:t xml:space="preserve">Requisitos para superar el curso</w:t>
-      </w:r>
-    </w:p>
-    <w:p>
-      <w:pPr>
-        <w:numPr>
-          <w:ilvl w:val="0"/>
-          <w:numId w:val="2"/>
-        </w:numPr>
-        <w:spacing w:before="100" w:beforeAutospacing="1" w:after="100" w:afterAutospacing="1"/>
-        <w:rPr>
-          <w:rFonts w:eastAsia="Times New Roman"/>
-          <w:sz w:val="24"/>
-          <w:szCs w:val="24"/>
-          <w:lang w:eastAsia="es-ES"/>
-        </w:rPr>
-      </w:pPr>
-      <w:r>
-        <w:rPr>
-          <w:rFonts w:eastAsia="Times New Roman"/>
-          <w:sz w:val="24"/>
-          <w:szCs w:val="24"/>
-          <w:lang w:eastAsia="es-ES"/>
-        </w:rPr>
-        <w:t xml:space="preserve">Realizar </w:t>
-      </w:r>
-      <w:r>
-        <w:rPr>
-          <w:rFonts w:eastAsia="Times New Roman"/>
-          <w:b/>
-          <w:bCs/>
-          <w:sz w:val="24"/>
-          <w:szCs w:val="24"/>
-          <w:lang w:eastAsia="es-ES"/>
-        </w:rPr>
-        <w:t xml:space="preserve">dentro de plazo al menos el 75% de los controles</w:t>
-      </w:r>
-      <w:r>
-        <w:rPr>
-          <w:rFonts w:eastAsia="Times New Roman"/>
-          <w:sz w:val="24"/>
-          <w:szCs w:val="24"/>
-          <w:lang w:eastAsia="es-ES"/>
-        </w:rPr>
-        <w:t xml:space="preserve"> de aprendizaje: hay un control cada 20 horas y el alumno tiene </w:t>
-      </w:r>
-      <w:r>
-        <w:rPr>
-          <w:rFonts w:eastAsia="Times New Roman"/>
-          <w:b/>
-          <w:bCs/>
-          <w:sz w:val="24"/>
-          <w:szCs w:val="24"/>
-          <w:lang w:eastAsia="es-ES"/>
-        </w:rPr>
-        <w:t xml:space="preserve">5 días hábiles</w:t>
-      </w:r>
-      <w:r>
-        <w:rPr>
-          <w:rFonts w:eastAsia="Times New Roman"/>
-          <w:sz w:val="24"/>
-          <w:szCs w:val="24"/>
-          <w:lang w:eastAsia="es-ES"/>
-        </w:rPr>
-        <w:t xml:space="preserve"> para hacerlo.</w:t>
-      </w:r>
-    </w:p>
-    <w:p>
-      <w:pPr>
-        <w:numPr>
-          <w:ilvl w:val="0"/>
-          <w:numId w:val="2"/>
-        </w:numPr>
-        <w:spacing w:before="100" w:beforeAutospacing="1" w:after="100" w:afterAutospacing="1"/>
-        <w:rPr>
-          <w:rFonts w:eastAsia="Times New Roman"/>
-          <w:sz w:val="24"/>
-          <w:szCs w:val="24"/>
-          <w:lang w:eastAsia="es-ES"/>
-        </w:rPr>
-      </w:pPr>
-      <w:r>
-        <w:rPr>
-          <w:rFonts w:eastAsia="Times New Roman"/>
-          <w:sz w:val="24"/>
-          <w:szCs w:val="24"/>
-          <w:lang w:eastAsia="es-ES"/>
-        </w:rPr>
-        <w:t xml:space="preserve">Superar la </w:t>
-      </w:r>
-      <w:r>
-        <w:rPr>
-          <w:rFonts w:eastAsia="Times New Roman"/>
-          <w:b/>
-          <w:bCs/>
-          <w:sz w:val="24"/>
-          <w:szCs w:val="24"/>
-          <w:lang w:eastAsia="es-ES"/>
-        </w:rPr>
-        <w:t xml:space="preserve">prueba final de aptitud</w:t>
-      </w:r>
-      <w:r>
-        <w:rPr>
-          <w:rFonts w:eastAsia="Times New Roman"/>
-          <w:sz w:val="24"/>
-          <w:szCs w:val="24"/>
-          <w:lang w:eastAsia="es-ES"/>
-        </w:rPr>
-        <w:t xml:space="preserve"> (apto).</w:t>
-      </w:r>
-    </w:p>
-    <w:p>
-      <w:pPr>
-        <w:numPr>
-          <w:ilvl w:val="0"/>
-          <w:numId w:val="2"/>
-        </w:numPr>
-        <w:spacing w:before="100" w:beforeAutospacing="1" w:after="100" w:afterAutospacing="1"/>
-        <w:rPr>
-          <w:rFonts w:eastAsia="Times New Roman"/>
-          <w:sz w:val="24"/>
-          <w:szCs w:val="24"/>
-          <w:lang w:eastAsia="es-ES"/>
-        </w:rPr>
-      </w:pPr>
-      <w:r>
-        <w:rPr>
-          <w:rFonts w:eastAsia="Times New Roman"/>
-          <w:sz w:val="24"/>
-          <w:szCs w:val="24"/>
-          <w:lang w:eastAsia="es-ES"/>
-        </w:rPr>
-        <w:t xml:space="preserve">Superar el </w:t>
-      </w:r>
-      <w:r>
-        <w:rPr>
-          <w:rFonts w:eastAsia="Times New Roman"/>
-          <w:b/>
-          <w:bCs/>
-          <w:sz w:val="24"/>
-          <w:szCs w:val="24"/>
-          <w:lang w:eastAsia="es-ES"/>
-        </w:rPr>
-        <w:t xml:space="preserve">módulo de igualdad</w:t>
-      </w:r>
-      <w:r>
-        <w:rPr>
-          <w:rFonts w:eastAsia="Times New Roman"/>
-          <w:sz w:val="24"/>
-          <w:szCs w:val="24"/>
-          <w:lang w:eastAsia="es-ES"/>
-        </w:rPr>
-        <w:t xml:space="preserve"> (5 h en cursos de hasta 50 h; 10 h en los más largos).</w:t>
-      </w:r>
-    </w:p>
-    <w:p>
-      <w:pPr>
-        <w:numPr>
-          <w:ilvl w:val="0"/>
-          <w:numId w:val="2"/>
-        </w:numPr>
-        <w:spacing w:before="100" w:beforeAutospacing="1" w:after="100" w:afterAutospacing="1"/>
-        <w:rPr>
-          <w:rFonts w:eastAsia="Times New Roman"/>
-          <w:sz w:val="24"/>
-          <w:szCs w:val="24"/>
-          <w:lang w:eastAsia="es-ES"/>
-        </w:rPr>
-      </w:pPr>
-      <w:r>
-        <w:rPr>
-          <w:rFonts w:eastAsia="Times New Roman"/>
-          <w:sz w:val="24"/>
-          <w:szCs w:val="24"/>
-          <w:lang w:eastAsia="es-ES"/>
-        </w:rPr>
-        <w:t xml:space="preserve">Las horas de conexión no cuentan.</w:t>
-      </w:r>
-    </w:p>
-    <w:p>
-      <w:pPr>
-        <w:spacing w:before="100" w:beforeAutospacing="1" w:after="100" w:afterAutospacing="1"/>
-        <w:rPr>
-          <w:b/>
-          <w:bCs/>
-          <w:sz w:val="24"/>
-          <w:szCs w:val="24"/>
-          <w:lang w:eastAsia="es-ES"/>
-        </w:rPr>
-      </w:pPr>
-      <w:r>
-        <w:rPr>
-          <w:b/>
-          <w:bCs/>
-          <w:sz w:val="24"/>
-          <w:szCs w:val="24"/>
-          <w:lang w:eastAsia="es-ES"/>
-        </w:rPr>
-        <w:t xml:space="preserve">Otros aspectos importantes</w:t>
-      </w:r>
-    </w:p>
-    <w:p>
-      <w:pPr>
-        <w:numPr>
-          <w:ilvl w:val="0"/>
-          <w:numId w:val="2"/>
-        </w:numPr>
-        <w:spacing w:before="100" w:beforeAutospacing="1" w:after="100" w:afterAutospacing="1"/>
-        <w:rPr>
-          <w:rFonts w:eastAsia="Times New Roman"/>
-          <w:sz w:val="24"/>
-          <w:szCs w:val="24"/>
-          <w:lang w:eastAsia="es-ES"/>
-        </w:rPr>
-      </w:pPr>
-      <w:r>
-        <w:rPr>
-          <w:rFonts w:eastAsia="Times New Roman"/>
-          <w:sz w:val="24"/>
-          <w:szCs w:val="24"/>
-          <w:lang w:eastAsia="es-ES"/>
-        </w:rPr>
-        <w:t xml:space="preserve">El curso solo empieza si </w:t>
-      </w:r>
-      <w:r>
-        <w:rPr>
-          <w:rFonts w:eastAsia="Times New Roman"/>
-          <w:b/>
-          <w:bCs/>
-          <w:sz w:val="24"/>
-          <w:szCs w:val="24"/>
-          <w:lang w:eastAsia="es-ES"/>
-        </w:rPr>
-        <w:t xml:space="preserve">al menos el 50% del alumnado se conecta en los 5 primeros días</w:t>
+        <w:t xml:space="preserve">NORMAS COMUNES A TODAS (normativa estatal)</w:t>
+      </w:r>
+    </w:p>
+    <w:p>
+      <w:pPr>
+        <w:spacing w:before="100" w:beforeAutospacing="1" w:after="100" w:afterAutospacing="1"/>
+        <w:rPr>
+          <w:sz w:val="24"/>
+          <w:szCs w:val="24"/>
+        </w:rPr>
+      </w:pPr>
+      <w:r>
+        <w:rPr>
+          <w:sz w:val="24"/>
+          <w:szCs w:val="24"/>
+        </w:rPr>
+        <w:t xml:space="preserve">Se aplican salvo que la convocatoria diga otra cosa: RD 694/2017, Orden TMS/368/2019 y Orden TMS/369/2019 (BOE).</w:t>
+      </w:r>
+    </w:p>
+    <w:p>
+      <w:pPr>
+        <w:numPr>
+          <w:ilvl w:val="0"/>
+          <w:numId w:val="2"/>
+        </w:numPr>
+        <w:spacing w:before="100" w:beforeAutospacing="1" w:after="100" w:afterAutospacing="1"/>
+        <w:rPr>
+          <w:rFonts w:eastAsia="Times New Roman"/>
+          <w:sz w:val="24"/>
+          <w:szCs w:val="24"/>
+          <w:lang w:eastAsia="es-ES"/>
+        </w:rPr>
+      </w:pPr>
+      <w:r>
+        <w:rPr>
+          <w:rFonts w:eastAsia="Times New Roman"/>
+          <w:b/>
+          <w:bCs/>
+          <w:sz w:val="24"/>
+          <w:szCs w:val="24"/>
+          <w:lang w:eastAsia="es-ES"/>
+        </w:rPr>
+        <w:t xml:space="preserve">Teleformación</w:t>
+      </w:r>
+      <w:r>
+        <w:rPr>
+          <w:rFonts w:eastAsia="Times New Roman"/>
+          <w:sz w:val="24"/>
+          <w:szCs w:val="24"/>
+          <w:lang w:eastAsia="es-ES"/>
+        </w:rPr>
+        <w:t xml:space="preserve">: la parte presencial no puede superar el 20% del curso.</w:t>
+      </w:r>
+    </w:p>
+    <w:p>
+      <w:pPr>
+        <w:numPr>
+          <w:ilvl w:val="0"/>
+          <w:numId w:val="2"/>
+        </w:numPr>
+        <w:spacing w:before="100" w:beforeAutospacing="1" w:after="100" w:afterAutospacing="1"/>
+        <w:rPr>
+          <w:rFonts w:eastAsia="Times New Roman"/>
+          <w:sz w:val="24"/>
+          <w:szCs w:val="24"/>
+          <w:lang w:eastAsia="es-ES"/>
+        </w:rPr>
+      </w:pPr>
+      <w:r>
+        <w:rPr>
+          <w:rFonts w:eastAsia="Times New Roman"/>
+          <w:b/>
+          <w:bCs/>
+          <w:sz w:val="24"/>
+          <w:szCs w:val="24"/>
+          <w:lang w:eastAsia="es-ES"/>
+        </w:rPr>
+        <w:t xml:space="preserve">Tutor</w:t>
+      </w:r>
+      <w:r>
+        <w:rPr>
+          <w:rFonts w:eastAsia="Times New Roman"/>
+          <w:sz w:val="24"/>
+          <w:szCs w:val="24"/>
+          <w:lang w:eastAsia="es-ES"/>
+        </w:rPr>
+        <w:t xml:space="preserve">: como mínimo 1 por cada 80 alumnos, con formación o experiencia en teleformación. Debe acoger, orientar, hacer seguimiento, resolver dudas y evaluar, y </w:t>
+      </w:r>
+      <w:r>
+        <w:rPr>
+          <w:rFonts w:eastAsia="Times New Roman"/>
+          <w:b/>
+          <w:bCs/>
+          <w:sz w:val="24"/>
+          <w:szCs w:val="24"/>
+          <w:lang w:eastAsia="es-ES"/>
+        </w:rPr>
+        <w:t xml:space="preserve">toda su actividad debe quedar registrada en la plataforma</w:t>
       </w:r>
       <w:r>
         <w:rPr>
@@ -653,149 +264,191 @@
       <w:r>
         <w:rPr>
           <w:rFonts w:eastAsia="Times New Roman"/>
-          <w:b/>
-          <w:bCs/>
-          <w:sz w:val="24"/>
-          <w:szCs w:val="24"/>
-          <w:lang w:eastAsia="es-ES"/>
-        </w:rPr>
-        <w:t xml:space="preserve">Baja obligatoria</w:t>
-      </w:r>
-      <w:r>
-        <w:rPr>
-          <w:rFonts w:eastAsia="Times New Roman"/>
-          <w:sz w:val="24"/>
-          <w:szCs w:val="24"/>
-          <w:lang w:eastAsia="es-ES"/>
-        </w:rPr>
-        <w:t xml:space="preserve"> si el alumno deja sin hacer, o hace fuera de plazo, más del 25% de los controles.</w:t>
-      </w:r>
-    </w:p>
-    <w:p>
-      <w:pPr>
-        <w:numPr>
-          <w:ilvl w:val="0"/>
-          <w:numId w:val="2"/>
-        </w:numPr>
-        <w:spacing w:before="100" w:beforeAutospacing="1" w:after="100" w:afterAutospacing="1"/>
-        <w:rPr>
-          <w:rFonts w:eastAsia="Times New Roman"/>
-          <w:sz w:val="24"/>
-          <w:szCs w:val="24"/>
-          <w:lang w:eastAsia="es-ES"/>
-        </w:rPr>
-      </w:pPr>
-      <w:r>
-        <w:rPr>
-          <w:rFonts w:eastAsia="Times New Roman"/>
-          <w:sz w:val="24"/>
-          <w:szCs w:val="24"/>
-          <w:lang w:eastAsia="es-ES"/>
-        </w:rPr>
-        <w:t xml:space="preserve">Incorporaciones: hasta el 25% del curso y tras una prueba de nivel.</w:t>
-      </w:r>
-    </w:p>
-    <w:p>
-      <w:pPr>
-        <w:numPr>
-          <w:ilvl w:val="0"/>
-          <w:numId w:val="2"/>
-        </w:numPr>
-        <w:spacing w:before="100" w:beforeAutospacing="1" w:after="100" w:afterAutospacing="1"/>
-        <w:rPr>
-          <w:rFonts w:eastAsia="Times New Roman"/>
-          <w:sz w:val="24"/>
-          <w:szCs w:val="24"/>
-          <w:lang w:eastAsia="es-ES"/>
-        </w:rPr>
-      </w:pPr>
-      <w:r>
-        <w:rPr>
-          <w:rFonts w:eastAsia="Times New Roman"/>
-          <w:b/>
-          <w:bCs/>
-          <w:sz w:val="24"/>
-          <w:szCs w:val="24"/>
-          <w:lang w:eastAsia="es-ES"/>
-        </w:rPr>
-        <w:t xml:space="preserve">Dos cuestionarios</w:t>
-      </w:r>
-      <w:r>
-        <w:rPr>
-          <w:rFonts w:eastAsia="Times New Roman"/>
-          <w:sz w:val="24"/>
-          <w:szCs w:val="24"/>
-          <w:lang w:eastAsia="es-ES"/>
-        </w:rPr>
-        <w:t xml:space="preserve">: uno en el primer cuarto del curso y otro al final.</w:t>
-      </w:r>
-    </w:p>
-    <w:p>
-      <w:pPr>
-        <w:numPr>
-          <w:ilvl w:val="0"/>
-          <w:numId w:val="2"/>
-        </w:numPr>
-        <w:spacing w:before="100" w:beforeAutospacing="1" w:after="100" w:afterAutospacing="1"/>
-        <w:rPr>
-          <w:rFonts w:eastAsia="Times New Roman"/>
-          <w:sz w:val="24"/>
-          <w:szCs w:val="24"/>
-          <w:lang w:eastAsia="es-ES"/>
-        </w:rPr>
-      </w:pPr>
-      <w:r>
-        <w:rPr>
-          <w:rFonts w:eastAsia="Times New Roman"/>
-          <w:sz w:val="24"/>
-          <w:szCs w:val="24"/>
-          <w:lang w:eastAsia="es-ES"/>
-        </w:rPr>
-        <w:t xml:space="preserve">Materiales e información del curso en </w:t>
-      </w:r>
-      <w:r>
-        <w:rPr>
-          <w:rFonts w:eastAsia="Times New Roman"/>
-          <w:b/>
-          <w:bCs/>
-          <w:sz w:val="24"/>
-          <w:szCs w:val="24"/>
-          <w:lang w:eastAsia="es-ES"/>
-        </w:rPr>
-        <w:t xml:space="preserve">gallego</w:t>
-      </w:r>
-      <w:r>
-        <w:rPr>
-          <w:rFonts w:eastAsia="Times New Roman"/>
-          <w:sz w:val="24"/>
-          <w:szCs w:val="24"/>
-          <w:lang w:eastAsia="es-ES"/>
-        </w:rPr>
-        <w:t xml:space="preserve">.</w:t>
-      </w:r>
-    </w:p>
-    <w:p>
-      <w:pPr>
-        <w:numPr>
-          <w:ilvl w:val="0"/>
-          <w:numId w:val="2"/>
-        </w:numPr>
-        <w:spacing w:before="100" w:beforeAutospacing="1" w:after="100" w:afterAutospacing="1"/>
-        <w:rPr>
-          <w:rFonts w:eastAsia="Times New Roman"/>
-          <w:sz w:val="24"/>
-          <w:szCs w:val="24"/>
-          <w:lang w:eastAsia="es-ES"/>
-        </w:rPr>
-      </w:pPr>
-      <w:r>
-        <w:rPr>
-          <w:rFonts w:eastAsia="Times New Roman"/>
-          <w:sz w:val="24"/>
-          <w:szCs w:val="24"/>
-          <w:lang w:eastAsia="es-ES"/>
-        </w:rPr>
-        <w:t xml:space="preserve">Diploma para los aptos; certificado de horas para el resto.</w:t>
+          <w:sz w:val="24"/>
+          <w:szCs w:val="24"/>
+          <w:lang w:eastAsia="es-ES"/>
+        </w:rPr>
+        <w:t xml:space="preserve">La plataforma debe tener </w:t>
+      </w:r>
+      <w:r>
+        <w:rPr>
+          <w:rFonts w:eastAsia="Times New Roman"/>
+          <w:b/>
+          <w:bCs/>
+          <w:sz w:val="24"/>
+          <w:szCs w:val="24"/>
+          <w:lang w:eastAsia="es-ES"/>
+        </w:rPr>
+        <w:t xml:space="preserve">mensajería, foro y chat</w:t>
+      </w:r>
+      <w:r>
+        <w:rPr>
+          <w:rFonts w:eastAsia="Times New Roman"/>
+          <w:sz w:val="24"/>
+          <w:szCs w:val="24"/>
+          <w:lang w:eastAsia="es-ES"/>
+        </w:rPr>
+        <w:t xml:space="preserve">. Las 48 h de respuesta de la norma estatal son para el soporte técnico; para el tutor solo son obligatorias en los certificados de profesionalidad.</w:t>
+      </w:r>
+    </w:p>
+    <w:p>
+      <w:pPr>
+        <w:numPr>
+          <w:ilvl w:val="0"/>
+          <w:numId w:val="2"/>
+        </w:numPr>
+        <w:spacing w:before="100" w:beforeAutospacing="1" w:after="100" w:afterAutospacing="1"/>
+        <w:rPr>
+          <w:rFonts w:eastAsia="Times New Roman"/>
+          <w:sz w:val="24"/>
+          <w:szCs w:val="24"/>
+          <w:lang w:eastAsia="es-ES"/>
+        </w:rPr>
+      </w:pPr>
+      <w:r>
+        <w:rPr>
+          <w:rFonts w:eastAsia="Times New Roman"/>
+          <w:b/>
+          <w:bCs/>
+          <w:sz w:val="24"/>
+          <w:szCs w:val="24"/>
+          <w:lang w:eastAsia="es-ES"/>
+        </w:rPr>
+        <w:t xml:space="preserve">Situación laboral</w:t>
+      </w:r>
+      <w:r>
+        <w:rPr>
+          <w:rFonts w:eastAsia="Times New Roman"/>
+          <w:sz w:val="24"/>
+          <w:szCs w:val="24"/>
+          <w:lang w:eastAsia="es-ES"/>
+        </w:rPr>
+        <w:t xml:space="preserve"> (ocupado o desempleado): la que tiene el alumno al inicio del curso.</w:t>
+      </w:r>
+    </w:p>
+    <w:p>
+      <w:pPr>
+        <w:numPr>
+          <w:ilvl w:val="0"/>
+          <w:numId w:val="2"/>
+        </w:numPr>
+        <w:spacing w:before="100" w:beforeAutospacing="1" w:after="100" w:afterAutospacing="1"/>
+        <w:rPr>
+          <w:rFonts w:eastAsia="Times New Roman"/>
+          <w:sz w:val="24"/>
+          <w:szCs w:val="24"/>
+          <w:lang w:eastAsia="es-ES"/>
+        </w:rPr>
+      </w:pPr>
+      <w:r>
+        <w:rPr>
+          <w:rFonts w:eastAsia="Times New Roman"/>
+          <w:b/>
+          <w:bCs/>
+          <w:sz w:val="24"/>
+          <w:szCs w:val="24"/>
+          <w:lang w:eastAsia="es-ES"/>
+        </w:rPr>
+        <w:t xml:space="preserve">Finalizado</w:t>
+      </w:r>
+      <w:r>
+        <w:rPr>
+          <w:rFonts w:eastAsia="Times New Roman"/>
+          <w:sz w:val="24"/>
+          <w:szCs w:val="24"/>
+          <w:lang w:eastAsia="es-ES"/>
+        </w:rPr>
+        <w:t xml:space="preserve">: haber realizado al menos el 75% de los controles periódicos, con independencia de las horas de conexión.</w:t>
+      </w:r>
+    </w:p>
+    <w:p>
+      <w:pPr>
+        <w:numPr>
+          <w:ilvl w:val="0"/>
+          <w:numId w:val="2"/>
+        </w:numPr>
+        <w:spacing w:before="100" w:beforeAutospacing="1" w:after="100" w:afterAutospacing="1"/>
+        <w:rPr>
+          <w:rFonts w:eastAsia="Times New Roman"/>
+          <w:sz w:val="24"/>
+          <w:szCs w:val="24"/>
+          <w:lang w:eastAsia="es-ES"/>
+        </w:rPr>
+      </w:pPr>
+      <w:r>
+        <w:rPr>
+          <w:rFonts w:eastAsia="Times New Roman"/>
+          <w:b/>
+          <w:bCs/>
+          <w:sz w:val="24"/>
+          <w:szCs w:val="24"/>
+          <w:lang w:eastAsia="es-ES"/>
+        </w:rPr>
+        <w:t xml:space="preserve">Diploma</w:t>
+      </w:r>
+      <w:r>
+        <w:rPr>
+          <w:rFonts w:eastAsia="Times New Roman"/>
+          <w:sz w:val="24"/>
+          <w:szCs w:val="24"/>
+          <w:lang w:eastAsia="es-ES"/>
+        </w:rPr>
+        <w:t xml:space="preserve"> para quien supera el curso con evaluación positiva; </w:t>
+      </w:r>
+      <w:r>
+        <w:rPr>
+          <w:rFonts w:eastAsia="Times New Roman"/>
+          <w:b/>
+          <w:bCs/>
+          <w:sz w:val="24"/>
+          <w:szCs w:val="24"/>
+          <w:lang w:eastAsia="es-ES"/>
+        </w:rPr>
+        <w:t xml:space="preserve">certificado de asistencia</w:t>
+      </w:r>
+      <w:r>
+        <w:rPr>
+          <w:rFonts w:eastAsia="Times New Roman"/>
+          <w:sz w:val="24"/>
+          <w:szCs w:val="24"/>
+          <w:lang w:eastAsia="es-ES"/>
+        </w:rPr>
+        <w:t xml:space="preserve"> para quien lo termina sin ella. Se entregan en un máximo de 2 meses.</w:t>
+      </w:r>
+    </w:p>
+    <w:p>
+      <w:pPr>
+        <w:numPr>
+          <w:ilvl w:val="0"/>
+          <w:numId w:val="2"/>
+        </w:numPr>
+        <w:spacing w:before="100" w:beforeAutospacing="1" w:after="100" w:afterAutospacing="1"/>
+        <w:rPr>
+          <w:rFonts w:eastAsia="Times New Roman"/>
+          <w:sz w:val="24"/>
+          <w:szCs w:val="24"/>
+          <w:lang w:eastAsia="es-ES"/>
+        </w:rPr>
+      </w:pPr>
+      <w:r>
+        <w:rPr>
+          <w:rFonts w:eastAsia="Times New Roman"/>
+          <w:b/>
+          <w:bCs/>
+          <w:sz w:val="24"/>
+          <w:szCs w:val="24"/>
+          <w:lang w:eastAsia="es-ES"/>
+        </w:rPr>
+        <w:t xml:space="preserve">Cuestionario de evaluación de la calidad</w:t>
+      </w:r>
+      <w:r>
+        <w:rPr>
+          <w:rFonts w:eastAsia="Times New Roman"/>
+          <w:sz w:val="24"/>
+          <w:szCs w:val="24"/>
+          <w:lang w:eastAsia="es-ES"/>
+        </w:rPr>
+        <w:t xml:space="preserve"> al terminar el curso (modelo del SEPE de 27/04/2009, salvo modelo propio de la comunidad).</w:t>
       </w:r>
     </w:p>
     <w:p>
@@ -829,23 +482,23 @@
           <w:sz w:val="28"/>
           <w:szCs w:val="28"/>
         </w:rPr>
-        <w:t xml:space="preserve">2. CATALUÑA NO FORMAL 2025</w:t>
-      </w:r>
-    </w:p>
-    <w:p>
-      <w:pPr>
-        <w:spacing w:before="100" w:beforeAutospacing="1" w:after="100" w:afterAutospacing="1"/>
-        <w:rPr>
-          <w:sz w:val="24"/>
-          <w:szCs w:val="24"/>
-        </w:rPr>
-      </w:pPr>
-      <w:r>
-        <w:rPr>
-          <w:sz w:val="24"/>
-          <w:szCs w:val="24"/>
-        </w:rPr>
-        <w:t xml:space="preserve">Resolució de 10/06/2025 del Consorci per a la Formació Contínua de Catalunya (DOGC nº 9435, de 17/06/2025). Ejecución hasta el 04/12/2026.</w:t>
+        <w:t xml:space="preserve">1. GALICIA OCUPADOS TR302A – SUMA TALENTO 2026</w:t>
+      </w:r>
+    </w:p>
+    <w:p>
+      <w:pPr>
+        <w:spacing w:before="100" w:beforeAutospacing="1" w:after="100" w:afterAutospacing="1"/>
+        <w:rPr>
+          <w:sz w:val="24"/>
+          <w:szCs w:val="24"/>
+        </w:rPr>
+      </w:pPr>
+      <w:r>
+        <w:rPr>
+          <w:sz w:val="24"/>
+          <w:szCs w:val="24"/>
+        </w:rPr>
+        <w:t xml:space="preserve">Orden de 29/12/2025 (DOG nº 15, de 23/01/2026). Los cursos deben terminar antes del 31/03/2027.</w:t>
       </w:r>
     </w:p>
     <w:p>
@@ -911,6 +564,419 @@
           <w:szCs w:val="24"/>
           <w:lang w:eastAsia="es-ES"/>
         </w:rPr>
+        <w:t xml:space="preserve"> con centro de trabajo en Galicia.</w:t>
+      </w:r>
+    </w:p>
+    <w:p>
+      <w:pPr>
+        <w:numPr>
+          <w:ilvl w:val="0"/>
+          <w:numId w:val="2"/>
+        </w:numPr>
+        <w:spacing w:before="100" w:beforeAutospacing="1" w:after="100" w:afterAutospacing="1"/>
+        <w:rPr>
+          <w:rFonts w:eastAsia="Times New Roman"/>
+          <w:sz w:val="24"/>
+          <w:szCs w:val="24"/>
+          <w:lang w:eastAsia="es-ES"/>
+        </w:rPr>
+      </w:pPr>
+      <w:r>
+        <w:rPr>
+          <w:rFonts w:eastAsia="Times New Roman"/>
+          <w:sz w:val="24"/>
+          <w:szCs w:val="24"/>
+          <w:lang w:eastAsia="es-ES"/>
+        </w:rPr>
+        <w:t xml:space="preserve">Desempleados: como máximo el </w:t>
+      </w:r>
+      <w:r>
+        <w:rPr>
+          <w:rFonts w:eastAsia="Times New Roman"/>
+          <w:b/>
+          <w:bCs/>
+          <w:sz w:val="24"/>
+          <w:szCs w:val="24"/>
+          <w:lang w:eastAsia="es-ES"/>
+        </w:rPr>
+        <w:t xml:space="preserve">30%</w:t>
+      </w:r>
+      <w:r>
+        <w:rPr>
+          <w:rFonts w:eastAsia="Times New Roman"/>
+          <w:sz w:val="24"/>
+          <w:szCs w:val="24"/>
+          <w:lang w:eastAsia="es-ES"/>
+        </w:rPr>
+        <w:t xml:space="preserve"> de las plazas.</w:t>
+      </w:r>
+    </w:p>
+    <w:p>
+      <w:pPr>
+        <w:numPr>
+          <w:ilvl w:val="0"/>
+          <w:numId w:val="2"/>
+        </w:numPr>
+        <w:spacing w:before="100" w:beforeAutospacing="1" w:after="100" w:afterAutospacing="1"/>
+        <w:rPr>
+          <w:rFonts w:eastAsia="Times New Roman"/>
+          <w:sz w:val="24"/>
+          <w:szCs w:val="24"/>
+          <w:lang w:eastAsia="es-ES"/>
+        </w:rPr>
+      </w:pPr>
+      <w:r>
+        <w:rPr>
+          <w:rFonts w:eastAsia="Times New Roman"/>
+          <w:sz w:val="24"/>
+          <w:szCs w:val="24"/>
+          <w:lang w:eastAsia="es-ES"/>
+        </w:rPr>
+        <w:t xml:space="preserve">Máximo 30 alumnos por grupo en teleformación.</w:t>
+      </w:r>
+    </w:p>
+    <w:p>
+      <w:pPr>
+        <w:spacing w:before="100" w:beforeAutospacing="1" w:after="100" w:afterAutospacing="1"/>
+        <w:rPr>
+          <w:b/>
+          <w:bCs/>
+          <w:sz w:val="24"/>
+          <w:szCs w:val="24"/>
+          <w:lang w:eastAsia="es-ES"/>
+        </w:rPr>
+      </w:pPr>
+      <w:r>
+        <w:rPr>
+          <w:b/>
+          <w:bCs/>
+          <w:sz w:val="24"/>
+          <w:szCs w:val="24"/>
+          <w:lang w:eastAsia="es-ES"/>
+        </w:rPr>
+        <w:t xml:space="preserve">Documentación del alumno</w:t>
+      </w:r>
+    </w:p>
+    <w:p>
+      <w:pPr>
+        <w:numPr>
+          <w:ilvl w:val="0"/>
+          <w:numId w:val="2"/>
+        </w:numPr>
+        <w:spacing w:before="100" w:beforeAutospacing="1" w:after="100" w:afterAutospacing="1"/>
+        <w:rPr>
+          <w:rFonts w:eastAsia="Times New Roman"/>
+          <w:sz w:val="24"/>
+          <w:szCs w:val="24"/>
+          <w:lang w:eastAsia="es-ES"/>
+        </w:rPr>
+      </w:pPr>
+      <w:r>
+        <w:rPr>
+          <w:rFonts w:eastAsia="Times New Roman"/>
+          <w:sz w:val="24"/>
+          <w:szCs w:val="24"/>
+          <w:lang w:eastAsia="es-ES"/>
+        </w:rPr>
+        <w:t xml:space="preserve">Ficha de inscripción, protección de datos (RGPD) y documento de derechos y obligaciones, firmados.</w:t>
+      </w:r>
+    </w:p>
+    <w:p>
+      <w:pPr>
+        <w:numPr>
+          <w:ilvl w:val="0"/>
+          <w:numId w:val="2"/>
+        </w:numPr>
+        <w:spacing w:before="100" w:beforeAutospacing="1" w:after="100" w:afterAutospacing="1"/>
+        <w:rPr>
+          <w:rFonts w:eastAsia="Times New Roman"/>
+          <w:sz w:val="24"/>
+          <w:szCs w:val="24"/>
+          <w:lang w:eastAsia="es-ES"/>
+        </w:rPr>
+      </w:pPr>
+      <w:r>
+        <w:rPr>
+          <w:rFonts w:eastAsia="Times New Roman"/>
+          <w:b/>
+          <w:bCs/>
+          <w:sz w:val="24"/>
+          <w:szCs w:val="24"/>
+          <w:lang w:eastAsia="es-ES"/>
+        </w:rPr>
+        <w:t xml:space="preserve">No hay que pedir la vida laboral</w:t>
+      </w:r>
+      <w:r>
+        <w:rPr>
+          <w:rFonts w:eastAsia="Times New Roman"/>
+          <w:sz w:val="24"/>
+          <w:szCs w:val="24"/>
+          <w:lang w:eastAsia="es-ES"/>
+        </w:rPr>
+        <w:t xml:space="preserve">: la consulta la Xunta de oficio.</w:t>
+      </w:r>
+    </w:p>
+    <w:p>
+      <w:pPr>
+        <w:spacing w:before="100" w:beforeAutospacing="1" w:after="100" w:afterAutospacing="1"/>
+        <w:rPr>
+          <w:b/>
+          <w:bCs/>
+          <w:sz w:val="24"/>
+          <w:szCs w:val="24"/>
+          <w:lang w:eastAsia="es-ES"/>
+        </w:rPr>
+      </w:pPr>
+      <w:r>
+        <w:rPr>
+          <w:b/>
+          <w:bCs/>
+          <w:sz w:val="24"/>
+          <w:szCs w:val="24"/>
+          <w:lang w:eastAsia="es-ES"/>
+        </w:rPr>
+        <w:t xml:space="preserve">Requisitos para superar el curso</w:t>
+      </w:r>
+    </w:p>
+    <w:p>
+      <w:pPr>
+        <w:numPr>
+          <w:ilvl w:val="0"/>
+          <w:numId w:val="2"/>
+        </w:numPr>
+        <w:spacing w:before="100" w:beforeAutospacing="1" w:after="100" w:afterAutospacing="1"/>
+        <w:rPr>
+          <w:rFonts w:eastAsia="Times New Roman"/>
+          <w:sz w:val="24"/>
+          <w:szCs w:val="24"/>
+          <w:lang w:eastAsia="es-ES"/>
+        </w:rPr>
+      </w:pPr>
+      <w:r>
+        <w:rPr>
+          <w:rFonts w:eastAsia="Times New Roman"/>
+          <w:sz w:val="24"/>
+          <w:szCs w:val="24"/>
+          <w:lang w:eastAsia="es-ES"/>
+        </w:rPr>
+        <w:t xml:space="preserve">Realizar </w:t>
+      </w:r>
+      <w:r>
+        <w:rPr>
+          <w:rFonts w:eastAsia="Times New Roman"/>
+          <w:b/>
+          <w:bCs/>
+          <w:sz w:val="24"/>
+          <w:szCs w:val="24"/>
+          <w:lang w:eastAsia="es-ES"/>
+        </w:rPr>
+        <w:t xml:space="preserve">dentro de plazo al menos el 75% de los controles</w:t>
+      </w:r>
+      <w:r>
+        <w:rPr>
+          <w:rFonts w:eastAsia="Times New Roman"/>
+          <w:sz w:val="24"/>
+          <w:szCs w:val="24"/>
+          <w:lang w:eastAsia="es-ES"/>
+        </w:rPr>
+        <w:t xml:space="preserve"> de aprendizaje: hay un control cada 20 horas y el alumno tiene </w:t>
+      </w:r>
+      <w:r>
+        <w:rPr>
+          <w:rFonts w:eastAsia="Times New Roman"/>
+          <w:b/>
+          <w:bCs/>
+          <w:sz w:val="24"/>
+          <w:szCs w:val="24"/>
+          <w:lang w:eastAsia="es-ES"/>
+        </w:rPr>
+        <w:t xml:space="preserve">5 días hábiles</w:t>
+      </w:r>
+      <w:r>
+        <w:rPr>
+          <w:rFonts w:eastAsia="Times New Roman"/>
+          <w:sz w:val="24"/>
+          <w:szCs w:val="24"/>
+          <w:lang w:eastAsia="es-ES"/>
+        </w:rPr>
+        <w:t xml:space="preserve"> para hacerlo.</w:t>
+      </w:r>
+    </w:p>
+    <w:p>
+      <w:pPr>
+        <w:numPr>
+          <w:ilvl w:val="0"/>
+          <w:numId w:val="2"/>
+        </w:numPr>
+        <w:spacing w:before="100" w:beforeAutospacing="1" w:after="100" w:afterAutospacing="1"/>
+        <w:rPr>
+          <w:rFonts w:eastAsia="Times New Roman"/>
+          <w:sz w:val="24"/>
+          <w:szCs w:val="24"/>
+          <w:lang w:eastAsia="es-ES"/>
+        </w:rPr>
+      </w:pPr>
+      <w:r>
+        <w:rPr>
+          <w:rFonts w:eastAsia="Times New Roman"/>
+          <w:sz w:val="24"/>
+          <w:szCs w:val="24"/>
+          <w:lang w:eastAsia="es-ES"/>
+        </w:rPr>
+        <w:t xml:space="preserve">Superar la </w:t>
+      </w:r>
+      <w:r>
+        <w:rPr>
+          <w:rFonts w:eastAsia="Times New Roman"/>
+          <w:b/>
+          <w:bCs/>
+          <w:sz w:val="24"/>
+          <w:szCs w:val="24"/>
+          <w:lang w:eastAsia="es-ES"/>
+        </w:rPr>
+        <w:t xml:space="preserve">prueba final de aptitud</w:t>
+      </w:r>
+      <w:r>
+        <w:rPr>
+          <w:rFonts w:eastAsia="Times New Roman"/>
+          <w:sz w:val="24"/>
+          <w:szCs w:val="24"/>
+          <w:lang w:eastAsia="es-ES"/>
+        </w:rPr>
+        <w:t xml:space="preserve"> (apto).</w:t>
+      </w:r>
+    </w:p>
+    <w:p>
+      <w:pPr>
+        <w:numPr>
+          <w:ilvl w:val="0"/>
+          <w:numId w:val="2"/>
+        </w:numPr>
+        <w:spacing w:before="100" w:beforeAutospacing="1" w:after="100" w:afterAutospacing="1"/>
+        <w:rPr>
+          <w:rFonts w:eastAsia="Times New Roman"/>
+          <w:sz w:val="24"/>
+          <w:szCs w:val="24"/>
+          <w:lang w:eastAsia="es-ES"/>
+        </w:rPr>
+      </w:pPr>
+      <w:r>
+        <w:rPr>
+          <w:rFonts w:eastAsia="Times New Roman"/>
+          <w:sz w:val="24"/>
+          <w:szCs w:val="24"/>
+          <w:lang w:eastAsia="es-ES"/>
+        </w:rPr>
+        <w:t xml:space="preserve">Superar el </w:t>
+      </w:r>
+      <w:r>
+        <w:rPr>
+          <w:rFonts w:eastAsia="Times New Roman"/>
+          <w:b/>
+          <w:bCs/>
+          <w:sz w:val="24"/>
+          <w:szCs w:val="24"/>
+          <w:lang w:eastAsia="es-ES"/>
+        </w:rPr>
+        <w:t xml:space="preserve">módulo de igualdad</w:t>
+      </w:r>
+      <w:r>
+        <w:rPr>
+          <w:rFonts w:eastAsia="Times New Roman"/>
+          <w:sz w:val="24"/>
+          <w:szCs w:val="24"/>
+          <w:lang w:eastAsia="es-ES"/>
+        </w:rPr>
+        <w:t xml:space="preserve"> (5 h en cursos de hasta 50 h; 10 h en los más largos).</w:t>
+      </w:r>
+    </w:p>
+    <w:p>
+      <w:pPr>
+        <w:numPr>
+          <w:ilvl w:val="0"/>
+          <w:numId w:val="2"/>
+        </w:numPr>
+        <w:spacing w:before="100" w:beforeAutospacing="1" w:after="100" w:afterAutospacing="1"/>
+        <w:rPr>
+          <w:rFonts w:eastAsia="Times New Roman"/>
+          <w:sz w:val="24"/>
+          <w:szCs w:val="24"/>
+          <w:lang w:eastAsia="es-ES"/>
+        </w:rPr>
+      </w:pPr>
+      <w:r>
+        <w:rPr>
+          <w:rFonts w:eastAsia="Times New Roman"/>
+          <w:sz w:val="24"/>
+          <w:szCs w:val="24"/>
+          <w:lang w:eastAsia="es-ES"/>
+        </w:rPr>
+        <w:t xml:space="preserve">Las horas de conexión no cuentan.</w:t>
+      </w:r>
+    </w:p>
+    <w:p>
+      <w:pPr>
+        <w:spacing w:before="100" w:beforeAutospacing="1" w:after="100" w:afterAutospacing="1"/>
+        <w:rPr>
+          <w:b/>
+          <w:bCs/>
+          <w:sz w:val="24"/>
+          <w:szCs w:val="24"/>
+          <w:lang w:eastAsia="es-ES"/>
+        </w:rPr>
+      </w:pPr>
+      <w:r>
+        <w:rPr>
+          <w:b/>
+          <w:bCs/>
+          <w:sz w:val="24"/>
+          <w:szCs w:val="24"/>
+          <w:lang w:eastAsia="es-ES"/>
+        </w:rPr>
+        <w:t xml:space="preserve">Otros aspectos importantes</w:t>
+      </w:r>
+    </w:p>
+    <w:p>
+      <w:pPr>
+        <w:numPr>
+          <w:ilvl w:val="0"/>
+          <w:numId w:val="2"/>
+        </w:numPr>
+        <w:spacing w:before="100" w:beforeAutospacing="1" w:after="100" w:afterAutospacing="1"/>
+        <w:rPr>
+          <w:rFonts w:eastAsia="Times New Roman"/>
+          <w:sz w:val="24"/>
+          <w:szCs w:val="24"/>
+          <w:lang w:eastAsia="es-ES"/>
+        </w:rPr>
+      </w:pPr>
+      <w:r>
+        <w:rPr>
+          <w:rFonts w:eastAsia="Times New Roman"/>
+          <w:sz w:val="24"/>
+          <w:szCs w:val="24"/>
+          <w:lang w:eastAsia="es-ES"/>
+        </w:rPr>
+        <w:t xml:space="preserve">El curso solo empieza si </w:t>
+      </w:r>
+      <w:r>
+        <w:rPr>
+          <w:rFonts w:eastAsia="Times New Roman"/>
+          <w:b/>
+          <w:bCs/>
+          <w:sz w:val="24"/>
+          <w:szCs w:val="24"/>
+          <w:lang w:eastAsia="es-ES"/>
+        </w:rPr>
+        <w:t xml:space="preserve">al menos el 50% del alumnado se conecta en los 5 primeros días</w:t>
+      </w:r>
+      <w:r>
+        <w:rPr>
+          <w:rFonts w:eastAsia="Times New Roman"/>
+          <w:sz w:val="24"/>
+          <w:szCs w:val="24"/>
+          <w:lang w:eastAsia="es-ES"/>
+        </w:rPr>
         <w:t xml:space="preserve">.</w:t>
       </w:r>
     </w:p>
@@ -931,22 +997,116 @@
       <w:r>
         <w:rPr>
           <w:rFonts w:eastAsia="Times New Roman"/>
-          <w:sz w:val="24"/>
-          <w:szCs w:val="24"/>
-          <w:lang w:eastAsia="es-ES"/>
-        </w:rPr>
-        <w:t xml:space="preserve">Desempleados: como máximo el </w:t>
-      </w:r>
-      <w:r>
-        <w:rPr>
-          <w:rFonts w:eastAsia="Times New Roman"/>
-          <w:b/>
-          <w:bCs/>
-          <w:sz w:val="24"/>
-          <w:szCs w:val="24"/>
-          <w:lang w:eastAsia="es-ES"/>
-        </w:rPr>
-        <w:t xml:space="preserve">30%</w:t>
+          <w:b/>
+          <w:bCs/>
+          <w:sz w:val="24"/>
+          <w:szCs w:val="24"/>
+          <w:lang w:eastAsia="es-ES"/>
+        </w:rPr>
+        <w:t xml:space="preserve">Baja obligatoria</w:t>
+      </w:r>
+      <w:r>
+        <w:rPr>
+          <w:rFonts w:eastAsia="Times New Roman"/>
+          <w:sz w:val="24"/>
+          <w:szCs w:val="24"/>
+          <w:lang w:eastAsia="es-ES"/>
+        </w:rPr>
+        <w:t xml:space="preserve"> si el alumno deja sin hacer, o hace fuera de plazo, más del 25% de los controles.</w:t>
+      </w:r>
+    </w:p>
+    <w:p>
+      <w:pPr>
+        <w:numPr>
+          <w:ilvl w:val="0"/>
+          <w:numId w:val="2"/>
+        </w:numPr>
+        <w:spacing w:before="100" w:beforeAutospacing="1" w:after="100" w:afterAutospacing="1"/>
+        <w:rPr>
+          <w:rFonts w:eastAsia="Times New Roman"/>
+          <w:sz w:val="24"/>
+          <w:szCs w:val="24"/>
+          <w:lang w:eastAsia="es-ES"/>
+        </w:rPr>
+      </w:pPr>
+      <w:r>
+        <w:rPr>
+          <w:rFonts w:eastAsia="Times New Roman"/>
+          <w:sz w:val="24"/>
+          <w:szCs w:val="24"/>
+          <w:lang w:eastAsia="es-ES"/>
+        </w:rPr>
+        <w:t xml:space="preserve">Incorporaciones: hasta el 25% del curso y tras una prueba de nivel.</w:t>
+      </w:r>
+    </w:p>
+    <w:p>
+      <w:pPr>
+        <w:numPr>
+          <w:ilvl w:val="0"/>
+          <w:numId w:val="2"/>
+        </w:numPr>
+        <w:spacing w:before="100" w:beforeAutospacing="1" w:after="100" w:afterAutospacing="1"/>
+        <w:rPr>
+          <w:rFonts w:eastAsia="Times New Roman"/>
+          <w:sz w:val="24"/>
+          <w:szCs w:val="24"/>
+          <w:lang w:eastAsia="es-ES"/>
+        </w:rPr>
+      </w:pPr>
+      <w:r>
+        <w:rPr>
+          <w:rFonts w:eastAsia="Times New Roman"/>
+          <w:b/>
+          <w:bCs/>
+          <w:sz w:val="24"/>
+          <w:szCs w:val="24"/>
+          <w:lang w:eastAsia="es-ES"/>
+        </w:rPr>
+        <w:t xml:space="preserve">Dos cuestionarios</w:t>
+      </w:r>
+      <w:r>
+        <w:rPr>
+          <w:rFonts w:eastAsia="Times New Roman"/>
+          <w:sz w:val="24"/>
+          <w:szCs w:val="24"/>
+          <w:lang w:eastAsia="es-ES"/>
+        </w:rPr>
+        <w:t xml:space="preserve">: uno en el primer cuarto del curso y otro al final.</w:t>
+      </w:r>
+    </w:p>
+    <w:p>
+      <w:pPr>
+        <w:numPr>
+          <w:ilvl w:val="0"/>
+          <w:numId w:val="2"/>
+        </w:numPr>
+        <w:spacing w:before="100" w:beforeAutospacing="1" w:after="100" w:afterAutospacing="1"/>
+        <w:rPr>
+          <w:rFonts w:eastAsia="Times New Roman"/>
+          <w:sz w:val="24"/>
+          <w:szCs w:val="24"/>
+          <w:lang w:eastAsia="es-ES"/>
+        </w:rPr>
+      </w:pPr>
+      <w:r>
+        <w:rPr>
+          <w:rFonts w:eastAsia="Times New Roman"/>
+          <w:sz w:val="24"/>
+          <w:szCs w:val="24"/>
+          <w:lang w:eastAsia="es-ES"/>
+        </w:rPr>
+        <w:t xml:space="preserve">Materiales e información del curso en </w:t>
+      </w:r>
+      <w:r>
+        <w:rPr>
+          <w:rFonts w:eastAsia="Times New Roman"/>
+          <w:b/>
+          <w:bCs/>
+          <w:sz w:val="24"/>
+          <w:szCs w:val="24"/>
+          <w:lang w:eastAsia="es-ES"/>
+        </w:rPr>
+        <w:t xml:space="preserve">gallego</w:t>
       </w:r>
       <w:r>
         <w:rPr>
@@ -960,390 +1120,26 @@
     </w:p>
     <w:p>
       <w:pPr>
-        <w:spacing w:before="100" w:beforeAutospacing="1" w:after="100" w:afterAutospacing="1"/>
-        <w:rPr>
-          <w:b/>
-          <w:bCs/>
-          <w:sz w:val="24"/>
-          <w:szCs w:val="24"/>
-          <w:lang w:eastAsia="es-ES"/>
-        </w:rPr>
-      </w:pPr>
-      <w:r>
-        <w:rPr>
-          <w:b/>
-          <w:bCs/>
-          <w:sz w:val="24"/>
-          <w:szCs w:val="24"/>
-          <w:lang w:eastAsia="es-ES"/>
-        </w:rPr>
-        <w:t xml:space="preserve">Documentación del alumno</w:t>
-      </w:r>
-    </w:p>
-    <w:p>
-      <w:pPr>
-        <w:numPr>
-          <w:ilvl w:val="0"/>
-          <w:numId w:val="2"/>
-        </w:numPr>
-        <w:spacing w:before="100" w:beforeAutospacing="1" w:after="100" w:afterAutospacing="1"/>
-        <w:rPr>
-          <w:rFonts w:eastAsia="Times New Roman"/>
-          <w:sz w:val="24"/>
-          <w:szCs w:val="24"/>
-          <w:lang w:eastAsia="es-ES"/>
-        </w:rPr>
-      </w:pPr>
-      <w:r>
-        <w:rPr>
-          <w:rFonts w:eastAsia="Times New Roman"/>
-          <w:b/>
-          <w:bCs/>
-          <w:sz w:val="24"/>
-          <w:szCs w:val="24"/>
-          <w:lang w:eastAsia="es-ES"/>
-        </w:rPr>
-        <w:t xml:space="preserve">Solicitud de participación (annex 1)</w:t>
-      </w:r>
-      <w:r>
-        <w:rPr>
-          <w:rFonts w:eastAsia="Times New Roman"/>
-          <w:sz w:val="24"/>
-          <w:szCs w:val="24"/>
-          <w:lang w:eastAsia="es-ES"/>
-        </w:rPr>
-        <w:t xml:space="preserve"> firmada como muy tarde el primer día del curso.</w:t>
-      </w:r>
-    </w:p>
-    <w:p>
-      <w:pPr>
-        <w:numPr>
-          <w:ilvl w:val="0"/>
-          <w:numId w:val="2"/>
-        </w:numPr>
-        <w:spacing w:before="100" w:beforeAutospacing="1" w:after="100" w:afterAutospacing="1"/>
-        <w:rPr>
-          <w:rFonts w:eastAsia="Times New Roman"/>
-          <w:sz w:val="24"/>
-          <w:szCs w:val="24"/>
-          <w:lang w:eastAsia="es-ES"/>
-        </w:rPr>
-      </w:pPr>
-      <w:r>
-        <w:rPr>
-          <w:rFonts w:eastAsia="Times New Roman"/>
-          <w:sz w:val="24"/>
-          <w:szCs w:val="24"/>
-          <w:lang w:eastAsia="es-ES"/>
-        </w:rPr>
-        <w:t xml:space="preserve">No valen firmas pegadas como imagen.</w:t>
-      </w:r>
-    </w:p>
-    <w:p>
-      <w:pPr>
-        <w:numPr>
-          <w:ilvl w:val="0"/>
-          <w:numId w:val="2"/>
-        </w:numPr>
-        <w:spacing w:before="100" w:beforeAutospacing="1" w:after="100" w:afterAutospacing="1"/>
-        <w:rPr>
-          <w:rFonts w:eastAsia="Times New Roman"/>
-          <w:sz w:val="24"/>
-          <w:szCs w:val="24"/>
-          <w:lang w:eastAsia="es-ES"/>
-        </w:rPr>
-      </w:pPr>
-      <w:r>
-        <w:rPr>
-          <w:rFonts w:eastAsia="Times New Roman"/>
-          <w:sz w:val="24"/>
-          <w:szCs w:val="24"/>
-          <w:lang w:eastAsia="es-ES"/>
-        </w:rPr>
-        <w:t xml:space="preserve">La convocatoria no exige vida laboral.</w:t>
-      </w:r>
-    </w:p>
-    <w:p>
-      <w:pPr>
-        <w:spacing w:before="100" w:beforeAutospacing="1" w:after="100" w:afterAutospacing="1"/>
-        <w:rPr>
-          <w:b/>
-          <w:bCs/>
-          <w:sz w:val="24"/>
-          <w:szCs w:val="24"/>
-          <w:lang w:eastAsia="es-ES"/>
-        </w:rPr>
-      </w:pPr>
-      <w:r>
-        <w:rPr>
-          <w:b/>
-          <w:bCs/>
-          <w:sz w:val="24"/>
-          <w:szCs w:val="24"/>
-          <w:lang w:eastAsia="es-ES"/>
-        </w:rPr>
-        <w:t xml:space="preserve">Requisitos para superar el curso</w:t>
-      </w:r>
-    </w:p>
-    <w:p>
-      <w:pPr>
-        <w:numPr>
-          <w:ilvl w:val="0"/>
-          <w:numId w:val="2"/>
-        </w:numPr>
-        <w:spacing w:before="100" w:beforeAutospacing="1" w:after="100" w:afterAutospacing="1"/>
-        <w:rPr>
-          <w:rFonts w:eastAsia="Times New Roman"/>
-          <w:sz w:val="24"/>
-          <w:szCs w:val="24"/>
-          <w:lang w:eastAsia="es-ES"/>
-        </w:rPr>
-      </w:pPr>
-      <w:r>
-        <w:rPr>
-          <w:rFonts w:eastAsia="Times New Roman"/>
-          <w:sz w:val="24"/>
-          <w:szCs w:val="24"/>
-          <w:lang w:eastAsia="es-ES"/>
-        </w:rPr>
-        <w:t xml:space="preserve">Completar </w:t>
-      </w:r>
-      <w:r>
-        <w:rPr>
-          <w:rFonts w:eastAsia="Times New Roman"/>
-          <w:b/>
-          <w:bCs/>
-          <w:sz w:val="24"/>
-          <w:szCs w:val="24"/>
-          <w:lang w:eastAsia="es-ES"/>
-        </w:rPr>
-        <w:t xml:space="preserve">al menos el 75% de la duración</w:t>
-      </w:r>
-      <w:r>
-        <w:rPr>
-          <w:rFonts w:eastAsia="Times New Roman"/>
-          <w:sz w:val="24"/>
-          <w:szCs w:val="24"/>
-          <w:lang w:eastAsia="es-ES"/>
-        </w:rPr>
-        <w:t xml:space="preserve"> del curso, que en teleformación se mide por los </w:t>
-      </w:r>
-      <w:r>
-        <w:rPr>
-          <w:rFonts w:eastAsia="Times New Roman"/>
-          <w:b/>
-          <w:bCs/>
-          <w:sz w:val="24"/>
-          <w:szCs w:val="24"/>
-          <w:lang w:eastAsia="es-ES"/>
-        </w:rPr>
-        <w:t xml:space="preserve">controles de aprendizaje</w:t>
-      </w:r>
-      <w:r>
-        <w:rPr>
-          <w:rFonts w:eastAsia="Times New Roman"/>
-          <w:sz w:val="24"/>
-          <w:szCs w:val="24"/>
-          <w:lang w:eastAsia="es-ES"/>
-        </w:rPr>
-        <w:t xml:space="preserve"> realizados.</w:t>
-      </w:r>
-    </w:p>
-    <w:p>
-      <w:pPr>
-        <w:numPr>
-          <w:ilvl w:val="0"/>
-          <w:numId w:val="2"/>
-        </w:numPr>
-        <w:spacing w:before="100" w:beforeAutospacing="1" w:after="100" w:afterAutospacing="1"/>
-        <w:rPr>
-          <w:rFonts w:eastAsia="Times New Roman"/>
-          <w:sz w:val="24"/>
-          <w:szCs w:val="24"/>
-          <w:lang w:eastAsia="es-ES"/>
-        </w:rPr>
-      </w:pPr>
-      <w:r>
-        <w:rPr>
-          <w:rFonts w:eastAsia="Times New Roman"/>
-          <w:sz w:val="24"/>
-          <w:szCs w:val="24"/>
-          <w:lang w:eastAsia="es-ES"/>
-        </w:rPr>
-        <w:t xml:space="preserve">La evaluación es obligatoria; el tipo de prueba lo marca la programación didáctica.</w:t>
-      </w:r>
-    </w:p>
-    <w:p>
-      <w:pPr>
-        <w:spacing w:before="100" w:beforeAutospacing="1" w:after="100" w:afterAutospacing="1"/>
-        <w:rPr>
-          <w:b/>
-          <w:bCs/>
-          <w:sz w:val="24"/>
-          <w:szCs w:val="24"/>
-          <w:lang w:eastAsia="es-ES"/>
-        </w:rPr>
-      </w:pPr>
-      <w:r>
-        <w:rPr>
-          <w:b/>
-          <w:bCs/>
-          <w:sz w:val="24"/>
-          <w:szCs w:val="24"/>
-          <w:lang w:eastAsia="es-ES"/>
-        </w:rPr>
-        <w:t xml:space="preserve">Otros aspectos importantes</w:t>
-      </w:r>
-    </w:p>
-    <w:p>
-      <w:pPr>
-        <w:numPr>
-          <w:ilvl w:val="0"/>
-          <w:numId w:val="2"/>
-        </w:numPr>
-        <w:spacing w:before="100" w:beforeAutospacing="1" w:after="100" w:afterAutospacing="1"/>
-        <w:rPr>
-          <w:rFonts w:eastAsia="Times New Roman"/>
-          <w:sz w:val="24"/>
-          <w:szCs w:val="24"/>
-          <w:lang w:eastAsia="es-ES"/>
-        </w:rPr>
-      </w:pPr>
-      <w:r>
-        <w:rPr>
-          <w:rFonts w:eastAsia="Times New Roman"/>
-          <w:sz w:val="24"/>
-          <w:szCs w:val="24"/>
-          <w:lang w:eastAsia="es-ES"/>
-        </w:rPr>
-        <w:t xml:space="preserve">Las bajas se pueden sustituir durante el </w:t>
-      </w:r>
-      <w:r>
-        <w:rPr>
-          <w:rFonts w:eastAsia="Times New Roman"/>
-          <w:b/>
-          <w:bCs/>
-          <w:sz w:val="24"/>
-          <w:szCs w:val="24"/>
-          <w:lang w:eastAsia="es-ES"/>
-        </w:rPr>
-        <w:t xml:space="preserve">primer 25%</w:t>
-      </w:r>
-      <w:r>
-        <w:rPr>
-          <w:rFonts w:eastAsia="Times New Roman"/>
-          <w:sz w:val="24"/>
-          <w:szCs w:val="24"/>
-          <w:lang w:eastAsia="es-ES"/>
-        </w:rPr>
-        <w:t xml:space="preserve"> del curso.</w:t>
-      </w:r>
-    </w:p>
-    <w:p>
-      <w:pPr>
-        <w:numPr>
-          <w:ilvl w:val="0"/>
-          <w:numId w:val="2"/>
-        </w:numPr>
-        <w:spacing w:before="100" w:beforeAutospacing="1" w:after="100" w:afterAutospacing="1"/>
-        <w:rPr>
-          <w:rFonts w:eastAsia="Times New Roman"/>
-          <w:sz w:val="24"/>
-          <w:szCs w:val="24"/>
-          <w:lang w:eastAsia="es-ES"/>
-        </w:rPr>
-      </w:pPr>
-      <w:r>
-        <w:rPr>
-          <w:rFonts w:eastAsia="Times New Roman"/>
-          <w:sz w:val="24"/>
-          <w:szCs w:val="24"/>
-          <w:lang w:eastAsia="es-ES"/>
-        </w:rPr>
-        <w:t xml:space="preserve">Se admite hasta un 15% de abandonos.</w:t>
-      </w:r>
-    </w:p>
-    <w:p>
-      <w:pPr>
-        <w:numPr>
-          <w:ilvl w:val="0"/>
-          <w:numId w:val="2"/>
-        </w:numPr>
-        <w:spacing w:before="100" w:beforeAutospacing="1" w:after="100" w:afterAutospacing="1"/>
-        <w:rPr>
-          <w:rFonts w:eastAsia="Times New Roman"/>
-          <w:sz w:val="24"/>
-          <w:szCs w:val="24"/>
-          <w:lang w:eastAsia="es-ES"/>
-        </w:rPr>
-      </w:pPr>
-      <w:r>
-        <w:rPr>
-          <w:rFonts w:eastAsia="Times New Roman"/>
-          <w:sz w:val="24"/>
-          <w:szCs w:val="24"/>
-          <w:lang w:eastAsia="es-ES"/>
-        </w:rPr>
-        <w:t xml:space="preserve">Tutor: máximo 80 alumnos, atención en catalán o castellano y toda la actividad registrada en la plataforma.</w:t>
-      </w:r>
-    </w:p>
-    <w:p>
-      <w:pPr>
-        <w:numPr>
-          <w:ilvl w:val="0"/>
-          <w:numId w:val="2"/>
-        </w:numPr>
-        <w:spacing w:before="100" w:beforeAutospacing="1" w:after="100" w:afterAutospacing="1"/>
-        <w:rPr>
-          <w:rFonts w:eastAsia="Times New Roman"/>
-          <w:sz w:val="24"/>
-          <w:szCs w:val="24"/>
-          <w:lang w:eastAsia="es-ES"/>
-        </w:rPr>
-      </w:pPr>
-      <w:r>
-        <w:rPr>
-          <w:rFonts w:eastAsia="Times New Roman"/>
-          <w:b/>
-          <w:bCs/>
-          <w:sz w:val="24"/>
-          <w:szCs w:val="24"/>
-          <w:lang w:eastAsia="es-ES"/>
-        </w:rPr>
-        <w:t xml:space="preserve">Cuestionario de calidad</w:t>
-      </w:r>
-      <w:r>
-        <w:rPr>
-          <w:rFonts w:eastAsia="Times New Roman"/>
-          <w:sz w:val="24"/>
-          <w:szCs w:val="24"/>
-          <w:lang w:eastAsia="es-ES"/>
-        </w:rPr>
-        <w:t xml:space="preserve"> obligatorio.</w:t>
-      </w:r>
-    </w:p>
-    <w:p>
-      <w:pPr>
-        <w:numPr>
-          <w:ilvl w:val="0"/>
-          <w:numId w:val="2"/>
-        </w:numPr>
-        <w:spacing w:before="100" w:beforeAutospacing="1" w:after="100" w:afterAutospacing="1"/>
-        <w:rPr>
-          <w:rFonts w:eastAsia="Times New Roman"/>
-          <w:sz w:val="24"/>
-          <w:szCs w:val="24"/>
-          <w:lang w:eastAsia="es-ES"/>
-        </w:rPr>
-      </w:pPr>
-      <w:r>
-        <w:rPr>
-          <w:rFonts w:eastAsia="Times New Roman"/>
-          <w:sz w:val="24"/>
-          <w:szCs w:val="24"/>
-          <w:lang w:eastAsia="es-ES"/>
-        </w:rPr>
-        <w:t xml:space="preserve">Diploma en un máximo de 2 meses.</w:t>
+        <w:numPr>
+          <w:ilvl w:val="0"/>
+          <w:numId w:val="2"/>
+        </w:numPr>
+        <w:spacing w:before="100" w:beforeAutospacing="1" w:after="100" w:afterAutospacing="1"/>
+        <w:rPr>
+          <w:rFonts w:eastAsia="Times New Roman"/>
+          <w:sz w:val="24"/>
+          <w:szCs w:val="24"/>
+          <w:lang w:eastAsia="es-ES"/>
+        </w:rPr>
+      </w:pPr>
+      <w:r>
+        <w:rPr>
+          <w:rFonts w:eastAsia="Times New Roman"/>
+          <w:sz w:val="24"/>
+          <w:szCs w:val="24"/>
+          <w:lang w:eastAsia="es-ES"/>
+        </w:rPr>
+        <w:t xml:space="preserve">Diploma para los aptos; certificado de horas para el resto.</w:t>
       </w:r>
     </w:p>
     <w:p>
@@ -1377,109 +1173,23 @@
           <w:sz w:val="28"/>
           <w:szCs w:val="28"/>
         </w:rPr>
-        <w:t xml:space="preserve">3. ASTURIAS PRIVADA PIOME 2024</w:t>
-      </w:r>
-    </w:p>
-    <w:p>
-      <w:pPr>
-        <w:spacing w:before="100" w:beforeAutospacing="1" w:after="100" w:afterAutospacing="1"/>
-        <w:rPr>
-          <w:sz w:val="24"/>
-          <w:szCs w:val="24"/>
-        </w:rPr>
-      </w:pPr>
-      <w:r>
-        <w:rPr>
-          <w:sz w:val="24"/>
-          <w:szCs w:val="24"/>
-        </w:rPr>
-        <w:t xml:space="preserve">Resolución del SEPEPA de 06/11/2024 (BOPA de 12/11/2024). Ejecución hasta el 31/10/2026.</w:t>
-      </w:r>
-    </w:p>
-    <w:p>
-      <w:pPr>
-        <w:spacing w:before="100" w:beforeAutospacing="1" w:after="100" w:afterAutospacing="1"/>
-        <w:rPr>
-          <w:b/>
-          <w:bCs/>
-          <w:sz w:val="24"/>
-          <w:szCs w:val="24"/>
-          <w:lang w:eastAsia="es-ES"/>
-        </w:rPr>
-      </w:pPr>
-      <w:r>
-        <w:rPr>
-          <w:b/>
-          <w:bCs/>
-          <w:sz w:val="24"/>
-          <w:szCs w:val="24"/>
-          <w:lang w:eastAsia="es-ES"/>
-        </w:rPr>
-        <w:t xml:space="preserve">¿Qué es?</w:t>
-      </w:r>
-    </w:p>
-    <w:p>
-      <w:pPr>
-        <w:numPr>
-          <w:ilvl w:val="0"/>
-          <w:numId w:val="2"/>
-        </w:numPr>
-        <w:spacing w:before="100" w:beforeAutospacing="1" w:after="100" w:afterAutospacing="1"/>
-        <w:rPr>
-          <w:rFonts w:eastAsia="Times New Roman"/>
-          <w:sz w:val="24"/>
-          <w:szCs w:val="24"/>
-          <w:lang w:eastAsia="es-ES"/>
-        </w:rPr>
-      </w:pPr>
-      <w:r>
-        <w:rPr>
-          <w:rFonts w:eastAsia="Times New Roman"/>
-          <w:sz w:val="24"/>
-          <w:szCs w:val="24"/>
-          <w:lang w:eastAsia="es-ES"/>
-        </w:rPr>
-        <w:t xml:space="preserve">Un </w:t>
-      </w:r>
-      <w:r>
-        <w:rPr>
-          <w:rFonts w:eastAsia="Times New Roman"/>
-          <w:b/>
-          <w:bCs/>
-          <w:sz w:val="24"/>
-          <w:szCs w:val="24"/>
-          <w:lang w:eastAsia="es-ES"/>
-        </w:rPr>
-        <w:t xml:space="preserve">programa de orientación para el empleo</w:t>
-      </w:r>
-      <w:r>
-        <w:rPr>
-          <w:rFonts w:eastAsia="Times New Roman"/>
-          <w:sz w:val="24"/>
-          <w:szCs w:val="24"/>
-          <w:lang w:eastAsia="es-ES"/>
-        </w:rPr>
-        <w:t xml:space="preserve"> de entidades sin ánimo de lucro que incluye </w:t>
-      </w:r>
-      <w:r>
-        <w:rPr>
-          <w:rFonts w:eastAsia="Times New Roman"/>
-          <w:b/>
-          <w:bCs/>
-          <w:sz w:val="24"/>
-          <w:szCs w:val="24"/>
-          <w:lang w:eastAsia="es-ES"/>
-        </w:rPr>
-        <w:t xml:space="preserve">píldoras formativas</w:t>
-      </w:r>
-      <w:r>
-        <w:rPr>
-          <w:rFonts w:eastAsia="Times New Roman"/>
-          <w:sz w:val="24"/>
-          <w:szCs w:val="24"/>
-          <w:lang w:eastAsia="es-ES"/>
-        </w:rPr>
-        <w:t xml:space="preserve">. No es una convocatoria de formación al uso.</w:t>
+        <w:t xml:space="preserve">2. CATALUÑA NO FORMAL 2025</w:t>
+      </w:r>
+    </w:p>
+    <w:p>
+      <w:pPr>
+        <w:spacing w:before="100" w:beforeAutospacing="1" w:after="100" w:afterAutospacing="1"/>
+        <w:rPr>
+          <w:sz w:val="24"/>
+          <w:szCs w:val="24"/>
+        </w:rPr>
+      </w:pPr>
+      <w:r>
+        <w:rPr>
+          <w:sz w:val="24"/>
+          <w:szCs w:val="24"/>
+        </w:rPr>
+        <w:t xml:space="preserve">Resolució de 10/06/2025 del Consorci per a la Formació Contínua de Catalunya (DOGC nº 9435, de 17/06/2025). Ejecución hasta el 04/12/2026.</w:t>
       </w:r>
     </w:p>
     <w:p>
@@ -1536,40 +1246,60 @@
           <w:szCs w:val="24"/>
           <w:lang w:eastAsia="es-ES"/>
         </w:rPr>
-        <w:t xml:space="preserve">desempleadas</w:t>
-      </w:r>
-      <w:r>
-        <w:rPr>
-          <w:rFonts w:eastAsia="Times New Roman"/>
-          <w:sz w:val="24"/>
-          <w:szCs w:val="24"/>
-          <w:lang w:eastAsia="es-ES"/>
-        </w:rPr>
-        <w:t xml:space="preserve"> derivadas por el SEPEPA, con prioridad para parados de larga duración.</w:t>
-      </w:r>
-    </w:p>
-    <w:p>
-      <w:pPr>
-        <w:numPr>
-          <w:ilvl w:val="0"/>
-          <w:numId w:val="2"/>
-        </w:numPr>
-        <w:spacing w:before="100" w:beforeAutospacing="1" w:after="100" w:afterAutospacing="1"/>
-        <w:rPr>
-          <w:rFonts w:eastAsia="Times New Roman"/>
-          <w:sz w:val="24"/>
-          <w:szCs w:val="24"/>
-          <w:lang w:eastAsia="es-ES"/>
-        </w:rPr>
-      </w:pPr>
-      <w:r>
-        <w:rPr>
-          <w:rFonts w:eastAsia="Times New Roman"/>
-          <w:sz w:val="24"/>
-          <w:szCs w:val="24"/>
-          <w:lang w:eastAsia="es-ES"/>
-        </w:rPr>
-        <w:t xml:space="preserve">Ocupados en situación vulnerable: como máximo el 30%.</w:t>
+        <w:t xml:space="preserve">ocupadas</w:t>
+      </w:r>
+      <w:r>
+        <w:rPr>
+          <w:rFonts w:eastAsia="Times New Roman"/>
+          <w:sz w:val="24"/>
+          <w:szCs w:val="24"/>
+          <w:lang w:eastAsia="es-ES"/>
+        </w:rPr>
+        <w:t xml:space="preserve">.</w:t>
+      </w:r>
+    </w:p>
+    <w:p>
+      <w:pPr>
+        <w:numPr>
+          <w:ilvl w:val="0"/>
+          <w:numId w:val="2"/>
+        </w:numPr>
+        <w:spacing w:before="100" w:beforeAutospacing="1" w:after="100" w:afterAutospacing="1"/>
+        <w:rPr>
+          <w:rFonts w:eastAsia="Times New Roman"/>
+          <w:sz w:val="24"/>
+          <w:szCs w:val="24"/>
+          <w:lang w:eastAsia="es-ES"/>
+        </w:rPr>
+      </w:pPr>
+      <w:r>
+        <w:rPr>
+          <w:rFonts w:eastAsia="Times New Roman"/>
+          <w:sz w:val="24"/>
+          <w:szCs w:val="24"/>
+          <w:lang w:eastAsia="es-ES"/>
+        </w:rPr>
+        <w:t xml:space="preserve">Desempleados: como máximo el </w:t>
+      </w:r>
+      <w:r>
+        <w:rPr>
+          <w:rFonts w:eastAsia="Times New Roman"/>
+          <w:b/>
+          <w:bCs/>
+          <w:sz w:val="24"/>
+          <w:szCs w:val="24"/>
+          <w:lang w:eastAsia="es-ES"/>
+        </w:rPr>
+        <w:t xml:space="preserve">30%</w:t>
+      </w:r>
+      <w:r>
+        <w:rPr>
+          <w:rFonts w:eastAsia="Times New Roman"/>
+          <w:sz w:val="24"/>
+          <w:szCs w:val="24"/>
+          <w:lang w:eastAsia="es-ES"/>
+        </w:rPr>
+        <w:t xml:space="preserve">.</w:t>
       </w:r>
     </w:p>
     <w:p>
@@ -1611,35 +1341,70 @@
       <w:r>
         <w:rPr>
           <w:rFonts w:eastAsia="Times New Roman"/>
-          <w:sz w:val="24"/>
-          <w:szCs w:val="24"/>
-          <w:lang w:eastAsia="es-ES"/>
-        </w:rPr>
-        <w:t xml:space="preserve">El alumno llega derivado por su orientador.</w:t>
-      </w:r>
-    </w:p>
-    <w:p>
-      <w:pPr>
-        <w:numPr>
-          <w:ilvl w:val="0"/>
-          <w:numId w:val="2"/>
-        </w:numPr>
-        <w:spacing w:before="100" w:beforeAutospacing="1" w:after="100" w:afterAutospacing="1"/>
-        <w:rPr>
-          <w:rFonts w:eastAsia="Times New Roman"/>
-          <w:sz w:val="24"/>
-          <w:szCs w:val="24"/>
-          <w:lang w:eastAsia="es-ES"/>
-        </w:rPr>
-      </w:pPr>
-      <w:r>
-        <w:rPr>
-          <w:rFonts w:eastAsia="Times New Roman"/>
-          <w:sz w:val="24"/>
-          <w:szCs w:val="24"/>
-          <w:lang w:eastAsia="es-ES"/>
-        </w:rPr>
-        <w:t xml:space="preserve">No se pide vida laboral.</w:t>
+          <w:b/>
+          <w:bCs/>
+          <w:sz w:val="24"/>
+          <w:szCs w:val="24"/>
+          <w:lang w:eastAsia="es-ES"/>
+        </w:rPr>
+        <w:t xml:space="preserve">Solicitud de participación (annex 1)</w:t>
+      </w:r>
+      <w:r>
+        <w:rPr>
+          <w:rFonts w:eastAsia="Times New Roman"/>
+          <w:sz w:val="24"/>
+          <w:szCs w:val="24"/>
+          <w:lang w:eastAsia="es-ES"/>
+        </w:rPr>
+        <w:t xml:space="preserve"> firmada como muy tarde el primer día del curso.</w:t>
+      </w:r>
+    </w:p>
+    <w:p>
+      <w:pPr>
+        <w:numPr>
+          <w:ilvl w:val="0"/>
+          <w:numId w:val="2"/>
+        </w:numPr>
+        <w:spacing w:before="100" w:beforeAutospacing="1" w:after="100" w:afterAutospacing="1"/>
+        <w:rPr>
+          <w:rFonts w:eastAsia="Times New Roman"/>
+          <w:sz w:val="24"/>
+          <w:szCs w:val="24"/>
+          <w:lang w:eastAsia="es-ES"/>
+        </w:rPr>
+      </w:pPr>
+      <w:r>
+        <w:rPr>
+          <w:rFonts w:eastAsia="Times New Roman"/>
+          <w:sz w:val="24"/>
+          <w:szCs w:val="24"/>
+          <w:lang w:eastAsia="es-ES"/>
+        </w:rPr>
+        <w:t xml:space="preserve">No valen firmas pegadas como imagen.</w:t>
+      </w:r>
+    </w:p>
+    <w:p>
+      <w:pPr>
+        <w:numPr>
+          <w:ilvl w:val="0"/>
+          <w:numId w:val="2"/>
+        </w:numPr>
+        <w:spacing w:before="100" w:beforeAutospacing="1" w:after="100" w:afterAutospacing="1"/>
+        <w:rPr>
+          <w:rFonts w:eastAsia="Times New Roman"/>
+          <w:sz w:val="24"/>
+          <w:szCs w:val="24"/>
+          <w:lang w:eastAsia="es-ES"/>
+        </w:rPr>
+      </w:pPr>
+      <w:r>
+        <w:rPr>
+          <w:rFonts w:eastAsia="Times New Roman"/>
+          <w:sz w:val="24"/>
+          <w:szCs w:val="24"/>
+          <w:lang w:eastAsia="es-ES"/>
+        </w:rPr>
+        <w:t xml:space="preserve">La convocatoria no exige vida laboral.</w:t>
       </w:r>
     </w:p>
     <w:p>
@@ -1685,91 +1450,71 @@
           <w:szCs w:val="24"/>
           <w:lang w:eastAsia="es-ES"/>
         </w:rPr>
-        <w:t xml:space="preserve">La convocatoria </w:t>
-      </w:r>
-      <w:r>
-        <w:rPr>
-          <w:rFonts w:eastAsia="Times New Roman"/>
-          <w:b/>
-          <w:bCs/>
-          <w:sz w:val="24"/>
-          <w:szCs w:val="24"/>
-          <w:lang w:eastAsia="es-ES"/>
-        </w:rPr>
-        <w:t xml:space="preserve">no fija un porcentaje</w:t>
-      </w:r>
-      <w:r>
-        <w:rPr>
-          <w:rFonts w:eastAsia="Times New Roman"/>
-          <w:sz w:val="24"/>
-          <w:szCs w:val="24"/>
-          <w:lang w:eastAsia="es-ES"/>
-        </w:rPr>
-        <w:t xml:space="preserve"> mínimo.</w:t>
-      </w:r>
-    </w:p>
-    <w:p>
-      <w:pPr>
-        <w:numPr>
-          <w:ilvl w:val="0"/>
-          <w:numId w:val="2"/>
-        </w:numPr>
-        <w:spacing w:before="100" w:beforeAutospacing="1" w:after="100" w:afterAutospacing="1"/>
-        <w:rPr>
-          <w:rFonts w:eastAsia="Times New Roman"/>
-          <w:sz w:val="24"/>
-          <w:szCs w:val="24"/>
-          <w:lang w:eastAsia="es-ES"/>
-        </w:rPr>
-      </w:pPr>
-      <w:r>
-        <w:rPr>
-          <w:rFonts w:eastAsia="Times New Roman"/>
-          <w:sz w:val="24"/>
-          <w:szCs w:val="24"/>
-          <w:lang w:eastAsia="es-ES"/>
-        </w:rPr>
-        <w:t xml:space="preserve">El certificado final indica si el alumno ha </w:t>
-      </w:r>
-      <w:r>
-        <w:rPr>
-          <w:rFonts w:eastAsia="Times New Roman"/>
-          <w:b/>
-          <w:bCs/>
-          <w:sz w:val="24"/>
-          <w:szCs w:val="24"/>
-          <w:lang w:eastAsia="es-ES"/>
-        </w:rPr>
-        <w:t xml:space="preserve">participado</w:t>
-      </w:r>
-      <w:r>
-        <w:rPr>
-          <w:rFonts w:eastAsia="Times New Roman"/>
-          <w:sz w:val="24"/>
-          <w:szCs w:val="24"/>
-          <w:lang w:eastAsia="es-ES"/>
-        </w:rPr>
-        <w:t xml:space="preserve"> o ha </w:t>
-      </w:r>
-      <w:r>
-        <w:rPr>
-          <w:rFonts w:eastAsia="Times New Roman"/>
-          <w:b/>
-          <w:bCs/>
-          <w:sz w:val="24"/>
-          <w:szCs w:val="24"/>
-          <w:lang w:eastAsia="es-ES"/>
-        </w:rPr>
-        <w:t xml:space="preserve">superado los objetivos</w:t>
-      </w:r>
-      <w:r>
-        <w:rPr>
-          <w:rFonts w:eastAsia="Times New Roman"/>
-          <w:sz w:val="24"/>
-          <w:szCs w:val="24"/>
-          <w:lang w:eastAsia="es-ES"/>
-        </w:rPr>
-        <w:t xml:space="preserve">.</w:t>
+        <w:t xml:space="preserve">Completar </w:t>
+      </w:r>
+      <w:r>
+        <w:rPr>
+          <w:rFonts w:eastAsia="Times New Roman"/>
+          <w:b/>
+          <w:bCs/>
+          <w:sz w:val="24"/>
+          <w:szCs w:val="24"/>
+          <w:lang w:eastAsia="es-ES"/>
+        </w:rPr>
+        <w:t xml:space="preserve">al menos el 75% de la duración</w:t>
+      </w:r>
+      <w:r>
+        <w:rPr>
+          <w:rFonts w:eastAsia="Times New Roman"/>
+          <w:sz w:val="24"/>
+          <w:szCs w:val="24"/>
+          <w:lang w:eastAsia="es-ES"/>
+        </w:rPr>
+        <w:t xml:space="preserve"> del curso, que en teleformación se mide por los </w:t>
+      </w:r>
+      <w:r>
+        <w:rPr>
+          <w:rFonts w:eastAsia="Times New Roman"/>
+          <w:b/>
+          <w:bCs/>
+          <w:sz w:val="24"/>
+          <w:szCs w:val="24"/>
+          <w:lang w:eastAsia="es-ES"/>
+        </w:rPr>
+        <w:t xml:space="preserve">controles de aprendizaje</w:t>
+      </w:r>
+      <w:r>
+        <w:rPr>
+          <w:rFonts w:eastAsia="Times New Roman"/>
+          <w:sz w:val="24"/>
+          <w:szCs w:val="24"/>
+          <w:lang w:eastAsia="es-ES"/>
+        </w:rPr>
+        <w:t xml:space="preserve"> realizados.</w:t>
+      </w:r>
+    </w:p>
+    <w:p>
+      <w:pPr>
+        <w:numPr>
+          <w:ilvl w:val="0"/>
+          <w:numId w:val="2"/>
+        </w:numPr>
+        <w:spacing w:before="100" w:beforeAutospacing="1" w:after="100" w:afterAutospacing="1"/>
+        <w:rPr>
+          <w:rFonts w:eastAsia="Times New Roman"/>
+          <w:sz w:val="24"/>
+          <w:szCs w:val="24"/>
+          <w:lang w:eastAsia="es-ES"/>
+        </w:rPr>
+      </w:pPr>
+      <w:r>
+        <w:rPr>
+          <w:rFonts w:eastAsia="Times New Roman"/>
+          <w:sz w:val="24"/>
+          <w:szCs w:val="24"/>
+          <w:lang w:eastAsia="es-ES"/>
+        </w:rPr>
+        <w:t xml:space="preserve">La evaluación es obligatoria; el tipo de prueba lo marca la programación didáctica.</w:t>
       </w:r>
     </w:p>
     <w:p>
@@ -1815,31 +1560,134 @@
           <w:szCs w:val="24"/>
           <w:lang w:eastAsia="es-ES"/>
         </w:rPr>
-        <w:t xml:space="preserve">Máximo 2 píldoras por persona, de 60 a 90 horas (150 h en competencias clave).</w:t>
-      </w:r>
-    </w:p>
-    <w:p>
-      <w:pPr>
-        <w:numPr>
-          <w:ilvl w:val="0"/>
-          <w:numId w:val="2"/>
-        </w:numPr>
-        <w:spacing w:before="100" w:beforeAutospacing="1" w:after="100" w:afterAutospacing="1"/>
-        <w:rPr>
-          <w:rFonts w:eastAsia="Times New Roman"/>
-          <w:sz w:val="24"/>
-          <w:szCs w:val="24"/>
-          <w:lang w:eastAsia="es-ES"/>
-        </w:rPr>
-      </w:pPr>
-      <w:r>
-        <w:rPr>
-          <w:rFonts w:eastAsia="Times New Roman"/>
-          <w:sz w:val="24"/>
-          <w:szCs w:val="24"/>
-          <w:lang w:eastAsia="es-ES"/>
-        </w:rPr>
-        <w:t xml:space="preserve">Certificado con los datos del alumno, las horas y los contenidos del curso.</w:t>
+        <w:t xml:space="preserve">Las bajas se pueden sustituir durante el </w:t>
+      </w:r>
+      <w:r>
+        <w:rPr>
+          <w:rFonts w:eastAsia="Times New Roman"/>
+          <w:b/>
+          <w:bCs/>
+          <w:sz w:val="24"/>
+          <w:szCs w:val="24"/>
+          <w:lang w:eastAsia="es-ES"/>
+        </w:rPr>
+        <w:t xml:space="preserve">primer 25%</w:t>
+      </w:r>
+      <w:r>
+        <w:rPr>
+          <w:rFonts w:eastAsia="Times New Roman"/>
+          <w:sz w:val="24"/>
+          <w:szCs w:val="24"/>
+          <w:lang w:eastAsia="es-ES"/>
+        </w:rPr>
+        <w:t xml:space="preserve"> del curso.</w:t>
+      </w:r>
+    </w:p>
+    <w:p>
+      <w:pPr>
+        <w:numPr>
+          <w:ilvl w:val="0"/>
+          <w:numId w:val="2"/>
+        </w:numPr>
+        <w:spacing w:before="100" w:beforeAutospacing="1" w:after="100" w:afterAutospacing="1"/>
+        <w:rPr>
+          <w:rFonts w:eastAsia="Times New Roman"/>
+          <w:sz w:val="24"/>
+          <w:szCs w:val="24"/>
+          <w:lang w:eastAsia="es-ES"/>
+        </w:rPr>
+      </w:pPr>
+      <w:r>
+        <w:rPr>
+          <w:rFonts w:eastAsia="Times New Roman"/>
+          <w:sz w:val="24"/>
+          <w:szCs w:val="24"/>
+          <w:lang w:eastAsia="es-ES"/>
+        </w:rPr>
+        <w:t xml:space="preserve">Se admite hasta un 15% de abandonos.</w:t>
+      </w:r>
+    </w:p>
+    <w:p>
+      <w:pPr>
+        <w:numPr>
+          <w:ilvl w:val="0"/>
+          <w:numId w:val="2"/>
+        </w:numPr>
+        <w:spacing w:before="100" w:beforeAutospacing="1" w:after="100" w:afterAutospacing="1"/>
+        <w:rPr>
+          <w:rFonts w:eastAsia="Times New Roman"/>
+          <w:sz w:val="24"/>
+          <w:szCs w:val="24"/>
+          <w:lang w:eastAsia="es-ES"/>
+        </w:rPr>
+      </w:pPr>
+      <w:r>
+        <w:rPr>
+          <w:rFonts w:eastAsia="Times New Roman"/>
+          <w:sz w:val="24"/>
+          <w:szCs w:val="24"/>
+          <w:lang w:eastAsia="es-ES"/>
+        </w:rPr>
+        <w:t xml:space="preserve">Tutor: máximo 80 alumnos, atención en catalán o castellano y toda la actividad registrada en la plataforma.</w:t>
+      </w:r>
+    </w:p>
+    <w:p>
+      <w:pPr>
+        <w:numPr>
+          <w:ilvl w:val="0"/>
+          <w:numId w:val="2"/>
+        </w:numPr>
+        <w:spacing w:before="100" w:beforeAutospacing="1" w:after="100" w:afterAutospacing="1"/>
+        <w:rPr>
+          <w:rFonts w:eastAsia="Times New Roman"/>
+          <w:sz w:val="24"/>
+          <w:szCs w:val="24"/>
+          <w:lang w:eastAsia="es-ES"/>
+        </w:rPr>
+      </w:pPr>
+      <w:r>
+        <w:rPr>
+          <w:rFonts w:eastAsia="Times New Roman"/>
+          <w:b/>
+          <w:bCs/>
+          <w:sz w:val="24"/>
+          <w:szCs w:val="24"/>
+          <w:lang w:eastAsia="es-ES"/>
+        </w:rPr>
+        <w:t xml:space="preserve">Cuestionario de calidad</w:t>
+      </w:r>
+      <w:r>
+        <w:rPr>
+          <w:rFonts w:eastAsia="Times New Roman"/>
+          <w:sz w:val="24"/>
+          <w:szCs w:val="24"/>
+          <w:lang w:eastAsia="es-ES"/>
+        </w:rPr>
+        <w:t xml:space="preserve"> obligatorio.</w:t>
+      </w:r>
+    </w:p>
+    <w:p>
+      <w:pPr>
+        <w:numPr>
+          <w:ilvl w:val="0"/>
+          <w:numId w:val="2"/>
+        </w:numPr>
+        <w:spacing w:before="100" w:beforeAutospacing="1" w:after="100" w:afterAutospacing="1"/>
+        <w:rPr>
+          <w:rFonts w:eastAsia="Times New Roman"/>
+          <w:sz w:val="24"/>
+          <w:szCs w:val="24"/>
+          <w:lang w:eastAsia="es-ES"/>
+        </w:rPr>
+      </w:pPr>
+      <w:r>
+        <w:rPr>
+          <w:rFonts w:eastAsia="Times New Roman"/>
+          <w:sz w:val="24"/>
+          <w:szCs w:val="24"/>
+          <w:lang w:eastAsia="es-ES"/>
+        </w:rPr>
+        <w:t xml:space="preserve">Diploma en un máximo de 2 meses.</w:t>
       </w:r>
     </w:p>
     <w:p>
@@ -1873,23 +1721,153 @@
           <w:sz w:val="28"/>
           <w:szCs w:val="28"/>
         </w:rPr>
-        <w:t xml:space="preserve">4. ASTURIAS OCUPADOS NO CP 2025</w:t>
-      </w:r>
-    </w:p>
-    <w:p>
-      <w:pPr>
-        <w:spacing w:before="100" w:beforeAutospacing="1" w:after="100" w:afterAutospacing="1"/>
-        <w:rPr>
-          <w:sz w:val="24"/>
-          <w:szCs w:val="24"/>
-        </w:rPr>
-      </w:pPr>
-      <w:r>
-        <w:rPr>
-          <w:sz w:val="24"/>
-          <w:szCs w:val="24"/>
-        </w:rPr>
-        <w:t xml:space="preserve">Resolución del SEPEPA de 29/09/2025, Línea 2 (BOPA de 08/10/2025). La formación debe terminar antes del 04/12/2026.</w:t>
+        <w:t xml:space="preserve">3. ASTURIAS PRIVADA PIOME 2024</w:t>
+      </w:r>
+    </w:p>
+    <w:p>
+      <w:pPr>
+        <w:spacing w:before="100" w:beforeAutospacing="1" w:after="100" w:afterAutospacing="1"/>
+        <w:rPr>
+          <w:sz w:val="24"/>
+          <w:szCs w:val="24"/>
+        </w:rPr>
+      </w:pPr>
+      <w:r>
+        <w:rPr>
+          <w:sz w:val="24"/>
+          <w:szCs w:val="24"/>
+        </w:rPr>
+        <w:t xml:space="preserve">Bases: Resolución de 13/09/2024 (BOPA de 20/09/2024). Convocatoria: Resolución del SEPEPA de 06/11/2024 (BOPA de 12/11/2024). Ejecución hasta el 31/10/2026.</w:t>
+      </w:r>
+    </w:p>
+    <w:p>
+      <w:pPr>
+        <w:spacing w:before="100" w:beforeAutospacing="1" w:after="100" w:afterAutospacing="1"/>
+        <w:rPr>
+          <w:b/>
+          <w:bCs/>
+          <w:sz w:val="24"/>
+          <w:szCs w:val="24"/>
+          <w:lang w:eastAsia="es-ES"/>
+        </w:rPr>
+      </w:pPr>
+      <w:r>
+        <w:rPr>
+          <w:b/>
+          <w:bCs/>
+          <w:sz w:val="24"/>
+          <w:szCs w:val="24"/>
+          <w:lang w:eastAsia="es-ES"/>
+        </w:rPr>
+        <w:t xml:space="preserve">¿Qué es?</w:t>
+      </w:r>
+    </w:p>
+    <w:p>
+      <w:pPr>
+        <w:numPr>
+          <w:ilvl w:val="0"/>
+          <w:numId w:val="2"/>
+        </w:numPr>
+        <w:spacing w:before="100" w:beforeAutospacing="1" w:after="100" w:afterAutospacing="1"/>
+        <w:rPr>
+          <w:rFonts w:eastAsia="Times New Roman"/>
+          <w:sz w:val="24"/>
+          <w:szCs w:val="24"/>
+          <w:lang w:eastAsia="es-ES"/>
+        </w:rPr>
+      </w:pPr>
+      <w:r>
+        <w:rPr>
+          <w:rFonts w:eastAsia="Times New Roman"/>
+          <w:sz w:val="24"/>
+          <w:szCs w:val="24"/>
+          <w:lang w:eastAsia="es-ES"/>
+        </w:rPr>
+        <w:t xml:space="preserve">Un </w:t>
+      </w:r>
+      <w:r>
+        <w:rPr>
+          <w:rFonts w:eastAsia="Times New Roman"/>
+          <w:b/>
+          <w:bCs/>
+          <w:sz w:val="24"/>
+          <w:szCs w:val="24"/>
+          <w:lang w:eastAsia="es-ES"/>
+        </w:rPr>
+        <w:t xml:space="preserve">programa de orientación para el empleo</w:t>
+      </w:r>
+      <w:r>
+        <w:rPr>
+          <w:rFonts w:eastAsia="Times New Roman"/>
+          <w:sz w:val="24"/>
+          <w:szCs w:val="24"/>
+          <w:lang w:eastAsia="es-ES"/>
+        </w:rPr>
+        <w:t xml:space="preserve"> (Programa Integral de Orientación y Mejora de la Empleabilidad) que incluye </w:t>
+      </w:r>
+      <w:r>
+        <w:rPr>
+          <w:rFonts w:eastAsia="Times New Roman"/>
+          <w:b/>
+          <w:bCs/>
+          <w:sz w:val="24"/>
+          <w:szCs w:val="24"/>
+          <w:lang w:eastAsia="es-ES"/>
+        </w:rPr>
+        <w:t xml:space="preserve">píldoras formativas</w:t>
+      </w:r>
+      <w:r>
+        <w:rPr>
+          <w:rFonts w:eastAsia="Times New Roman"/>
+          <w:sz w:val="24"/>
+          <w:szCs w:val="24"/>
+          <w:lang w:eastAsia="es-ES"/>
+        </w:rPr>
+        <w:t xml:space="preserve">. No es una convocatoria de formación al uso.</w:t>
+      </w:r>
+    </w:p>
+    <w:p>
+      <w:pPr>
+        <w:numPr>
+          <w:ilvl w:val="0"/>
+          <w:numId w:val="2"/>
+        </w:numPr>
+        <w:spacing w:before="100" w:beforeAutospacing="1" w:after="100" w:afterAutospacing="1"/>
+        <w:rPr>
+          <w:rFonts w:eastAsia="Times New Roman"/>
+          <w:sz w:val="24"/>
+          <w:szCs w:val="24"/>
+          <w:lang w:eastAsia="es-ES"/>
+        </w:rPr>
+      </w:pPr>
+      <w:r>
+        <w:rPr>
+          <w:rFonts w:eastAsia="Times New Roman"/>
+          <w:sz w:val="24"/>
+          <w:szCs w:val="24"/>
+          <w:lang w:eastAsia="es-ES"/>
+        </w:rPr>
+        <w:t xml:space="preserve">La beneficiaria es una </w:t>
+      </w:r>
+      <w:r>
+        <w:rPr>
+          <w:rFonts w:eastAsia="Times New Roman"/>
+          <w:b/>
+          <w:bCs/>
+          <w:sz w:val="24"/>
+          <w:szCs w:val="24"/>
+          <w:lang w:eastAsia="es-ES"/>
+        </w:rPr>
+        <w:t xml:space="preserve">entidad sin ánimo de lucro</w:t>
+      </w:r>
+      <w:r>
+        <w:rPr>
+          <w:rFonts w:eastAsia="Times New Roman"/>
+          <w:sz w:val="24"/>
+          <w:szCs w:val="24"/>
+          <w:lang w:eastAsia="es-ES"/>
+        </w:rPr>
+        <w:t xml:space="preserve">; la píldora puede impartirla un centro de formación privado que le factura.</w:t>
       </w:r>
     </w:p>
     <w:p>
@@ -1946,51 +1924,262 @@
           <w:szCs w:val="24"/>
           <w:lang w:eastAsia="es-ES"/>
         </w:rPr>
-        <w:t xml:space="preserve">ocupadas</w:t>
-      </w:r>
-      <w:r>
-        <w:rPr>
-          <w:rFonts w:eastAsia="Times New Roman"/>
-          <w:sz w:val="24"/>
-          <w:szCs w:val="24"/>
-          <w:lang w:eastAsia="es-ES"/>
-        </w:rPr>
-        <w:t xml:space="preserve"> que trabajan o residen en Asturias.</w:t>
-      </w:r>
-    </w:p>
-    <w:p>
-      <w:pPr>
-        <w:numPr>
-          <w:ilvl w:val="0"/>
-          <w:numId w:val="2"/>
-        </w:numPr>
-        <w:spacing w:before="100" w:beforeAutospacing="1" w:after="100" w:afterAutospacing="1"/>
-        <w:rPr>
-          <w:rFonts w:eastAsia="Times New Roman"/>
-          <w:sz w:val="24"/>
-          <w:szCs w:val="24"/>
-          <w:lang w:eastAsia="es-ES"/>
-        </w:rPr>
-      </w:pPr>
-      <w:r>
-        <w:rPr>
-          <w:rFonts w:eastAsia="Times New Roman"/>
-          <w:sz w:val="24"/>
-          <w:szCs w:val="24"/>
-          <w:lang w:eastAsia="es-ES"/>
-        </w:rPr>
-        <w:t xml:space="preserve">Desempleados: como máximo el </w:t>
-      </w:r>
-      <w:r>
-        <w:rPr>
-          <w:rFonts w:eastAsia="Times New Roman"/>
-          <w:b/>
-          <w:bCs/>
-          <w:sz w:val="24"/>
-          <w:szCs w:val="24"/>
-          <w:lang w:eastAsia="es-ES"/>
-        </w:rPr>
-        <w:t xml:space="preserve">30%</w:t>
+        <w:t xml:space="preserve">desempleadas</w:t>
+      </w:r>
+      <w:r>
+        <w:rPr>
+          <w:rFonts w:eastAsia="Times New Roman"/>
+          <w:sz w:val="24"/>
+          <w:szCs w:val="24"/>
+          <w:lang w:eastAsia="es-ES"/>
+        </w:rPr>
+        <w:t xml:space="preserve"> inscritas en el SEPEPA y seleccionadas por él, con prioridad para parados de larga duración.</w:t>
+      </w:r>
+    </w:p>
+    <w:p>
+      <w:pPr>
+        <w:numPr>
+          <w:ilvl w:val="0"/>
+          <w:numId w:val="2"/>
+        </w:numPr>
+        <w:spacing w:before="100" w:beforeAutospacing="1" w:after="100" w:afterAutospacing="1"/>
+        <w:rPr>
+          <w:rFonts w:eastAsia="Times New Roman"/>
+          <w:sz w:val="24"/>
+          <w:szCs w:val="24"/>
+          <w:lang w:eastAsia="es-ES"/>
+        </w:rPr>
+      </w:pPr>
+      <w:r>
+        <w:rPr>
+          <w:rFonts w:eastAsia="Times New Roman"/>
+          <w:sz w:val="24"/>
+          <w:szCs w:val="24"/>
+          <w:lang w:eastAsia="es-ES"/>
+        </w:rPr>
+        <w:t xml:space="preserve">Ocupados en situación vulnerable: como máximo el 30%.</w:t>
+      </w:r>
+    </w:p>
+    <w:p>
+      <w:pPr>
+        <w:spacing w:before="100" w:beforeAutospacing="1" w:after="100" w:afterAutospacing="1"/>
+        <w:rPr>
+          <w:b/>
+          <w:bCs/>
+          <w:sz w:val="24"/>
+          <w:szCs w:val="24"/>
+          <w:lang w:eastAsia="es-ES"/>
+        </w:rPr>
+      </w:pPr>
+      <w:r>
+        <w:rPr>
+          <w:b/>
+          <w:bCs/>
+          <w:sz w:val="24"/>
+          <w:szCs w:val="24"/>
+          <w:lang w:eastAsia="es-ES"/>
+        </w:rPr>
+        <w:t xml:space="preserve">Documentación del alumno</w:t>
+      </w:r>
+    </w:p>
+    <w:p>
+      <w:pPr>
+        <w:numPr>
+          <w:ilvl w:val="0"/>
+          <w:numId w:val="2"/>
+        </w:numPr>
+        <w:spacing w:before="100" w:beforeAutospacing="1" w:after="100" w:afterAutospacing="1"/>
+        <w:rPr>
+          <w:rFonts w:eastAsia="Times New Roman"/>
+          <w:sz w:val="24"/>
+          <w:szCs w:val="24"/>
+          <w:lang w:eastAsia="es-ES"/>
+        </w:rPr>
+      </w:pPr>
+      <w:r>
+        <w:rPr>
+          <w:rFonts w:eastAsia="Times New Roman"/>
+          <w:sz w:val="24"/>
+          <w:szCs w:val="24"/>
+          <w:lang w:eastAsia="es-ES"/>
+        </w:rPr>
+        <w:t xml:space="preserve">El alumno llega derivado por su orientador. </w:t>
+      </w:r>
+      <w:r>
+        <w:rPr>
+          <w:rFonts w:eastAsia="Times New Roman"/>
+          <w:b/>
+          <w:bCs/>
+          <w:sz w:val="24"/>
+          <w:szCs w:val="24"/>
+          <w:lang w:eastAsia="es-ES"/>
+        </w:rPr>
+        <w:t xml:space="preserve">No se pide vida laboral.</w:t>
+      </w:r>
+    </w:p>
+    <w:p>
+      <w:pPr>
+        <w:numPr>
+          <w:ilvl w:val="0"/>
+          <w:numId w:val="2"/>
+        </w:numPr>
+        <w:spacing w:before="100" w:beforeAutospacing="1" w:after="100" w:afterAutospacing="1"/>
+        <w:rPr>
+          <w:rFonts w:eastAsia="Times New Roman"/>
+          <w:sz w:val="24"/>
+          <w:szCs w:val="24"/>
+          <w:lang w:eastAsia="es-ES"/>
+        </w:rPr>
+      </w:pPr>
+      <w:r>
+        <w:rPr>
+          <w:rFonts w:eastAsia="Times New Roman"/>
+          <w:sz w:val="24"/>
+          <w:szCs w:val="24"/>
+          <w:lang w:eastAsia="es-ES"/>
+        </w:rPr>
+        <w:t xml:space="preserve">Los participantes firman las </w:t>
+      </w:r>
+      <w:r>
+        <w:rPr>
+          <w:rFonts w:eastAsia="Times New Roman"/>
+          <w:b/>
+          <w:bCs/>
+          <w:sz w:val="24"/>
+          <w:szCs w:val="24"/>
+          <w:lang w:eastAsia="es-ES"/>
+        </w:rPr>
+        <w:t xml:space="preserve">fichas de control</w:t>
+      </w:r>
+      <w:r>
+        <w:rPr>
+          <w:rFonts w:eastAsia="Times New Roman"/>
+          <w:sz w:val="24"/>
+          <w:szCs w:val="24"/>
+          <w:lang w:eastAsia="es-ES"/>
+        </w:rPr>
+        <w:t xml:space="preserve"> del SEPEPA, que la entidad presenta cada dos meses.</w:t>
+      </w:r>
+    </w:p>
+    <w:p>
+      <w:pPr>
+        <w:spacing w:before="100" w:beforeAutospacing="1" w:after="100" w:afterAutospacing="1"/>
+        <w:rPr>
+          <w:b/>
+          <w:bCs/>
+          <w:sz w:val="24"/>
+          <w:szCs w:val="24"/>
+          <w:lang w:eastAsia="es-ES"/>
+        </w:rPr>
+      </w:pPr>
+      <w:r>
+        <w:rPr>
+          <w:b/>
+          <w:bCs/>
+          <w:sz w:val="24"/>
+          <w:szCs w:val="24"/>
+          <w:lang w:eastAsia="es-ES"/>
+        </w:rPr>
+        <w:t xml:space="preserve">Requisitos para superar el curso</w:t>
+      </w:r>
+    </w:p>
+    <w:p>
+      <w:pPr>
+        <w:numPr>
+          <w:ilvl w:val="0"/>
+          <w:numId w:val="2"/>
+        </w:numPr>
+        <w:spacing w:before="100" w:beforeAutospacing="1" w:after="100" w:afterAutospacing="1"/>
+        <w:rPr>
+          <w:rFonts w:eastAsia="Times New Roman"/>
+          <w:sz w:val="24"/>
+          <w:szCs w:val="24"/>
+          <w:lang w:eastAsia="es-ES"/>
+        </w:rPr>
+      </w:pPr>
+      <w:r>
+        <w:rPr>
+          <w:rFonts w:eastAsia="Times New Roman"/>
+          <w:sz w:val="24"/>
+          <w:szCs w:val="24"/>
+          <w:lang w:eastAsia="es-ES"/>
+        </w:rPr>
+        <w:t xml:space="preserve">Las bases </w:t>
+      </w:r>
+      <w:r>
+        <w:rPr>
+          <w:rFonts w:eastAsia="Times New Roman"/>
+          <w:b/>
+          <w:bCs/>
+          <w:sz w:val="24"/>
+          <w:szCs w:val="24"/>
+          <w:lang w:eastAsia="es-ES"/>
+        </w:rPr>
+        <w:t xml:space="preserve">no fijan un porcentaje</w:t>
+      </w:r>
+      <w:r>
+        <w:rPr>
+          <w:rFonts w:eastAsia="Times New Roman"/>
+          <w:sz w:val="24"/>
+          <w:szCs w:val="24"/>
+          <w:lang w:eastAsia="es-ES"/>
+        </w:rPr>
+        <w:t xml:space="preserve"> mínimo ni una evaluación formal.</w:t>
+      </w:r>
+    </w:p>
+    <w:p>
+      <w:pPr>
+        <w:numPr>
+          <w:ilvl w:val="0"/>
+          <w:numId w:val="2"/>
+        </w:numPr>
+        <w:spacing w:before="100" w:beforeAutospacing="1" w:after="100" w:afterAutospacing="1"/>
+        <w:rPr>
+          <w:rFonts w:eastAsia="Times New Roman"/>
+          <w:sz w:val="24"/>
+          <w:szCs w:val="24"/>
+          <w:lang w:eastAsia="es-ES"/>
+        </w:rPr>
+      </w:pPr>
+      <w:r>
+        <w:rPr>
+          <w:rFonts w:eastAsia="Times New Roman"/>
+          <w:sz w:val="24"/>
+          <w:szCs w:val="24"/>
+          <w:lang w:eastAsia="es-ES"/>
+        </w:rPr>
+        <w:t xml:space="preserve">El certificado final indica si el alumno ha </w:t>
+      </w:r>
+      <w:r>
+        <w:rPr>
+          <w:rFonts w:eastAsia="Times New Roman"/>
+          <w:b/>
+          <w:bCs/>
+          <w:sz w:val="24"/>
+          <w:szCs w:val="24"/>
+          <w:lang w:eastAsia="es-ES"/>
+        </w:rPr>
+        <w:t xml:space="preserve">participado</w:t>
+      </w:r>
+      <w:r>
+        <w:rPr>
+          <w:rFonts w:eastAsia="Times New Roman"/>
+          <w:sz w:val="24"/>
+          <w:szCs w:val="24"/>
+          <w:lang w:eastAsia="es-ES"/>
+        </w:rPr>
+        <w:t xml:space="preserve"> o ha </w:t>
+      </w:r>
+      <w:r>
+        <w:rPr>
+          <w:rFonts w:eastAsia="Times New Roman"/>
+          <w:b/>
+          <w:bCs/>
+          <w:sz w:val="24"/>
+          <w:szCs w:val="24"/>
+          <w:lang w:eastAsia="es-ES"/>
+        </w:rPr>
+        <w:t xml:space="preserve">superado los objetivos de aprendizaje</w:t>
       </w:r>
       <w:r>
         <w:rPr>
@@ -2004,247 +2193,6 @@
     </w:p>
     <w:p>
       <w:pPr>
-        <w:numPr>
-          <w:ilvl w:val="0"/>
-          <w:numId w:val="2"/>
-        </w:numPr>
-        <w:spacing w:before="100" w:beforeAutospacing="1" w:after="100" w:afterAutospacing="1"/>
-        <w:rPr>
-          <w:rFonts w:eastAsia="Times New Roman"/>
-          <w:sz w:val="24"/>
-          <w:szCs w:val="24"/>
-          <w:lang w:eastAsia="es-ES"/>
-        </w:rPr>
-      </w:pPr>
-      <w:r>
-        <w:rPr>
-          <w:rFonts w:eastAsia="Times New Roman"/>
-          <w:sz w:val="24"/>
-          <w:szCs w:val="24"/>
-          <w:lang w:eastAsia="es-ES"/>
-        </w:rPr>
-        <w:t xml:space="preserve">10% de plazas reservadas a personas con discapacidad. Máximo 35 alumnos por grupo.</w:t>
-      </w:r>
-    </w:p>
-    <w:p>
-      <w:pPr>
-        <w:spacing w:before="100" w:beforeAutospacing="1" w:after="100" w:afterAutospacing="1"/>
-        <w:rPr>
-          <w:b/>
-          <w:bCs/>
-          <w:sz w:val="24"/>
-          <w:szCs w:val="24"/>
-          <w:lang w:eastAsia="es-ES"/>
-        </w:rPr>
-      </w:pPr>
-      <w:r>
-        <w:rPr>
-          <w:b/>
-          <w:bCs/>
-          <w:sz w:val="24"/>
-          <w:szCs w:val="24"/>
-          <w:lang w:eastAsia="es-ES"/>
-        </w:rPr>
-        <w:t xml:space="preserve">Documentación del alumno</w:t>
-      </w:r>
-    </w:p>
-    <w:p>
-      <w:pPr>
-        <w:numPr>
-          <w:ilvl w:val="0"/>
-          <w:numId w:val="2"/>
-        </w:numPr>
-        <w:spacing w:before="100" w:beforeAutospacing="1" w:after="100" w:afterAutospacing="1"/>
-        <w:rPr>
-          <w:rFonts w:eastAsia="Times New Roman"/>
-          <w:sz w:val="24"/>
-          <w:szCs w:val="24"/>
-          <w:lang w:eastAsia="es-ES"/>
-        </w:rPr>
-      </w:pPr>
-      <w:r>
-        <w:rPr>
-          <w:rFonts w:eastAsia="Times New Roman"/>
-          <w:b/>
-          <w:bCs/>
-          <w:sz w:val="24"/>
-          <w:szCs w:val="24"/>
-          <w:lang w:eastAsia="es-ES"/>
-        </w:rPr>
-        <w:t xml:space="preserve">Ficha de solicitud de participación firmada</w:t>
-      </w:r>
-      <w:r>
-        <w:rPr>
-          <w:rFonts w:eastAsia="Times New Roman"/>
-          <w:sz w:val="24"/>
-          <w:szCs w:val="24"/>
-          <w:lang w:eastAsia="es-ES"/>
-        </w:rPr>
-        <w:t xml:space="preserve">: sin ella el alumno no cuenta, aunque termine.</w:t>
-      </w:r>
-    </w:p>
-    <w:p>
-      <w:pPr>
-        <w:numPr>
-          <w:ilvl w:val="0"/>
-          <w:numId w:val="2"/>
-        </w:numPr>
-        <w:spacing w:before="100" w:beforeAutospacing="1" w:after="100" w:afterAutospacing="1"/>
-        <w:rPr>
-          <w:rFonts w:eastAsia="Times New Roman"/>
-          <w:sz w:val="24"/>
-          <w:szCs w:val="24"/>
-          <w:lang w:eastAsia="es-ES"/>
-        </w:rPr>
-      </w:pPr>
-      <w:r>
-        <w:rPr>
-          <w:rFonts w:eastAsia="Times New Roman"/>
-          <w:b/>
-          <w:bCs/>
-          <w:sz w:val="24"/>
-          <w:szCs w:val="24"/>
-          <w:lang w:eastAsia="es-ES"/>
-        </w:rPr>
-        <w:t xml:space="preserve">Vida laboral o IPI</w:t>
-      </w:r>
-      <w:r>
-        <w:rPr>
-          <w:rFonts w:eastAsia="Times New Roman"/>
-          <w:sz w:val="24"/>
-          <w:szCs w:val="24"/>
-          <w:lang w:eastAsia="es-ES"/>
-        </w:rPr>
-        <w:t xml:space="preserve"> para acreditar que está ocupado.</w:t>
-      </w:r>
-    </w:p>
-    <w:p>
-      <w:pPr>
-        <w:spacing w:before="100" w:beforeAutospacing="1" w:after="100" w:afterAutospacing="1"/>
-        <w:rPr>
-          <w:b/>
-          <w:bCs/>
-          <w:sz w:val="24"/>
-          <w:szCs w:val="24"/>
-          <w:lang w:eastAsia="es-ES"/>
-        </w:rPr>
-      </w:pPr>
-      <w:r>
-        <w:rPr>
-          <w:b/>
-          <w:bCs/>
-          <w:sz w:val="24"/>
-          <w:szCs w:val="24"/>
-          <w:lang w:eastAsia="es-ES"/>
-        </w:rPr>
-        <w:t xml:space="preserve">Requisitos para superar el curso</w:t>
-      </w:r>
-    </w:p>
-    <w:p>
-      <w:pPr>
-        <w:numPr>
-          <w:ilvl w:val="0"/>
-          <w:numId w:val="2"/>
-        </w:numPr>
-        <w:spacing w:before="100" w:beforeAutospacing="1" w:after="100" w:afterAutospacing="1"/>
-        <w:rPr>
-          <w:rFonts w:eastAsia="Times New Roman"/>
-          <w:sz w:val="24"/>
-          <w:szCs w:val="24"/>
-          <w:lang w:eastAsia="es-ES"/>
-        </w:rPr>
-      </w:pPr>
-      <w:r>
-        <w:rPr>
-          <w:rFonts w:eastAsia="Times New Roman"/>
-          <w:b/>
-          <w:bCs/>
-          <w:sz w:val="24"/>
-          <w:szCs w:val="24"/>
-          <w:lang w:eastAsia="es-ES"/>
-        </w:rPr>
-        <w:t xml:space="preserve">Realizar al menos el 75% de los controles</w:t>
-      </w:r>
-      <w:r>
-        <w:rPr>
-          <w:rFonts w:eastAsia="Times New Roman"/>
-          <w:sz w:val="24"/>
-          <w:szCs w:val="24"/>
-          <w:lang w:eastAsia="es-ES"/>
-        </w:rPr>
-        <w:t xml:space="preserve"> periódicos de seguimiento.</w:t>
-      </w:r>
-    </w:p>
-    <w:p>
-      <w:pPr>
-        <w:numPr>
-          <w:ilvl w:val="0"/>
-          <w:numId w:val="2"/>
-        </w:numPr>
-        <w:spacing w:before="100" w:beforeAutospacing="1" w:after="100" w:afterAutospacing="1"/>
-        <w:rPr>
-          <w:rFonts w:eastAsia="Times New Roman"/>
-          <w:sz w:val="24"/>
-          <w:szCs w:val="24"/>
-          <w:lang w:eastAsia="es-ES"/>
-        </w:rPr>
-      </w:pPr>
-      <w:r>
-        <w:rPr>
-          <w:rFonts w:eastAsia="Times New Roman"/>
-          <w:sz w:val="24"/>
-          <w:szCs w:val="24"/>
-          <w:lang w:eastAsia="es-ES"/>
-        </w:rPr>
-        <w:t xml:space="preserve">Diploma solo con </w:t>
-      </w:r>
-      <w:r>
-        <w:rPr>
-          <w:rFonts w:eastAsia="Times New Roman"/>
-          <w:b/>
-          <w:bCs/>
-          <w:sz w:val="24"/>
-          <w:szCs w:val="24"/>
-          <w:lang w:eastAsia="es-ES"/>
-        </w:rPr>
-        <w:t xml:space="preserve">evaluación positiva</w:t>
-      </w:r>
-      <w:r>
-        <w:rPr>
-          <w:rFonts w:eastAsia="Times New Roman"/>
-          <w:sz w:val="24"/>
-          <w:szCs w:val="24"/>
-          <w:lang w:eastAsia="es-ES"/>
-        </w:rPr>
-        <w:t xml:space="preserve">; si no, certificado de asistencia.</w:t>
-      </w:r>
-    </w:p>
-    <w:p>
-      <w:pPr>
-        <w:numPr>
-          <w:ilvl w:val="0"/>
-          <w:numId w:val="2"/>
-        </w:numPr>
-        <w:spacing w:before="100" w:beforeAutospacing="1" w:after="100" w:afterAutospacing="1"/>
-        <w:rPr>
-          <w:rFonts w:eastAsia="Times New Roman"/>
-          <w:sz w:val="24"/>
-          <w:szCs w:val="24"/>
-          <w:lang w:eastAsia="es-ES"/>
-        </w:rPr>
-      </w:pPr>
-      <w:r>
-        <w:rPr>
-          <w:rFonts w:eastAsia="Times New Roman"/>
-          <w:sz w:val="24"/>
-          <w:szCs w:val="24"/>
-          <w:lang w:eastAsia="es-ES"/>
-        </w:rPr>
-        <w:t xml:space="preserve">Las horas de conexión no cuentan.</w:t>
-      </w:r>
-    </w:p>
-    <w:p>
-      <w:pPr>
         <w:spacing w:before="100" w:beforeAutospacing="1" w:after="100" w:afterAutospacing="1"/>
         <w:rPr>
           <w:b/>
@@ -2286,134 +2234,79 @@
           <w:szCs w:val="24"/>
           <w:lang w:eastAsia="es-ES"/>
         </w:rPr>
-        <w:t xml:space="preserve">Solo cuenta como iniciado quien entra </w:t>
-      </w:r>
-      <w:r>
-        <w:rPr>
-          <w:rFonts w:eastAsia="Times New Roman"/>
-          <w:b/>
-          <w:bCs/>
-          <w:sz w:val="24"/>
-          <w:szCs w:val="24"/>
-          <w:lang w:eastAsia="es-ES"/>
-        </w:rPr>
-        <w:t xml:space="preserve">antes del 25%</w:t>
-      </w:r>
-      <w:r>
-        <w:rPr>
-          <w:rFonts w:eastAsia="Times New Roman"/>
-          <w:sz w:val="24"/>
-          <w:szCs w:val="24"/>
-          <w:lang w:eastAsia="es-ES"/>
-        </w:rPr>
-        <w:t xml:space="preserve"> del curso.</w:t>
-      </w:r>
-    </w:p>
-    <w:p>
-      <w:pPr>
-        <w:numPr>
-          <w:ilvl w:val="0"/>
-          <w:numId w:val="2"/>
-        </w:numPr>
-        <w:spacing w:before="100" w:beforeAutospacing="1" w:after="100" w:afterAutospacing="1"/>
-        <w:rPr>
-          <w:rFonts w:eastAsia="Times New Roman"/>
-          <w:sz w:val="24"/>
-          <w:szCs w:val="24"/>
-          <w:lang w:eastAsia="es-ES"/>
-        </w:rPr>
-      </w:pPr>
-      <w:r>
-        <w:rPr>
-          <w:rFonts w:eastAsia="Times New Roman"/>
-          <w:sz w:val="24"/>
-          <w:szCs w:val="24"/>
-          <w:lang w:eastAsia="es-ES"/>
-        </w:rPr>
-        <w:t xml:space="preserve">Las bajas solo se pueden sustituir antes del 25%. Se admite hasta un 15% de abandonos.</w:t>
-      </w:r>
-    </w:p>
-    <w:p>
-      <w:pPr>
-        <w:numPr>
-          <w:ilvl w:val="0"/>
-          <w:numId w:val="2"/>
-        </w:numPr>
-        <w:spacing w:before="100" w:beforeAutospacing="1" w:after="100" w:afterAutospacing="1"/>
-        <w:rPr>
-          <w:rFonts w:eastAsia="Times New Roman"/>
-          <w:sz w:val="24"/>
-          <w:szCs w:val="24"/>
-          <w:lang w:eastAsia="es-ES"/>
-        </w:rPr>
-      </w:pPr>
-      <w:r>
-        <w:rPr>
-          <w:rFonts w:eastAsia="Times New Roman"/>
-          <w:sz w:val="24"/>
-          <w:szCs w:val="24"/>
-          <w:lang w:eastAsia="es-ES"/>
-        </w:rPr>
-        <w:t xml:space="preserve">Quien abandona no puede hacer otro curso del SEPEPA durante 1 mes.</w:t>
-      </w:r>
-    </w:p>
-    <w:p>
-      <w:pPr>
-        <w:numPr>
-          <w:ilvl w:val="0"/>
-          <w:numId w:val="2"/>
-        </w:numPr>
-        <w:spacing w:before="100" w:beforeAutospacing="1" w:after="100" w:afterAutospacing="1"/>
-        <w:rPr>
-          <w:rFonts w:eastAsia="Times New Roman"/>
-          <w:sz w:val="24"/>
-          <w:szCs w:val="24"/>
-          <w:lang w:eastAsia="es-ES"/>
-        </w:rPr>
-      </w:pPr>
-      <w:r>
-        <w:rPr>
-          <w:rFonts w:eastAsia="Times New Roman"/>
-          <w:b/>
-          <w:bCs/>
-          <w:sz w:val="24"/>
-          <w:szCs w:val="24"/>
-          <w:lang w:eastAsia="es-ES"/>
-        </w:rPr>
-        <w:t xml:space="preserve">Cuestionario de calidad</w:t>
-      </w:r>
-      <w:r>
-        <w:rPr>
-          <w:rFonts w:eastAsia="Times New Roman"/>
-          <w:sz w:val="24"/>
-          <w:szCs w:val="24"/>
-          <w:lang w:eastAsia="es-ES"/>
-        </w:rPr>
-        <w:t xml:space="preserve"> obligatorio: si no se hace, se pierde el 5% de la subvención.</w:t>
-      </w:r>
-    </w:p>
-    <w:p>
-      <w:pPr>
-        <w:numPr>
-          <w:ilvl w:val="0"/>
-          <w:numId w:val="2"/>
-        </w:numPr>
-        <w:spacing w:before="100" w:beforeAutospacing="1" w:after="100" w:afterAutospacing="1"/>
-        <w:rPr>
-          <w:rFonts w:eastAsia="Times New Roman"/>
-          <w:sz w:val="24"/>
-          <w:szCs w:val="24"/>
-          <w:lang w:eastAsia="es-ES"/>
-        </w:rPr>
-      </w:pPr>
-      <w:r>
-        <w:rPr>
-          <w:rFonts w:eastAsia="Times New Roman"/>
-          <w:sz w:val="24"/>
-          <w:szCs w:val="24"/>
-          <w:lang w:eastAsia="es-ES"/>
-        </w:rPr>
-        <w:t xml:space="preserve">Tutor: máximo 80 alumnos y toda la actividad registrada en la plataforma.</w:t>
+        <w:t xml:space="preserve">Máximo 2 píldoras por persona (o más si no se superan 150 h en total).</w:t>
+      </w:r>
+    </w:p>
+    <w:p>
+      <w:pPr>
+        <w:numPr>
+          <w:ilvl w:val="0"/>
+          <w:numId w:val="2"/>
+        </w:numPr>
+        <w:spacing w:before="100" w:beforeAutospacing="1" w:after="100" w:afterAutospacing="1"/>
+        <w:rPr>
+          <w:rFonts w:eastAsia="Times New Roman"/>
+          <w:sz w:val="24"/>
+          <w:szCs w:val="24"/>
+          <w:lang w:eastAsia="es-ES"/>
+        </w:rPr>
+      </w:pPr>
+      <w:r>
+        <w:rPr>
+          <w:rFonts w:eastAsia="Times New Roman"/>
+          <w:sz w:val="24"/>
+          <w:szCs w:val="24"/>
+          <w:lang w:eastAsia="es-ES"/>
+        </w:rPr>
+        <w:t xml:space="preserve">Certificado con nombre y DNI, acción, horas totales, programa con horas por contenido, centro y fechas.</w:t>
+      </w:r>
+    </w:p>
+    <w:p>
+      <w:pPr>
+        <w:numPr>
+          <w:ilvl w:val="0"/>
+          <w:numId w:val="2"/>
+        </w:numPr>
+        <w:spacing w:before="100" w:beforeAutospacing="1" w:after="100" w:afterAutospacing="1"/>
+        <w:rPr>
+          <w:rFonts w:eastAsia="Times New Roman"/>
+          <w:sz w:val="24"/>
+          <w:szCs w:val="24"/>
+          <w:lang w:eastAsia="es-ES"/>
+        </w:rPr>
+      </w:pPr>
+      <w:r>
+        <w:rPr>
+          <w:rFonts w:eastAsia="Times New Roman"/>
+          <w:sz w:val="24"/>
+          <w:szCs w:val="24"/>
+          <w:lang w:eastAsia="es-ES"/>
+        </w:rPr>
+        <w:t xml:space="preserve">Se puede hacer en teleformación. La formación es gratuita para el alumno.</w:t>
+      </w:r>
+    </w:p>
+    <w:p>
+      <w:pPr>
+        <w:numPr>
+          <w:ilvl w:val="0"/>
+          <w:numId w:val="2"/>
+        </w:numPr>
+        <w:spacing w:before="100" w:beforeAutospacing="1" w:after="100" w:afterAutospacing="1"/>
+        <w:rPr>
+          <w:rFonts w:eastAsia="Times New Roman"/>
+          <w:sz w:val="24"/>
+          <w:szCs w:val="24"/>
+          <w:lang w:eastAsia="es-ES"/>
+        </w:rPr>
+      </w:pPr>
+      <w:r>
+        <w:rPr>
+          <w:rFonts w:eastAsia="Times New Roman"/>
+          <w:sz w:val="24"/>
+          <w:szCs w:val="24"/>
+          <w:lang w:eastAsia="es-ES"/>
+        </w:rPr>
+        <w:t xml:space="preserve">En toda la publicidad debe constar que la subvenciona el SEPEPA.</w:t>
       </w:r>
     </w:p>
     <w:p>
@@ -2447,23 +2340,23 @@
           <w:sz w:val="28"/>
           <w:szCs w:val="28"/>
         </w:rPr>
-        <w:t xml:space="preserve">5. ASTURIAS DSP NO CP 2025</w:t>
-      </w:r>
-    </w:p>
-    <w:p>
-      <w:pPr>
-        <w:spacing w:before="100" w:beforeAutospacing="1" w:after="100" w:afterAutospacing="1"/>
-        <w:rPr>
-          <w:sz w:val="24"/>
-          <w:szCs w:val="24"/>
-        </w:rPr>
-      </w:pPr>
-      <w:r>
-        <w:rPr>
-          <w:sz w:val="24"/>
-          <w:szCs w:val="24"/>
-        </w:rPr>
-        <w:t xml:space="preserve">Resolución del SEPEPA de 29/09/2025, Línea 1 (la misma que Asturias Ocupados).</w:t>
+        <w:t xml:space="preserve">4. ASTURIAS OCUPADOS NO CP 2025</w:t>
+      </w:r>
+    </w:p>
+    <w:p>
+      <w:pPr>
+        <w:spacing w:before="100" w:beforeAutospacing="1" w:after="100" w:afterAutospacing="1"/>
+        <w:rPr>
+          <w:sz w:val="24"/>
+          <w:szCs w:val="24"/>
+        </w:rPr>
+      </w:pPr>
+      <w:r>
+        <w:rPr>
+          <w:sz w:val="24"/>
+          <w:szCs w:val="24"/>
+        </w:rPr>
+        <w:t xml:space="preserve">Convocatoria del SEPEPA 2025-2026 de acciones no conducentes a certificado, Línea 2 (BDNS 859880; extracto en el BOPA de 08/10/2025). La formación debe terminar antes del 04/12/2026.</w:t>
       </w:r>
     </w:p>
     <w:p>
@@ -2520,40 +2413,40 @@
           <w:szCs w:val="24"/>
           <w:lang w:eastAsia="es-ES"/>
         </w:rPr>
-        <w:t xml:space="preserve">desempleadas</w:t>
-      </w:r>
-      <w:r>
-        <w:rPr>
-          <w:rFonts w:eastAsia="Times New Roman"/>
-          <w:sz w:val="24"/>
-          <w:szCs w:val="24"/>
-          <w:lang w:eastAsia="es-ES"/>
-        </w:rPr>
-        <w:t xml:space="preserve"> inscritas en el SEPEPA.</w:t>
-      </w:r>
-    </w:p>
-    <w:p>
-      <w:pPr>
-        <w:numPr>
-          <w:ilvl w:val="0"/>
-          <w:numId w:val="2"/>
-        </w:numPr>
-        <w:spacing w:before="100" w:beforeAutospacing="1" w:after="100" w:afterAutospacing="1"/>
-        <w:rPr>
-          <w:rFonts w:eastAsia="Times New Roman"/>
-          <w:sz w:val="24"/>
-          <w:szCs w:val="24"/>
-          <w:lang w:eastAsia="es-ES"/>
-        </w:rPr>
-      </w:pPr>
-      <w:r>
-        <w:rPr>
-          <w:rFonts w:eastAsia="Times New Roman"/>
-          <w:sz w:val="24"/>
-          <w:szCs w:val="24"/>
-          <w:lang w:eastAsia="es-ES"/>
-        </w:rPr>
-        <w:t xml:space="preserve">Ocupados: como máximo el </w:t>
+        <w:t xml:space="preserve">ocupadas</w:t>
+      </w:r>
+      <w:r>
+        <w:rPr>
+          <w:rFonts w:eastAsia="Times New Roman"/>
+          <w:sz w:val="24"/>
+          <w:szCs w:val="24"/>
+          <w:lang w:eastAsia="es-ES"/>
+        </w:rPr>
+        <w:t xml:space="preserve"> que trabajan o residen en Asturias.</w:t>
+      </w:r>
+    </w:p>
+    <w:p>
+      <w:pPr>
+        <w:numPr>
+          <w:ilvl w:val="0"/>
+          <w:numId w:val="2"/>
+        </w:numPr>
+        <w:spacing w:before="100" w:beforeAutospacing="1" w:after="100" w:afterAutospacing="1"/>
+        <w:rPr>
+          <w:rFonts w:eastAsia="Times New Roman"/>
+          <w:sz w:val="24"/>
+          <w:szCs w:val="24"/>
+          <w:lang w:eastAsia="es-ES"/>
+        </w:rPr>
+      </w:pPr>
+      <w:r>
+        <w:rPr>
+          <w:rFonts w:eastAsia="Times New Roman"/>
+          <w:sz w:val="24"/>
+          <w:szCs w:val="24"/>
+          <w:lang w:eastAsia="es-ES"/>
+        </w:rPr>
+        <w:t xml:space="preserve">Desempleados: como máximo el </w:t>
       </w:r>
       <w:r>
         <w:rPr>
@@ -2597,7 +2490,7 @@
           <w:szCs w:val="24"/>
           <w:lang w:eastAsia="es-ES"/>
         </w:rPr>
-        <w:t xml:space="preserve">Hay preinscripción y prueba de selección.</w:t>
+        <w:t xml:space="preserve">10% de plazas reservadas a personas con discapacidad. Máximo 35 alumnos por grupo.</w:t>
       </w:r>
     </w:p>
     <w:p>
@@ -2654,33 +2547,51 @@
           <w:szCs w:val="24"/>
           <w:lang w:eastAsia="es-ES"/>
         </w:rPr>
-        <w:t xml:space="preserve">.</w:t>
-      </w:r>
-    </w:p>
-    <w:p>
-      <w:pPr>
-        <w:numPr>
-          <w:ilvl w:val="0"/>
-          <w:numId w:val="2"/>
-        </w:numPr>
-        <w:spacing w:before="100" w:beforeAutospacing="1" w:after="100" w:afterAutospacing="1"/>
-        <w:rPr>
-          <w:rFonts w:eastAsia="Times New Roman"/>
-          <w:sz w:val="24"/>
-          <w:szCs w:val="24"/>
-          <w:lang w:eastAsia="es-ES"/>
-        </w:rPr>
-      </w:pPr>
-      <w:r>
-        <w:rPr>
-          <w:rFonts w:eastAsia="Times New Roman"/>
-          <w:b/>
-          <w:bCs/>
-          <w:sz w:val="24"/>
-          <w:szCs w:val="24"/>
-          <w:lang w:eastAsia="es-ES"/>
-        </w:rPr>
-        <w:t xml:space="preserve">No se pide vida laboral.</w:t>
+        <w:t xml:space="preserve">: sin ella el alumno no cuenta, aunque termine.</w:t>
+      </w:r>
+    </w:p>
+    <w:p>
+      <w:pPr>
+        <w:numPr>
+          <w:ilvl w:val="0"/>
+          <w:numId w:val="2"/>
+        </w:numPr>
+        <w:spacing w:before="100" w:beforeAutospacing="1" w:after="100" w:afterAutospacing="1"/>
+        <w:rPr>
+          <w:rFonts w:eastAsia="Times New Roman"/>
+          <w:sz w:val="24"/>
+          <w:szCs w:val="24"/>
+          <w:lang w:eastAsia="es-ES"/>
+        </w:rPr>
+      </w:pPr>
+      <w:r>
+        <w:rPr>
+          <w:rFonts w:eastAsia="Times New Roman"/>
+          <w:sz w:val="24"/>
+          <w:szCs w:val="24"/>
+          <w:lang w:eastAsia="es-ES"/>
+        </w:rPr>
+        <w:t xml:space="preserve">La convocatoria </w:t>
+      </w:r>
+      <w:r>
+        <w:rPr>
+          <w:rFonts w:eastAsia="Times New Roman"/>
+          <w:b/>
+          <w:bCs/>
+          <w:sz w:val="24"/>
+          <w:szCs w:val="24"/>
+          <w:lang w:eastAsia="es-ES"/>
+        </w:rPr>
+        <w:t xml:space="preserve">no exige vida laboral ni IPI</w:t>
+      </w:r>
+      <w:r>
+        <w:rPr>
+          <w:rFonts w:eastAsia="Times New Roman"/>
+          <w:sz w:val="24"/>
+          <w:szCs w:val="24"/>
+          <w:lang w:eastAsia="es-ES"/>
+        </w:rPr>
+        <w:t xml:space="preserve">: la situación laboral al inicio del curso la consulta el SEPEPA en la Seguridad Social.</w:t>
       </w:r>
     </w:p>
     <w:p>
@@ -2728,64 +2639,80 @@
           <w:szCs w:val="24"/>
           <w:lang w:eastAsia="es-ES"/>
         </w:rPr>
-        <w:t xml:space="preserve">Realizar al menos el 75% de los controles</w:t>
-      </w:r>
-      <w:r>
-        <w:rPr>
-          <w:rFonts w:eastAsia="Times New Roman"/>
-          <w:sz w:val="24"/>
-          <w:szCs w:val="24"/>
-          <w:lang w:eastAsia="es-ES"/>
-        </w:rPr>
-        <w:t xml:space="preserve"> periódicos de seguimiento.</w:t>
-      </w:r>
-    </w:p>
-    <w:p>
-      <w:pPr>
-        <w:numPr>
-          <w:ilvl w:val="0"/>
-          <w:numId w:val="2"/>
-        </w:numPr>
-        <w:spacing w:before="100" w:beforeAutospacing="1" w:after="100" w:afterAutospacing="1"/>
-        <w:rPr>
-          <w:rFonts w:eastAsia="Times New Roman"/>
-          <w:sz w:val="24"/>
-          <w:szCs w:val="24"/>
-          <w:lang w:eastAsia="es-ES"/>
-        </w:rPr>
-      </w:pPr>
-      <w:r>
-        <w:rPr>
-          <w:rFonts w:eastAsia="Times New Roman"/>
-          <w:sz w:val="24"/>
-          <w:szCs w:val="24"/>
-          <w:lang w:eastAsia="es-ES"/>
-        </w:rPr>
-        <w:t xml:space="preserve">Diploma solo con evaluación positiva.</w:t>
-      </w:r>
-    </w:p>
-    <w:p>
-      <w:pPr>
-        <w:numPr>
-          <w:ilvl w:val="0"/>
-          <w:numId w:val="2"/>
-        </w:numPr>
-        <w:spacing w:before="100" w:beforeAutospacing="1" w:after="100" w:afterAutospacing="1"/>
-        <w:rPr>
-          <w:rFonts w:eastAsia="Times New Roman"/>
-          <w:sz w:val="24"/>
-          <w:szCs w:val="24"/>
-          <w:lang w:eastAsia="es-ES"/>
-        </w:rPr>
-      </w:pPr>
-      <w:r>
-        <w:rPr>
-          <w:rFonts w:eastAsia="Times New Roman"/>
-          <w:sz w:val="24"/>
-          <w:szCs w:val="24"/>
-          <w:lang w:eastAsia="es-ES"/>
-        </w:rPr>
-        <w:t xml:space="preserve">Cuenta como finalizado quien lo deja por un empleo o por enfermedad con al menos el 25% de los controles hecho.</w:t>
+        <w:t xml:space="preserve">Realizar</w:t>
+      </w:r>
+      <w:r>
+        <w:rPr>
+          <w:rFonts w:eastAsia="Times New Roman"/>
+          <w:sz w:val="24"/>
+          <w:szCs w:val="24"/>
+          <w:lang w:eastAsia="es-ES"/>
+        </w:rPr>
+        <w:t xml:space="preserve"> (no hace falta aprobar) </w:t>
+      </w:r>
+      <w:r>
+        <w:rPr>
+          <w:rFonts w:eastAsia="Times New Roman"/>
+          <w:b/>
+          <w:bCs/>
+          <w:sz w:val="24"/>
+          <w:szCs w:val="24"/>
+          <w:lang w:eastAsia="es-ES"/>
+        </w:rPr>
+        <w:t xml:space="preserve">al menos el 75% de los controles</w:t>
+      </w:r>
+      <w:r>
+        <w:rPr>
+          <w:rFonts w:eastAsia="Times New Roman"/>
+          <w:sz w:val="24"/>
+          <w:szCs w:val="24"/>
+          <w:lang w:eastAsia="es-ES"/>
+        </w:rPr>
+        <w:t xml:space="preserve"> periódicos, sin mínimo de horas de conexión.</w:t>
+      </w:r>
+    </w:p>
+    <w:p>
+      <w:pPr>
+        <w:numPr>
+          <w:ilvl w:val="0"/>
+          <w:numId w:val="2"/>
+        </w:numPr>
+        <w:spacing w:before="100" w:beforeAutospacing="1" w:after="100" w:afterAutospacing="1"/>
+        <w:rPr>
+          <w:rFonts w:eastAsia="Times New Roman"/>
+          <w:sz w:val="24"/>
+          <w:szCs w:val="24"/>
+          <w:lang w:eastAsia="es-ES"/>
+        </w:rPr>
+      </w:pPr>
+      <w:r>
+        <w:rPr>
+          <w:rFonts w:eastAsia="Times New Roman"/>
+          <w:sz w:val="24"/>
+          <w:szCs w:val="24"/>
+          <w:lang w:eastAsia="es-ES"/>
+        </w:rPr>
+        <w:t xml:space="preserve">Diploma solo con </w:t>
+      </w:r>
+      <w:r>
+        <w:rPr>
+          <w:rFonts w:eastAsia="Times New Roman"/>
+          <w:b/>
+          <w:bCs/>
+          <w:sz w:val="24"/>
+          <w:szCs w:val="24"/>
+          <w:lang w:eastAsia="es-ES"/>
+        </w:rPr>
+        <w:t xml:space="preserve">evaluación positiva</w:t>
+      </w:r>
+      <w:r>
+        <w:rPr>
+          <w:rFonts w:eastAsia="Times New Roman"/>
+          <w:sz w:val="24"/>
+          <w:szCs w:val="24"/>
+          <w:lang w:eastAsia="es-ES"/>
+        </w:rPr>
+        <w:t xml:space="preserve">; si no, certificado de asistencia.</w:t>
       </w:r>
     </w:p>
     <w:p>
@@ -2831,51 +2758,110 @@
           <w:szCs w:val="24"/>
           <w:lang w:eastAsia="es-ES"/>
         </w:rPr>
-        <w:t xml:space="preserve">Incluye el módulo obligatorio </w:t>
-      </w:r>
-      <w:r>
-        <w:rPr>
-          <w:rFonts w:eastAsia="Times New Roman"/>
-          <w:b/>
-          <w:bCs/>
-          <w:sz w:val="24"/>
-          <w:szCs w:val="24"/>
-          <w:lang w:eastAsia="es-ES"/>
-        </w:rPr>
-        <w:t xml:space="preserve">FCOO03</w:t>
-      </w:r>
-      <w:r>
-        <w:rPr>
-          <w:rFonts w:eastAsia="Times New Roman"/>
-          <w:sz w:val="24"/>
-          <w:szCs w:val="24"/>
-          <w:lang w:eastAsia="es-ES"/>
-        </w:rPr>
-        <w:t xml:space="preserve"> (inserción laboral, sensibilización medioambiental e igualdad de género).</w:t>
-      </w:r>
-    </w:p>
-    <w:p>
-      <w:pPr>
-        <w:numPr>
-          <w:ilvl w:val="0"/>
-          <w:numId w:val="2"/>
-        </w:numPr>
-        <w:spacing w:before="100" w:beforeAutospacing="1" w:after="100" w:afterAutospacing="1"/>
-        <w:rPr>
-          <w:rFonts w:eastAsia="Times New Roman"/>
-          <w:sz w:val="24"/>
-          <w:szCs w:val="24"/>
-          <w:lang w:eastAsia="es-ES"/>
-        </w:rPr>
-      </w:pPr>
-      <w:r>
-        <w:rPr>
-          <w:rFonts w:eastAsia="Times New Roman"/>
-          <w:sz w:val="24"/>
-          <w:szCs w:val="24"/>
-          <w:lang w:eastAsia="es-ES"/>
-        </w:rPr>
-        <w:t xml:space="preserve">El resto, igual que Asturias Ocupados (25%, abandonos, cuestionario de calidad).</w:t>
+        <w:t xml:space="preserve">Solo cuenta como iniciado quien entra </w:t>
+      </w:r>
+      <w:r>
+        <w:rPr>
+          <w:rFonts w:eastAsia="Times New Roman"/>
+          <w:b/>
+          <w:bCs/>
+          <w:sz w:val="24"/>
+          <w:szCs w:val="24"/>
+          <w:lang w:eastAsia="es-ES"/>
+        </w:rPr>
+        <w:t xml:space="preserve">antes del 25%</w:t>
+      </w:r>
+      <w:r>
+        <w:rPr>
+          <w:rFonts w:eastAsia="Times New Roman"/>
+          <w:sz w:val="24"/>
+          <w:szCs w:val="24"/>
+          <w:lang w:eastAsia="es-ES"/>
+        </w:rPr>
+        <w:t xml:space="preserve"> del curso.</w:t>
+      </w:r>
+    </w:p>
+    <w:p>
+      <w:pPr>
+        <w:numPr>
+          <w:ilvl w:val="0"/>
+          <w:numId w:val="2"/>
+        </w:numPr>
+        <w:spacing w:before="100" w:beforeAutospacing="1" w:after="100" w:afterAutospacing="1"/>
+        <w:rPr>
+          <w:rFonts w:eastAsia="Times New Roman"/>
+          <w:sz w:val="24"/>
+          <w:szCs w:val="24"/>
+          <w:lang w:eastAsia="es-ES"/>
+        </w:rPr>
+      </w:pPr>
+      <w:r>
+        <w:rPr>
+          <w:rFonts w:eastAsia="Times New Roman"/>
+          <w:sz w:val="24"/>
+          <w:szCs w:val="24"/>
+          <w:lang w:eastAsia="es-ES"/>
+        </w:rPr>
+        <w:t xml:space="preserve">Las bajas solo se pueden sustituir antes del 25%. Se admite hasta un 15% de abandonos; la fecha de abandono es la del último acceso.</w:t>
+      </w:r>
+    </w:p>
+    <w:p>
+      <w:pPr>
+        <w:numPr>
+          <w:ilvl w:val="0"/>
+          <w:numId w:val="2"/>
+        </w:numPr>
+        <w:spacing w:before="100" w:beforeAutospacing="1" w:after="100" w:afterAutospacing="1"/>
+        <w:rPr>
+          <w:rFonts w:eastAsia="Times New Roman"/>
+          <w:sz w:val="24"/>
+          <w:szCs w:val="24"/>
+          <w:lang w:eastAsia="es-ES"/>
+        </w:rPr>
+      </w:pPr>
+      <w:r>
+        <w:rPr>
+          <w:rFonts w:eastAsia="Times New Roman"/>
+          <w:sz w:val="24"/>
+          <w:szCs w:val="24"/>
+          <w:lang w:eastAsia="es-ES"/>
+        </w:rPr>
+        <w:t xml:space="preserve">Quien abandona no puede hacer otro curso del SEPEPA durante 1 mes.</w:t>
+      </w:r>
+    </w:p>
+    <w:p>
+      <w:pPr>
+        <w:numPr>
+          <w:ilvl w:val="0"/>
+          <w:numId w:val="2"/>
+        </w:numPr>
+        <w:spacing w:before="100" w:beforeAutospacing="1" w:after="100" w:afterAutospacing="1"/>
+        <w:rPr>
+          <w:rFonts w:eastAsia="Times New Roman"/>
+          <w:sz w:val="24"/>
+          <w:szCs w:val="24"/>
+          <w:lang w:eastAsia="es-ES"/>
+        </w:rPr>
+      </w:pPr>
+      <w:r>
+        <w:rPr>
+          <w:rFonts w:eastAsia="Times New Roman"/>
+          <w:b/>
+          <w:bCs/>
+          <w:sz w:val="24"/>
+          <w:szCs w:val="24"/>
+          <w:lang w:eastAsia="es-ES"/>
+        </w:rPr>
+        <w:t xml:space="preserve">Cuestionario de calidad</w:t>
+      </w:r>
+      <w:r>
+        <w:rPr>
+          <w:rFonts w:eastAsia="Times New Roman"/>
+          <w:sz w:val="24"/>
+          <w:szCs w:val="24"/>
+          <w:lang w:eastAsia="es-ES"/>
+        </w:rPr>
+        <w:t xml:space="preserve"> obligatorio: si no se hace, se pierde el 5% de la subvención (y otro 5% si falta la imagen institucional).</w:t>
       </w:r>
     </w:p>
     <w:p>
@@ -2909,23 +2895,23 @@
           <w:sz w:val="28"/>
           <w:szCs w:val="28"/>
         </w:rPr>
-        <w:t xml:space="preserve">6. ARAGÓN OCUPADOS NO CP SECTORIAL 2025</w:t>
-      </w:r>
-    </w:p>
-    <w:p>
-      <w:pPr>
-        <w:spacing w:before="100" w:beforeAutospacing="1" w:after="100" w:afterAutospacing="1"/>
-        <w:rPr>
-          <w:sz w:val="24"/>
-          <w:szCs w:val="24"/>
-        </w:rPr>
-      </w:pPr>
-      <w:r>
-        <w:rPr>
-          <w:sz w:val="24"/>
-          <w:szCs w:val="24"/>
-        </w:rPr>
-        <w:t xml:space="preserve">Orden EMC/1217/2025, Plan Wave Plus Ocupados (BOA nº 184, de 23/09/2025).</w:t>
+        <w:t xml:space="preserve">5. ASTURIAS DSP NO CP 2025</w:t>
+      </w:r>
+    </w:p>
+    <w:p>
+      <w:pPr>
+        <w:spacing w:before="100" w:beforeAutospacing="1" w:after="100" w:afterAutospacing="1"/>
+        <w:rPr>
+          <w:sz w:val="24"/>
+          <w:szCs w:val="24"/>
+        </w:rPr>
+      </w:pPr>
+      <w:r>
+        <w:rPr>
+          <w:sz w:val="24"/>
+          <w:szCs w:val="24"/>
+        </w:rPr>
+        <w:t xml:space="preserve">La misma convocatoria que Asturias Ocupados, Línea 1 (BDNS 859880).</w:t>
       </w:r>
     </w:p>
     <w:p>
@@ -2982,7 +2968,51 @@
           <w:szCs w:val="24"/>
           <w:lang w:eastAsia="es-ES"/>
         </w:rPr>
-        <w:t xml:space="preserve">ocupadas</w:t>
+        <w:t xml:space="preserve">desempleadas</w:t>
+      </w:r>
+      <w:r>
+        <w:rPr>
+          <w:rFonts w:eastAsia="Times New Roman"/>
+          <w:sz w:val="24"/>
+          <w:szCs w:val="24"/>
+          <w:lang w:eastAsia="es-ES"/>
+        </w:rPr>
+        <w:t xml:space="preserve"> inscritas en el SEPEPA.</w:t>
+      </w:r>
+    </w:p>
+    <w:p>
+      <w:pPr>
+        <w:numPr>
+          <w:ilvl w:val="0"/>
+          <w:numId w:val="2"/>
+        </w:numPr>
+        <w:spacing w:before="100" w:beforeAutospacing="1" w:after="100" w:afterAutospacing="1"/>
+        <w:rPr>
+          <w:rFonts w:eastAsia="Times New Roman"/>
+          <w:sz w:val="24"/>
+          <w:szCs w:val="24"/>
+          <w:lang w:eastAsia="es-ES"/>
+        </w:rPr>
+      </w:pPr>
+      <w:r>
+        <w:rPr>
+          <w:rFonts w:eastAsia="Times New Roman"/>
+          <w:sz w:val="24"/>
+          <w:szCs w:val="24"/>
+          <w:lang w:eastAsia="es-ES"/>
+        </w:rPr>
+        <w:t xml:space="preserve">Ocupados: como máximo el </w:t>
+      </w:r>
+      <w:r>
+        <w:rPr>
+          <w:rFonts w:eastAsia="Times New Roman"/>
+          <w:b/>
+          <w:bCs/>
+          <w:sz w:val="24"/>
+          <w:szCs w:val="24"/>
+          <w:lang w:eastAsia="es-ES"/>
+        </w:rPr>
+        <w:t xml:space="preserve">30%</w:t>
       </w:r>
       <w:r>
         <w:rPr>
@@ -3015,18 +3045,55 @@
           <w:szCs w:val="24"/>
           <w:lang w:eastAsia="es-ES"/>
         </w:rPr>
-        <w:t xml:space="preserve">Desempleados: como máximo el </w:t>
-      </w:r>
-      <w:r>
-        <w:rPr>
-          <w:rFonts w:eastAsia="Times New Roman"/>
-          <w:b/>
-          <w:bCs/>
-          <w:sz w:val="24"/>
-          <w:szCs w:val="24"/>
-          <w:lang w:eastAsia="es-ES"/>
-        </w:rPr>
-        <w:t xml:space="preserve">30%</w:t>
+        <w:t xml:space="preserve">Hay preinscripción y prueba de selección.</w:t>
+      </w:r>
+    </w:p>
+    <w:p>
+      <w:pPr>
+        <w:spacing w:before="100" w:beforeAutospacing="1" w:after="100" w:afterAutospacing="1"/>
+        <w:rPr>
+          <w:b/>
+          <w:bCs/>
+          <w:sz w:val="24"/>
+          <w:szCs w:val="24"/>
+          <w:lang w:eastAsia="es-ES"/>
+        </w:rPr>
+      </w:pPr>
+      <w:r>
+        <w:rPr>
+          <w:b/>
+          <w:bCs/>
+          <w:sz w:val="24"/>
+          <w:szCs w:val="24"/>
+          <w:lang w:eastAsia="es-ES"/>
+        </w:rPr>
+        <w:t xml:space="preserve">Documentación del alumno</w:t>
+      </w:r>
+    </w:p>
+    <w:p>
+      <w:pPr>
+        <w:numPr>
+          <w:ilvl w:val="0"/>
+          <w:numId w:val="2"/>
+        </w:numPr>
+        <w:spacing w:before="100" w:beforeAutospacing="1" w:after="100" w:afterAutospacing="1"/>
+        <w:rPr>
+          <w:rFonts w:eastAsia="Times New Roman"/>
+          <w:sz w:val="24"/>
+          <w:szCs w:val="24"/>
+          <w:lang w:eastAsia="es-ES"/>
+        </w:rPr>
+      </w:pPr>
+      <w:r>
+        <w:rPr>
+          <w:rFonts w:eastAsia="Times New Roman"/>
+          <w:b/>
+          <w:bCs/>
+          <w:sz w:val="24"/>
+          <w:szCs w:val="24"/>
+          <w:lang w:eastAsia="es-ES"/>
+        </w:rPr>
+        <w:t xml:space="preserve">Ficha de solicitud de participación firmada</w:t>
       </w:r>
       <w:r>
         <w:rPr>
@@ -3055,68 +3122,13 @@
       <w:r>
         <w:rPr>
           <w:rFonts w:eastAsia="Times New Roman"/>
-          <w:sz w:val="24"/>
-          <w:szCs w:val="24"/>
-          <w:lang w:eastAsia="es-ES"/>
-        </w:rPr>
-        <w:t xml:space="preserve">Como máximo el 70% de alumnos de una misma empresa y 350 horas por persona.</w:t>
-      </w:r>
-    </w:p>
-    <w:p>
-      <w:pPr>
-        <w:spacing w:before="100" w:beforeAutospacing="1" w:after="100" w:afterAutospacing="1"/>
-        <w:rPr>
-          <w:b/>
-          <w:bCs/>
-          <w:sz w:val="24"/>
-          <w:szCs w:val="24"/>
-          <w:lang w:eastAsia="es-ES"/>
-        </w:rPr>
-      </w:pPr>
-      <w:r>
-        <w:rPr>
-          <w:b/>
-          <w:bCs/>
-          <w:sz w:val="24"/>
-          <w:szCs w:val="24"/>
-          <w:lang w:eastAsia="es-ES"/>
-        </w:rPr>
-        <w:t xml:space="preserve">Documentación del alumno</w:t>
-      </w:r>
-    </w:p>
-    <w:p>
-      <w:pPr>
-        <w:numPr>
-          <w:ilvl w:val="0"/>
-          <w:numId w:val="2"/>
-        </w:numPr>
-        <w:spacing w:before="100" w:beforeAutospacing="1" w:after="100" w:afterAutospacing="1"/>
-        <w:rPr>
-          <w:rFonts w:eastAsia="Times New Roman"/>
-          <w:sz w:val="24"/>
-          <w:szCs w:val="24"/>
-          <w:lang w:eastAsia="es-ES"/>
-        </w:rPr>
-      </w:pPr>
-      <w:r>
-        <w:rPr>
-          <w:rFonts w:eastAsia="Times New Roman"/>
-          <w:b/>
-          <w:bCs/>
-          <w:sz w:val="24"/>
-          <w:szCs w:val="24"/>
-          <w:lang w:eastAsia="es-ES"/>
-        </w:rPr>
-        <w:t xml:space="preserve">Vida laboral o nómina</w:t>
-      </w:r>
-      <w:r>
-        <w:rPr>
-          <w:rFonts w:eastAsia="Times New Roman"/>
-          <w:sz w:val="24"/>
-          <w:szCs w:val="24"/>
-          <w:lang w:eastAsia="es-ES"/>
-        </w:rPr>
-        <w:t xml:space="preserve"> (desempleados: DARDE o IPI). El detalle está en la Guía de gestión de Gestifor.</w:t>
+          <w:b/>
+          <w:bCs/>
+          <w:sz w:val="24"/>
+          <w:szCs w:val="24"/>
+          <w:lang w:eastAsia="es-ES"/>
+        </w:rPr>
+        <w:t xml:space="preserve">No se pide vida laboral.</w:t>
       </w:r>
     </w:p>
     <w:p>
@@ -3173,97 +3185,55 @@
           <w:szCs w:val="24"/>
           <w:lang w:eastAsia="es-ES"/>
         </w:rPr>
-        <w:t xml:space="preserve"> periódicos de seguimiento.</w:t>
-      </w:r>
-    </w:p>
-    <w:p>
-      <w:pPr>
-        <w:numPr>
-          <w:ilvl w:val="0"/>
-          <w:numId w:val="2"/>
-        </w:numPr>
-        <w:spacing w:before="100" w:beforeAutospacing="1" w:after="100" w:afterAutospacing="1"/>
-        <w:rPr>
-          <w:rFonts w:eastAsia="Times New Roman"/>
-          <w:sz w:val="24"/>
-          <w:szCs w:val="24"/>
-          <w:lang w:eastAsia="es-ES"/>
-        </w:rPr>
-      </w:pPr>
-      <w:r>
-        <w:rPr>
-          <w:rFonts w:eastAsia="Times New Roman"/>
-          <w:b/>
-          <w:bCs/>
-          <w:sz w:val="24"/>
-          <w:szCs w:val="24"/>
-          <w:lang w:eastAsia="es-ES"/>
-        </w:rPr>
-        <w:t xml:space="preserve">Asistir a todas las sesiones presenciales</w:t>
-      </w:r>
-      <w:r>
-        <w:rPr>
-          <w:rFonts w:eastAsia="Times New Roman"/>
-          <w:sz w:val="24"/>
-          <w:szCs w:val="24"/>
-          <w:lang w:eastAsia="es-ES"/>
-        </w:rPr>
-        <w:t xml:space="preserve"> obligatorias.</w:t>
-      </w:r>
-    </w:p>
-    <w:p>
-      <w:pPr>
-        <w:numPr>
-          <w:ilvl w:val="0"/>
-          <w:numId w:val="2"/>
-        </w:numPr>
-        <w:spacing w:before="100" w:beforeAutospacing="1" w:after="100" w:afterAutospacing="1"/>
-        <w:rPr>
-          <w:rFonts w:eastAsia="Times New Roman"/>
-          <w:sz w:val="24"/>
-          <w:szCs w:val="24"/>
-          <w:lang w:eastAsia="es-ES"/>
-        </w:rPr>
-      </w:pPr>
-      <w:r>
-        <w:rPr>
-          <w:rFonts w:eastAsia="Times New Roman"/>
-          <w:b/>
-          <w:bCs/>
-          <w:sz w:val="24"/>
-          <w:szCs w:val="24"/>
-          <w:lang w:eastAsia="es-ES"/>
-        </w:rPr>
-        <w:t xml:space="preserve">Evaluación final presencial</w:t>
-      </w:r>
-      <w:r>
-        <w:rPr>
-          <w:rFonts w:eastAsia="Times New Roman"/>
-          <w:sz w:val="24"/>
-          <w:szCs w:val="24"/>
-          <w:lang w:eastAsia="es-ES"/>
-        </w:rPr>
-        <w:t xml:space="preserve">: no puede ser solo tipo test; debe tener al menos </w:t>
-      </w:r>
-      <w:r>
-        <w:rPr>
-          <w:rFonts w:eastAsia="Times New Roman"/>
-          <w:b/>
-          <w:bCs/>
-          <w:sz w:val="24"/>
-          <w:szCs w:val="24"/>
-          <w:lang w:eastAsia="es-ES"/>
-        </w:rPr>
-        <w:t xml:space="preserve">2 preguntas abiertas escritas a mano</w:t>
-      </w:r>
-      <w:r>
-        <w:rPr>
-          <w:rFonts w:eastAsia="Times New Roman"/>
-          <w:sz w:val="24"/>
-          <w:szCs w:val="24"/>
-          <w:lang w:eastAsia="es-ES"/>
-        </w:rPr>
-        <w:t xml:space="preserve"> y firmadas.</w:t>
+        <w:t xml:space="preserve"> periódicos, sin mínimo de horas de conexión.</w:t>
+      </w:r>
+    </w:p>
+    <w:p>
+      <w:pPr>
+        <w:numPr>
+          <w:ilvl w:val="0"/>
+          <w:numId w:val="2"/>
+        </w:numPr>
+        <w:spacing w:before="100" w:beforeAutospacing="1" w:after="100" w:afterAutospacing="1"/>
+        <w:rPr>
+          <w:rFonts w:eastAsia="Times New Roman"/>
+          <w:sz w:val="24"/>
+          <w:szCs w:val="24"/>
+          <w:lang w:eastAsia="es-ES"/>
+        </w:rPr>
+      </w:pPr>
+      <w:r>
+        <w:rPr>
+          <w:rFonts w:eastAsia="Times New Roman"/>
+          <w:sz w:val="24"/>
+          <w:szCs w:val="24"/>
+          <w:lang w:eastAsia="es-ES"/>
+        </w:rPr>
+        <w:t xml:space="preserve">Diploma solo con evaluación positiva; si no, certificado de asistencia.</w:t>
+      </w:r>
+    </w:p>
+    <w:p>
+      <w:pPr>
+        <w:numPr>
+          <w:ilvl w:val="0"/>
+          <w:numId w:val="2"/>
+        </w:numPr>
+        <w:spacing w:before="100" w:beforeAutospacing="1" w:after="100" w:afterAutospacing="1"/>
+        <w:rPr>
+          <w:rFonts w:eastAsia="Times New Roman"/>
+          <w:sz w:val="24"/>
+          <w:szCs w:val="24"/>
+          <w:lang w:eastAsia="es-ES"/>
+        </w:rPr>
+      </w:pPr>
+      <w:r>
+        <w:rPr>
+          <w:rFonts w:eastAsia="Times New Roman"/>
+          <w:sz w:val="24"/>
+          <w:szCs w:val="24"/>
+          <w:lang w:eastAsia="es-ES"/>
+        </w:rPr>
+        <w:t xml:space="preserve">Cuenta como finalizado quien lo deja por un empleo o por enfermedad con al menos el 25% hecho.</w:t>
       </w:r>
     </w:p>
     <w:p>
@@ -3309,105 +3279,71 @@
           <w:szCs w:val="24"/>
           <w:lang w:eastAsia="es-ES"/>
         </w:rPr>
-        <w:t xml:space="preserve">Parte presencial: máximo el 20% (sesión inicial y final; solo final en cursos de 30 h o menos).</w:t>
-      </w:r>
-    </w:p>
-    <w:p>
-      <w:pPr>
-        <w:numPr>
-          <w:ilvl w:val="0"/>
-          <w:numId w:val="2"/>
-        </w:numPr>
-        <w:spacing w:before="100" w:beforeAutospacing="1" w:after="100" w:afterAutospacing="1"/>
-        <w:rPr>
-          <w:rFonts w:eastAsia="Times New Roman"/>
-          <w:sz w:val="24"/>
-          <w:szCs w:val="24"/>
-          <w:lang w:eastAsia="es-ES"/>
-        </w:rPr>
-      </w:pPr>
-      <w:r>
-        <w:rPr>
-          <w:rFonts w:eastAsia="Times New Roman"/>
-          <w:sz w:val="24"/>
-          <w:szCs w:val="24"/>
-          <w:lang w:eastAsia="es-ES"/>
-        </w:rPr>
-        <w:t xml:space="preserve">Ritmo máximo: 4 horas al día y 20 a la semana.</w:t>
-      </w:r>
-    </w:p>
-    <w:p>
-      <w:pPr>
-        <w:numPr>
-          <w:ilvl w:val="0"/>
-          <w:numId w:val="2"/>
-        </w:numPr>
-        <w:spacing w:before="100" w:beforeAutospacing="1" w:after="100" w:afterAutospacing="1"/>
-        <w:rPr>
-          <w:rFonts w:eastAsia="Times New Roman"/>
-          <w:sz w:val="24"/>
-          <w:szCs w:val="24"/>
-          <w:lang w:eastAsia="es-ES"/>
-        </w:rPr>
-      </w:pPr>
-      <w:r>
-        <w:rPr>
-          <w:rFonts w:eastAsia="Times New Roman"/>
-          <w:sz w:val="24"/>
-          <w:szCs w:val="24"/>
-          <w:lang w:eastAsia="es-ES"/>
-        </w:rPr>
-        <w:t xml:space="preserve">Las bajas se pueden sustituir antes del 25%; se admite hasta un 15% de abandonos.</w:t>
-      </w:r>
-    </w:p>
-    <w:p>
-      <w:pPr>
-        <w:numPr>
-          <w:ilvl w:val="0"/>
-          <w:numId w:val="2"/>
-        </w:numPr>
-        <w:spacing w:before="100" w:beforeAutospacing="1" w:after="100" w:afterAutospacing="1"/>
-        <w:rPr>
-          <w:rFonts w:eastAsia="Times New Roman"/>
-          <w:sz w:val="24"/>
-          <w:szCs w:val="24"/>
-          <w:lang w:eastAsia="es-ES"/>
-        </w:rPr>
-      </w:pPr>
-      <w:r>
-        <w:rPr>
-          <w:rFonts w:eastAsia="Times New Roman"/>
-          <w:b/>
-          <w:bCs/>
-          <w:sz w:val="24"/>
-          <w:szCs w:val="24"/>
-          <w:lang w:eastAsia="es-ES"/>
-        </w:rPr>
-        <w:t xml:space="preserve">Encuesta de calidad en la última sesión presencial.</w:t>
-      </w:r>
-    </w:p>
-    <w:p>
-      <w:pPr>
-        <w:numPr>
-          <w:ilvl w:val="0"/>
-          <w:numId w:val="2"/>
-        </w:numPr>
-        <w:spacing w:before="100" w:beforeAutospacing="1" w:after="100" w:afterAutospacing="1"/>
-        <w:rPr>
-          <w:rFonts w:eastAsia="Times New Roman"/>
-          <w:sz w:val="24"/>
-          <w:szCs w:val="24"/>
-          <w:lang w:eastAsia="es-ES"/>
-        </w:rPr>
-      </w:pPr>
-      <w:r>
-        <w:rPr>
-          <w:rFonts w:eastAsia="Times New Roman"/>
-          <w:sz w:val="24"/>
-          <w:szCs w:val="24"/>
-          <w:lang w:eastAsia="es-ES"/>
-        </w:rPr>
-        <w:t xml:space="preserve">Hoja de firmas de cada sesión presencial para el INAEM.</w:t>
+        <w:t xml:space="preserve">Módulo </w:t>
+      </w:r>
+      <w:r>
+        <w:rPr>
+          <w:rFonts w:eastAsia="Times New Roman"/>
+          <w:b/>
+          <w:bCs/>
+          <w:sz w:val="24"/>
+          <w:szCs w:val="24"/>
+          <w:lang w:eastAsia="es-ES"/>
+        </w:rPr>
+        <w:t xml:space="preserve">FCOO03</w:t>
+      </w:r>
+      <w:r>
+        <w:rPr>
+          <w:rFonts w:eastAsia="Times New Roman"/>
+          <w:sz w:val="24"/>
+          <w:szCs w:val="24"/>
+          <w:lang w:eastAsia="es-ES"/>
+        </w:rPr>
+        <w:t xml:space="preserve"> (inserción laboral, sensibilización medioambiental e igualdad de género) </w:t>
+      </w:r>
+      <w:r>
+        <w:rPr>
+          <w:rFonts w:eastAsia="Times New Roman"/>
+          <w:b/>
+          <w:bCs/>
+          <w:sz w:val="24"/>
+          <w:szCs w:val="24"/>
+          <w:lang w:eastAsia="es-ES"/>
+        </w:rPr>
+        <w:t xml:space="preserve">obligatorio</w:t>
+      </w:r>
+      <w:r>
+        <w:rPr>
+          <w:rFonts w:eastAsia="Times New Roman"/>
+          <w:sz w:val="24"/>
+          <w:szCs w:val="24"/>
+          <w:lang w:eastAsia="es-ES"/>
+        </w:rPr>
+        <w:t xml:space="preserve">, al inicio o al final del curso, salvo para quien ya lo haya superado.</w:t>
+      </w:r>
+    </w:p>
+    <w:p>
+      <w:pPr>
+        <w:numPr>
+          <w:ilvl w:val="0"/>
+          <w:numId w:val="2"/>
+        </w:numPr>
+        <w:spacing w:before="100" w:beforeAutospacing="1" w:after="100" w:afterAutospacing="1"/>
+        <w:rPr>
+          <w:rFonts w:eastAsia="Times New Roman"/>
+          <w:sz w:val="24"/>
+          <w:szCs w:val="24"/>
+          <w:lang w:eastAsia="es-ES"/>
+        </w:rPr>
+      </w:pPr>
+      <w:r>
+        <w:rPr>
+          <w:rFonts w:eastAsia="Times New Roman"/>
+          <w:sz w:val="24"/>
+          <w:szCs w:val="24"/>
+          <w:lang w:eastAsia="es-ES"/>
+        </w:rPr>
+        <w:t xml:space="preserve">El resto, igual que Asturias Ocupados (25%, abandonos, cuestionario de calidad).</w:t>
       </w:r>
     </w:p>
     <w:p>
@@ -3441,23 +3377,23 @@
           <w:sz w:val="28"/>
           <w:szCs w:val="28"/>
         </w:rPr>
-        <w:t xml:space="preserve">7. ARAGÓN OCUPADOS CP SECTORIAL 2025</w:t>
-      </w:r>
-    </w:p>
-    <w:p>
-      <w:pPr>
-        <w:spacing w:before="100" w:beforeAutospacing="1" w:after="100" w:afterAutospacing="1"/>
-        <w:rPr>
-          <w:sz w:val="24"/>
-          <w:szCs w:val="24"/>
-        </w:rPr>
-      </w:pPr>
-      <w:r>
-        <w:rPr>
-          <w:sz w:val="24"/>
-          <w:szCs w:val="24"/>
-        </w:rPr>
-        <w:t xml:space="preserve">Orden EMC/1279/2025, Plan Wave Plus de certificados profesionales (BOA nº 192, de 03/10/2025).</w:t>
+        <w:t xml:space="preserve">6. ARAGÓN OCUPADOS NO CP SECTORIAL 2025</w:t>
+      </w:r>
+    </w:p>
+    <w:p>
+      <w:pPr>
+        <w:spacing w:before="100" w:beforeAutospacing="1" w:after="100" w:afterAutospacing="1"/>
+        <w:rPr>
+          <w:sz w:val="24"/>
+          <w:szCs w:val="24"/>
+        </w:rPr>
+      </w:pPr>
+      <w:r>
+        <w:rPr>
+          <w:sz w:val="24"/>
+          <w:szCs w:val="24"/>
+        </w:rPr>
+        <w:t xml:space="preserve">Línea de programas sectoriales de la Orden EMC/1217/2025, Plan Wave Plus Ocupados (BOA nº 184, de 23/09/2025), modificada por la Orden EMC/1402/2025 (solo en requisitos del centro). Ejecución hasta el 19/10/2026.</w:t>
       </w:r>
     </w:p>
     <w:p>
@@ -3523,7 +3459,7 @@
           <w:szCs w:val="24"/>
           <w:lang w:eastAsia="es-ES"/>
         </w:rPr>
-        <w:t xml:space="preserve">.</w:t>
+        <w:t xml:space="preserve"> (al menos el 70%).</w:t>
       </w:r>
     </w:p>
     <w:p>
@@ -3567,31 +3503,55 @@
           <w:szCs w:val="24"/>
           <w:lang w:eastAsia="es-ES"/>
         </w:rPr>
-        <w:t xml:space="preserve">.</w:t>
-      </w:r>
-    </w:p>
-    <w:p>
-      <w:pPr>
-        <w:numPr>
-          <w:ilvl w:val="0"/>
-          <w:numId w:val="2"/>
-        </w:numPr>
-        <w:spacing w:before="100" w:beforeAutospacing="1" w:after="100" w:afterAutospacing="1"/>
-        <w:rPr>
-          <w:rFonts w:eastAsia="Times New Roman"/>
-          <w:sz w:val="24"/>
-          <w:szCs w:val="24"/>
-          <w:lang w:eastAsia="es-ES"/>
-        </w:rPr>
-      </w:pPr>
-      <w:r>
-        <w:rPr>
-          <w:rFonts w:eastAsia="Times New Roman"/>
-          <w:sz w:val="24"/>
-          <w:szCs w:val="24"/>
-          <w:lang w:eastAsia="es-ES"/>
-        </w:rPr>
-        <w:t xml:space="preserve">De 8 a 30 alumnos por grupo.</w:t>
+        <w:t xml:space="preserve">, inscritos como demandantes.</w:t>
+      </w:r>
+    </w:p>
+    <w:p>
+      <w:pPr>
+        <w:numPr>
+          <w:ilvl w:val="0"/>
+          <w:numId w:val="2"/>
+        </w:numPr>
+        <w:spacing w:before="100" w:beforeAutospacing="1" w:after="100" w:afterAutospacing="1"/>
+        <w:rPr>
+          <w:rFonts w:eastAsia="Times New Roman"/>
+          <w:sz w:val="24"/>
+          <w:szCs w:val="24"/>
+          <w:lang w:eastAsia="es-ES"/>
+        </w:rPr>
+      </w:pPr>
+      <w:r>
+        <w:rPr>
+          <w:rFonts w:eastAsia="Times New Roman"/>
+          <w:sz w:val="24"/>
+          <w:szCs w:val="24"/>
+          <w:lang w:eastAsia="es-ES"/>
+        </w:rPr>
+        <w:t xml:space="preserve">La situación laboral es la del día en que el alumno se incorpora al curso.</w:t>
+      </w:r>
+    </w:p>
+    <w:p>
+      <w:pPr>
+        <w:numPr>
+          <w:ilvl w:val="0"/>
+          <w:numId w:val="2"/>
+        </w:numPr>
+        <w:spacing w:before="100" w:beforeAutospacing="1" w:after="100" w:afterAutospacing="1"/>
+        <w:rPr>
+          <w:rFonts w:eastAsia="Times New Roman"/>
+          <w:sz w:val="24"/>
+          <w:szCs w:val="24"/>
+          <w:lang w:eastAsia="es-ES"/>
+        </w:rPr>
+      </w:pPr>
+      <w:r>
+        <w:rPr>
+          <w:rFonts w:eastAsia="Times New Roman"/>
+          <w:sz w:val="24"/>
+          <w:szCs w:val="24"/>
+          <w:lang w:eastAsia="es-ES"/>
+        </w:rPr>
+        <w:t xml:space="preserve">Como máximo el 70% de alumnos de una misma empresa y 350 horas por persona. Grupos de 8 a 80 alumnos.</w:t>
       </w:r>
     </w:p>
     <w:p>
@@ -3637,51 +3597,51 @@
           <w:szCs w:val="24"/>
           <w:lang w:eastAsia="es-ES"/>
         </w:rPr>
-        <w:t xml:space="preserve">Igual que la no CP (vida laboral o nómina).</w:t>
-      </w:r>
-    </w:p>
-    <w:p>
-      <w:pPr>
-        <w:numPr>
-          <w:ilvl w:val="0"/>
-          <w:numId w:val="2"/>
-        </w:numPr>
-        <w:spacing w:before="100" w:beforeAutospacing="1" w:after="100" w:afterAutospacing="1"/>
-        <w:rPr>
-          <w:rFonts w:eastAsia="Times New Roman"/>
-          <w:sz w:val="24"/>
-          <w:szCs w:val="24"/>
-          <w:lang w:eastAsia="es-ES"/>
-        </w:rPr>
-      </w:pPr>
-      <w:r>
-        <w:rPr>
-          <w:rFonts w:eastAsia="Times New Roman"/>
-          <w:sz w:val="24"/>
-          <w:szCs w:val="24"/>
-          <w:lang w:eastAsia="es-ES"/>
-        </w:rPr>
-        <w:t xml:space="preserve">Además, acreditar los </w:t>
-      </w:r>
-      <w:r>
-        <w:rPr>
-          <w:rFonts w:eastAsia="Times New Roman"/>
-          <w:b/>
-          <w:bCs/>
-          <w:sz w:val="24"/>
-          <w:szCs w:val="24"/>
-          <w:lang w:eastAsia="es-ES"/>
-        </w:rPr>
-        <w:t xml:space="preserve">requisitos de acceso al nivel del certificado</w:t>
-      </w:r>
-      <w:r>
-        <w:rPr>
-          <w:rFonts w:eastAsia="Times New Roman"/>
-          <w:sz w:val="24"/>
-          <w:szCs w:val="24"/>
-          <w:lang w:eastAsia="es-ES"/>
-        </w:rPr>
-        <w:t xml:space="preserve"> (titulación o competencias clave).</w:t>
+        <w:t xml:space="preserve">La orden no enumera documentos: remite a la </w:t>
+      </w:r>
+      <w:r>
+        <w:rPr>
+          <w:rFonts w:eastAsia="Times New Roman"/>
+          <w:b/>
+          <w:bCs/>
+          <w:sz w:val="24"/>
+          <w:szCs w:val="24"/>
+          <w:lang w:eastAsia="es-ES"/>
+        </w:rPr>
+        <w:t xml:space="preserve">Guía de gestión y justificación Ocupados 2025</w:t>
+      </w:r>
+      <w:r>
+        <w:rPr>
+          <w:rFonts w:eastAsia="Times New Roman"/>
+          <w:sz w:val="24"/>
+          <w:szCs w:val="24"/>
+          <w:lang w:eastAsia="es-ES"/>
+        </w:rPr>
+        <w:t xml:space="preserve"> (en Gestifor, acceso solo para la entidad).</w:t>
+      </w:r>
+    </w:p>
+    <w:p>
+      <w:pPr>
+        <w:numPr>
+          <w:ilvl w:val="0"/>
+          <w:numId w:val="2"/>
+        </w:numPr>
+        <w:spacing w:before="100" w:beforeAutospacing="1" w:after="100" w:afterAutospacing="1"/>
+        <w:rPr>
+          <w:rFonts w:eastAsia="Times New Roman"/>
+          <w:sz w:val="24"/>
+          <w:szCs w:val="24"/>
+          <w:lang w:eastAsia="es-ES"/>
+        </w:rPr>
+      </w:pPr>
+      <w:r>
+        <w:rPr>
+          <w:rFonts w:eastAsia="Times New Roman"/>
+          <w:sz w:val="24"/>
+          <w:szCs w:val="24"/>
+          <w:lang w:eastAsia="es-ES"/>
+        </w:rPr>
+        <w:t xml:space="preserve">Sí exige certificado para colectivos prioritarios (discapacidad, servicios sociales) y el grupo de cotización para los de baja cualificación.</w:t>
       </w:r>
     </w:p>
     <w:p>
@@ -3738,51 +3698,97 @@
           <w:szCs w:val="24"/>
           <w:lang w:eastAsia="es-ES"/>
         </w:rPr>
-        <w:t xml:space="preserve"> y asistir a las sesiones presenciales.</w:t>
-      </w:r>
-    </w:p>
-    <w:p>
-      <w:pPr>
-        <w:numPr>
-          <w:ilvl w:val="0"/>
-          <w:numId w:val="2"/>
-        </w:numPr>
-        <w:spacing w:before="100" w:beforeAutospacing="1" w:after="100" w:afterAutospacing="1"/>
-        <w:rPr>
-          <w:rFonts w:eastAsia="Times New Roman"/>
-          <w:sz w:val="24"/>
-          <w:szCs w:val="24"/>
-          <w:lang w:eastAsia="es-ES"/>
-        </w:rPr>
-      </w:pPr>
-      <w:r>
-        <w:rPr>
-          <w:rFonts w:eastAsia="Times New Roman"/>
-          <w:sz w:val="24"/>
-          <w:szCs w:val="24"/>
-          <w:lang w:eastAsia="es-ES"/>
-        </w:rPr>
-        <w:t xml:space="preserve">Para obtener el certificado: superar la </w:t>
-      </w:r>
-      <w:r>
-        <w:rPr>
-          <w:rFonts w:eastAsia="Times New Roman"/>
-          <w:b/>
-          <w:bCs/>
-          <w:sz w:val="24"/>
-          <w:szCs w:val="24"/>
-          <w:lang w:eastAsia="es-ES"/>
-        </w:rPr>
-        <w:t xml:space="preserve">evaluación final presencial de cada módulo</w:t>
-      </w:r>
-      <w:r>
-        <w:rPr>
-          <w:rFonts w:eastAsia="Times New Roman"/>
-          <w:sz w:val="24"/>
-          <w:szCs w:val="24"/>
-          <w:lang w:eastAsia="es-ES"/>
-        </w:rPr>
-        <w:t xml:space="preserve">.</w:t>
+        <w:t xml:space="preserve"> periódicos, sin mínimo de horas de conexión.</w:t>
+      </w:r>
+    </w:p>
+    <w:p>
+      <w:pPr>
+        <w:numPr>
+          <w:ilvl w:val="0"/>
+          <w:numId w:val="2"/>
+        </w:numPr>
+        <w:spacing w:before="100" w:beforeAutospacing="1" w:after="100" w:afterAutospacing="1"/>
+        <w:rPr>
+          <w:rFonts w:eastAsia="Times New Roman"/>
+          <w:sz w:val="24"/>
+          <w:szCs w:val="24"/>
+          <w:lang w:eastAsia="es-ES"/>
+        </w:rPr>
+      </w:pPr>
+      <w:r>
+        <w:rPr>
+          <w:rFonts w:eastAsia="Times New Roman"/>
+          <w:b/>
+          <w:bCs/>
+          <w:sz w:val="24"/>
+          <w:szCs w:val="24"/>
+          <w:lang w:eastAsia="es-ES"/>
+        </w:rPr>
+        <w:t xml:space="preserve">Asistir a todas las sesiones presenciales</w:t>
+      </w:r>
+      <w:r>
+        <w:rPr>
+          <w:rFonts w:eastAsia="Times New Roman"/>
+          <w:sz w:val="24"/>
+          <w:szCs w:val="24"/>
+          <w:lang w:eastAsia="es-ES"/>
+        </w:rPr>
+        <w:t xml:space="preserve"> obligatorias.</w:t>
+      </w:r>
+    </w:p>
+    <w:p>
+      <w:pPr>
+        <w:numPr>
+          <w:ilvl w:val="0"/>
+          <w:numId w:val="2"/>
+        </w:numPr>
+        <w:spacing w:before="100" w:beforeAutospacing="1" w:after="100" w:afterAutospacing="1"/>
+        <w:rPr>
+          <w:rFonts w:eastAsia="Times New Roman"/>
+          <w:sz w:val="24"/>
+          <w:szCs w:val="24"/>
+          <w:lang w:eastAsia="es-ES"/>
+        </w:rPr>
+      </w:pPr>
+      <w:r>
+        <w:rPr>
+          <w:rFonts w:eastAsia="Times New Roman"/>
+          <w:b/>
+          <w:bCs/>
+          <w:sz w:val="24"/>
+          <w:szCs w:val="24"/>
+          <w:lang w:eastAsia="es-ES"/>
+        </w:rPr>
+        <w:t xml:space="preserve">Evaluación final presencial</w:t>
+      </w:r>
+      <w:r>
+        <w:rPr>
+          <w:rFonts w:eastAsia="Times New Roman"/>
+          <w:sz w:val="24"/>
+          <w:szCs w:val="24"/>
+          <w:lang w:eastAsia="es-ES"/>
+        </w:rPr>
+        <w:t xml:space="preserve">: no puede ser solo tipo test; debe tener al menos </w:t>
+      </w:r>
+      <w:r>
+        <w:rPr>
+          <w:rFonts w:eastAsia="Times New Roman"/>
+          <w:b/>
+          <w:bCs/>
+          <w:sz w:val="24"/>
+          <w:szCs w:val="24"/>
+          <w:lang w:eastAsia="es-ES"/>
+        </w:rPr>
+        <w:t xml:space="preserve">2 preguntas de redacción libre escritas a mano</w:t>
+      </w:r>
+      <w:r>
+        <w:rPr>
+          <w:rFonts w:eastAsia="Times New Roman"/>
+          <w:sz w:val="24"/>
+          <w:szCs w:val="24"/>
+          <w:lang w:eastAsia="es-ES"/>
+        </w:rPr>
+        <w:t xml:space="preserve"> y firmadas.</w:t>
       </w:r>
     </w:p>
     <w:p>
@@ -3828,167 +3834,114 @@
           <w:szCs w:val="24"/>
           <w:lang w:eastAsia="es-ES"/>
         </w:rPr>
-        <w:t xml:space="preserve">Se considera </w:t>
-      </w:r>
-      <w:r>
-        <w:rPr>
-          <w:rFonts w:eastAsia="Times New Roman"/>
-          <w:b/>
-          <w:bCs/>
-          <w:sz w:val="24"/>
-          <w:szCs w:val="24"/>
-          <w:lang w:eastAsia="es-ES"/>
-        </w:rPr>
-        <w:t xml:space="preserve">abandono no entrar en la plataforma durante el primer 25%</w:t>
-      </w:r>
-      <w:r>
-        <w:rPr>
-          <w:rFonts w:eastAsia="Times New Roman"/>
-          <w:sz w:val="24"/>
-          <w:szCs w:val="24"/>
-          <w:lang w:eastAsia="es-ES"/>
-        </w:rPr>
-        <w:t xml:space="preserve"> del curso.</w:t>
-      </w:r>
-    </w:p>
-    <w:p>
-      <w:pPr>
-        <w:numPr>
-          <w:ilvl w:val="0"/>
-          <w:numId w:val="2"/>
-        </w:numPr>
-        <w:spacing w:before="100" w:beforeAutospacing="1" w:after="100" w:afterAutospacing="1"/>
-        <w:rPr>
-          <w:rFonts w:eastAsia="Times New Roman"/>
-          <w:sz w:val="24"/>
-          <w:szCs w:val="24"/>
-          <w:lang w:eastAsia="es-ES"/>
-        </w:rPr>
-      </w:pPr>
-      <w:r>
-        <w:rPr>
-          <w:rFonts w:eastAsia="Times New Roman"/>
-          <w:sz w:val="24"/>
-          <w:szCs w:val="24"/>
-          <w:lang w:eastAsia="es-ES"/>
-        </w:rPr>
-        <w:t xml:space="preserve">Incorporaciones: hasta el 25%; en certificados modulares, en los 5 primeros días de cada módulo.</w:t>
-      </w:r>
-    </w:p>
-    <w:p>
-      <w:pPr>
-        <w:numPr>
-          <w:ilvl w:val="0"/>
-          <w:numId w:val="2"/>
-        </w:numPr>
-        <w:spacing w:before="100" w:beforeAutospacing="1" w:after="100" w:afterAutospacing="1"/>
-        <w:rPr>
-          <w:rFonts w:eastAsia="Times New Roman"/>
-          <w:sz w:val="24"/>
-          <w:szCs w:val="24"/>
-          <w:lang w:eastAsia="es-ES"/>
-        </w:rPr>
-      </w:pPr>
-      <w:r>
-        <w:rPr>
-          <w:rFonts w:eastAsia="Times New Roman"/>
-          <w:sz w:val="24"/>
-          <w:szCs w:val="24"/>
-          <w:lang w:eastAsia="es-ES"/>
-        </w:rPr>
-        <w:t xml:space="preserve">Ritmo máximo: 4 horas al día y 25 a la semana.</w:t>
-      </w:r>
-    </w:p>
-    <w:p>
-      <w:pPr>
-        <w:numPr>
-          <w:ilvl w:val="0"/>
-          <w:numId w:val="2"/>
-        </w:numPr>
-        <w:spacing w:before="100" w:beforeAutospacing="1" w:after="100" w:afterAutospacing="1"/>
-        <w:rPr>
-          <w:rFonts w:eastAsia="Times New Roman"/>
-          <w:sz w:val="24"/>
-          <w:szCs w:val="24"/>
-          <w:lang w:eastAsia="es-ES"/>
-        </w:rPr>
-      </w:pPr>
-      <w:r>
-        <w:rPr>
-          <w:rFonts w:eastAsia="Times New Roman"/>
-          <w:sz w:val="24"/>
-          <w:szCs w:val="24"/>
-          <w:lang w:eastAsia="es-ES"/>
-        </w:rPr>
-        <w:t xml:space="preserve">Al menos </w:t>
-      </w:r>
-      <w:r>
-        <w:rPr>
-          <w:rFonts w:eastAsia="Times New Roman"/>
-          <w:b/>
-          <w:bCs/>
-          <w:sz w:val="24"/>
-          <w:szCs w:val="24"/>
-          <w:lang w:eastAsia="es-ES"/>
-        </w:rPr>
-        <w:t xml:space="preserve">una sesión de orientación profesional</w:t>
-      </w:r>
-      <w:r>
-        <w:rPr>
-          <w:rFonts w:eastAsia="Times New Roman"/>
-          <w:sz w:val="24"/>
-          <w:szCs w:val="24"/>
-          <w:lang w:eastAsia="es-ES"/>
-        </w:rPr>
-        <w:t xml:space="preserve">.</w:t>
-      </w:r>
-    </w:p>
-    <w:p>
-      <w:pPr>
-        <w:numPr>
-          <w:ilvl w:val="0"/>
-          <w:numId w:val="2"/>
-        </w:numPr>
-        <w:spacing w:before="100" w:beforeAutospacing="1" w:after="100" w:afterAutospacing="1"/>
-        <w:rPr>
-          <w:rFonts w:eastAsia="Times New Roman"/>
-          <w:sz w:val="24"/>
-          <w:szCs w:val="24"/>
-          <w:lang w:eastAsia="es-ES"/>
-        </w:rPr>
-      </w:pPr>
-      <w:r>
-        <w:rPr>
-          <w:rFonts w:eastAsia="Times New Roman"/>
-          <w:sz w:val="24"/>
-          <w:szCs w:val="24"/>
-          <w:lang w:eastAsia="es-ES"/>
-        </w:rPr>
-        <w:t xml:space="preserve">Informar al alumno de si el curso da el certificado completo o una acreditación parcial.</w:t>
-      </w:r>
-    </w:p>
-    <w:p>
-      <w:pPr>
-        <w:numPr>
-          <w:ilvl w:val="0"/>
-          <w:numId w:val="2"/>
-        </w:numPr>
-        <w:spacing w:before="100" w:beforeAutospacing="1" w:after="100" w:afterAutospacing="1"/>
-        <w:rPr>
-          <w:rFonts w:eastAsia="Times New Roman"/>
-          <w:sz w:val="24"/>
-          <w:szCs w:val="24"/>
-          <w:lang w:eastAsia="es-ES"/>
-        </w:rPr>
-      </w:pPr>
-      <w:r>
-        <w:rPr>
-          <w:rFonts w:eastAsia="Times New Roman"/>
-          <w:sz w:val="24"/>
-          <w:szCs w:val="24"/>
-          <w:lang w:eastAsia="es-ES"/>
-        </w:rPr>
-        <w:t xml:space="preserve">Encuesta de calidad en la última sesión presencial.</w:t>
+        <w:t xml:space="preserve">Parte presencial: máximo el 20% (sesión inicial y final; solo final en cursos de 30 h o menos).</w:t>
+      </w:r>
+    </w:p>
+    <w:p>
+      <w:pPr>
+        <w:numPr>
+          <w:ilvl w:val="0"/>
+          <w:numId w:val="2"/>
+        </w:numPr>
+        <w:spacing w:before="100" w:beforeAutospacing="1" w:after="100" w:afterAutospacing="1"/>
+        <w:rPr>
+          <w:rFonts w:eastAsia="Times New Roman"/>
+          <w:sz w:val="24"/>
+          <w:szCs w:val="24"/>
+          <w:lang w:eastAsia="es-ES"/>
+        </w:rPr>
+      </w:pPr>
+      <w:r>
+        <w:rPr>
+          <w:rFonts w:eastAsia="Times New Roman"/>
+          <w:sz w:val="24"/>
+          <w:szCs w:val="24"/>
+          <w:lang w:eastAsia="es-ES"/>
+        </w:rPr>
+        <w:t xml:space="preserve">Ritmo máximo: 4 horas al día y 20 a la semana.</w:t>
+      </w:r>
+    </w:p>
+    <w:p>
+      <w:pPr>
+        <w:numPr>
+          <w:ilvl w:val="0"/>
+          <w:numId w:val="2"/>
+        </w:numPr>
+        <w:spacing w:before="100" w:beforeAutospacing="1" w:after="100" w:afterAutospacing="1"/>
+        <w:rPr>
+          <w:rFonts w:eastAsia="Times New Roman"/>
+          <w:sz w:val="24"/>
+          <w:szCs w:val="24"/>
+          <w:lang w:eastAsia="es-ES"/>
+        </w:rPr>
+      </w:pPr>
+      <w:r>
+        <w:rPr>
+          <w:rFonts w:eastAsia="Times New Roman"/>
+          <w:sz w:val="24"/>
+          <w:szCs w:val="24"/>
+          <w:lang w:eastAsia="es-ES"/>
+        </w:rPr>
+        <w:t xml:space="preserve">Las bajas se pueden sustituir antes del 25%; después se admite hasta un 15% de abandonos.</w:t>
+      </w:r>
+    </w:p>
+    <w:p>
+      <w:pPr>
+        <w:numPr>
+          <w:ilvl w:val="0"/>
+          <w:numId w:val="2"/>
+        </w:numPr>
+        <w:spacing w:before="100" w:beforeAutospacing="1" w:after="100" w:afterAutospacing="1"/>
+        <w:rPr>
+          <w:rFonts w:eastAsia="Times New Roman"/>
+          <w:sz w:val="24"/>
+          <w:szCs w:val="24"/>
+          <w:lang w:eastAsia="es-ES"/>
+        </w:rPr>
+      </w:pPr>
+      <w:r>
+        <w:rPr>
+          <w:rFonts w:eastAsia="Times New Roman"/>
+          <w:b/>
+          <w:bCs/>
+          <w:sz w:val="24"/>
+          <w:szCs w:val="24"/>
+          <w:lang w:eastAsia="es-ES"/>
+        </w:rPr>
+        <w:t xml:space="preserve">Cuestionario de calidad en la última sesión presencial</w:t>
+      </w:r>
+      <w:r>
+        <w:rPr>
+          <w:rFonts w:eastAsia="Times New Roman"/>
+          <w:sz w:val="24"/>
+          <w:szCs w:val="24"/>
+          <w:lang w:eastAsia="es-ES"/>
+        </w:rPr>
+        <w:t xml:space="preserve"> (lo entrega el INAEM o una entidad externa).</w:t>
+      </w:r>
+    </w:p>
+    <w:p>
+      <w:pPr>
+        <w:numPr>
+          <w:ilvl w:val="0"/>
+          <w:numId w:val="2"/>
+        </w:numPr>
+        <w:spacing w:before="100" w:beforeAutospacing="1" w:after="100" w:afterAutospacing="1"/>
+        <w:rPr>
+          <w:rFonts w:eastAsia="Times New Roman"/>
+          <w:sz w:val="24"/>
+          <w:szCs w:val="24"/>
+          <w:lang w:eastAsia="es-ES"/>
+        </w:rPr>
+      </w:pPr>
+      <w:r>
+        <w:rPr>
+          <w:rFonts w:eastAsia="Times New Roman"/>
+          <w:sz w:val="24"/>
+          <w:szCs w:val="24"/>
+          <w:lang w:eastAsia="es-ES"/>
+        </w:rPr>
+        <w:t xml:space="preserve">Hoja de firmas de cada sesión presencial para el INAEM.</w:t>
       </w:r>
     </w:p>
     <w:p>
@@ -4022,6 +3975,651 @@
           <w:sz w:val="28"/>
           <w:szCs w:val="28"/>
         </w:rPr>
+        <w:t xml:space="preserve">7. ARAGÓN OCUPADOS CP SECTORIAL 2025</w:t>
+      </w:r>
+    </w:p>
+    <w:p>
+      <w:pPr>
+        <w:spacing w:before="100" w:beforeAutospacing="1" w:after="100" w:afterAutospacing="1"/>
+        <w:rPr>
+          <w:sz w:val="24"/>
+          <w:szCs w:val="24"/>
+        </w:rPr>
+      </w:pPr>
+      <w:r>
+        <w:rPr>
+          <w:sz w:val="24"/>
+          <w:szCs w:val="24"/>
+        </w:rPr>
+        <w:t xml:space="preserve">Línea de programas sectoriales de la Orden EMC/1279/2025, Plan Wave Plus de certificados profesionales (BOA nº 192, de 03/10/2025). Solo teleformación.</w:t>
+      </w:r>
+    </w:p>
+    <w:p>
+      <w:pPr>
+        <w:spacing w:before="100" w:beforeAutospacing="1" w:after="100" w:afterAutospacing="1"/>
+        <w:rPr>
+          <w:b/>
+          <w:bCs/>
+          <w:sz w:val="24"/>
+          <w:szCs w:val="24"/>
+          <w:lang w:eastAsia="es-ES"/>
+        </w:rPr>
+      </w:pPr>
+      <w:r>
+        <w:rPr>
+          <w:b/>
+          <w:bCs/>
+          <w:sz w:val="24"/>
+          <w:szCs w:val="24"/>
+          <w:lang w:eastAsia="es-ES"/>
+        </w:rPr>
+        <w:t xml:space="preserve">¿A quién va dirigida?</w:t>
+      </w:r>
+    </w:p>
+    <w:p>
+      <w:pPr>
+        <w:numPr>
+          <w:ilvl w:val="0"/>
+          <w:numId w:val="2"/>
+        </w:numPr>
+        <w:spacing w:before="100" w:beforeAutospacing="1" w:after="100" w:afterAutospacing="1"/>
+        <w:rPr>
+          <w:rFonts w:eastAsia="Times New Roman"/>
+          <w:sz w:val="24"/>
+          <w:szCs w:val="24"/>
+          <w:lang w:eastAsia="es-ES"/>
+        </w:rPr>
+      </w:pPr>
+      <w:r>
+        <w:rPr>
+          <w:rFonts w:eastAsia="Times New Roman"/>
+          <w:sz w:val="24"/>
+          <w:szCs w:val="24"/>
+          <w:lang w:eastAsia="es-ES"/>
+        </w:rPr>
+        <w:t xml:space="preserve">Personas </w:t>
+      </w:r>
+      <w:r>
+        <w:rPr>
+          <w:rFonts w:eastAsia="Times New Roman"/>
+          <w:b/>
+          <w:bCs/>
+          <w:sz w:val="24"/>
+          <w:szCs w:val="24"/>
+          <w:lang w:eastAsia="es-ES"/>
+        </w:rPr>
+        <w:t xml:space="preserve">ocupadas</w:t>
+      </w:r>
+      <w:r>
+        <w:rPr>
+          <w:rFonts w:eastAsia="Times New Roman"/>
+          <w:sz w:val="24"/>
+          <w:szCs w:val="24"/>
+          <w:lang w:eastAsia="es-ES"/>
+        </w:rPr>
+        <w:t xml:space="preserve"> (al menos el 70%).</w:t>
+      </w:r>
+    </w:p>
+    <w:p>
+      <w:pPr>
+        <w:numPr>
+          <w:ilvl w:val="0"/>
+          <w:numId w:val="2"/>
+        </w:numPr>
+        <w:spacing w:before="100" w:beforeAutospacing="1" w:after="100" w:afterAutospacing="1"/>
+        <w:rPr>
+          <w:rFonts w:eastAsia="Times New Roman"/>
+          <w:sz w:val="24"/>
+          <w:szCs w:val="24"/>
+          <w:lang w:eastAsia="es-ES"/>
+        </w:rPr>
+      </w:pPr>
+      <w:r>
+        <w:rPr>
+          <w:rFonts w:eastAsia="Times New Roman"/>
+          <w:sz w:val="24"/>
+          <w:szCs w:val="24"/>
+          <w:lang w:eastAsia="es-ES"/>
+        </w:rPr>
+        <w:t xml:space="preserve">Desempleados: como máximo el </w:t>
+      </w:r>
+      <w:r>
+        <w:rPr>
+          <w:rFonts w:eastAsia="Times New Roman"/>
+          <w:b/>
+          <w:bCs/>
+          <w:sz w:val="24"/>
+          <w:szCs w:val="24"/>
+          <w:lang w:eastAsia="es-ES"/>
+        </w:rPr>
+        <w:t xml:space="preserve">30%</w:t>
+      </w:r>
+      <w:r>
+        <w:rPr>
+          <w:rFonts w:eastAsia="Times New Roman"/>
+          <w:sz w:val="24"/>
+          <w:szCs w:val="24"/>
+          <w:lang w:eastAsia="es-ES"/>
+        </w:rPr>
+        <w:t xml:space="preserve">.</w:t>
+      </w:r>
+    </w:p>
+    <w:p>
+      <w:pPr>
+        <w:numPr>
+          <w:ilvl w:val="0"/>
+          <w:numId w:val="2"/>
+        </w:numPr>
+        <w:spacing w:before="100" w:beforeAutospacing="1" w:after="100" w:afterAutospacing="1"/>
+        <w:rPr>
+          <w:rFonts w:eastAsia="Times New Roman"/>
+          <w:sz w:val="24"/>
+          <w:szCs w:val="24"/>
+          <w:lang w:eastAsia="es-ES"/>
+        </w:rPr>
+      </w:pPr>
+      <w:r>
+        <w:rPr>
+          <w:rFonts w:eastAsia="Times New Roman"/>
+          <w:sz w:val="24"/>
+          <w:szCs w:val="24"/>
+          <w:lang w:eastAsia="es-ES"/>
+        </w:rPr>
+        <w:t xml:space="preserve">De 8 a 30 alumnos subvencionados por grupo.</w:t>
+      </w:r>
+    </w:p>
+    <w:p>
+      <w:pPr>
+        <w:spacing w:before="100" w:beforeAutospacing="1" w:after="100" w:afterAutospacing="1"/>
+        <w:rPr>
+          <w:b/>
+          <w:bCs/>
+          <w:sz w:val="24"/>
+          <w:szCs w:val="24"/>
+          <w:lang w:eastAsia="es-ES"/>
+        </w:rPr>
+      </w:pPr>
+      <w:r>
+        <w:rPr>
+          <w:b/>
+          <w:bCs/>
+          <w:sz w:val="24"/>
+          <w:szCs w:val="24"/>
+          <w:lang w:eastAsia="es-ES"/>
+        </w:rPr>
+        <w:t xml:space="preserve">Documentación del alumno</w:t>
+      </w:r>
+    </w:p>
+    <w:p>
+      <w:pPr>
+        <w:numPr>
+          <w:ilvl w:val="0"/>
+          <w:numId w:val="2"/>
+        </w:numPr>
+        <w:spacing w:before="100" w:beforeAutospacing="1" w:after="100" w:afterAutospacing="1"/>
+        <w:rPr>
+          <w:rFonts w:eastAsia="Times New Roman"/>
+          <w:sz w:val="24"/>
+          <w:szCs w:val="24"/>
+          <w:lang w:eastAsia="es-ES"/>
+        </w:rPr>
+      </w:pPr>
+      <w:r>
+        <w:rPr>
+          <w:rFonts w:eastAsia="Times New Roman"/>
+          <w:sz w:val="24"/>
+          <w:szCs w:val="24"/>
+          <w:lang w:eastAsia="es-ES"/>
+        </w:rPr>
+        <w:t xml:space="preserve">Igual que la no CP (remite a la Guía de gestión Ocupados CP 2025).</w:t>
+      </w:r>
+    </w:p>
+    <w:p>
+      <w:pPr>
+        <w:numPr>
+          <w:ilvl w:val="0"/>
+          <w:numId w:val="2"/>
+        </w:numPr>
+        <w:spacing w:before="100" w:beforeAutospacing="1" w:after="100" w:afterAutospacing="1"/>
+        <w:rPr>
+          <w:rFonts w:eastAsia="Times New Roman"/>
+          <w:sz w:val="24"/>
+          <w:szCs w:val="24"/>
+          <w:lang w:eastAsia="es-ES"/>
+        </w:rPr>
+      </w:pPr>
+      <w:r>
+        <w:rPr>
+          <w:rFonts w:eastAsia="Times New Roman"/>
+          <w:sz w:val="24"/>
+          <w:szCs w:val="24"/>
+          <w:lang w:eastAsia="es-ES"/>
+        </w:rPr>
+        <w:t xml:space="preserve">Además, </w:t>
+      </w:r>
+      <w:r>
+        <w:rPr>
+          <w:rFonts w:eastAsia="Times New Roman"/>
+          <w:b/>
+          <w:bCs/>
+          <w:sz w:val="24"/>
+          <w:szCs w:val="24"/>
+          <w:lang w:eastAsia="es-ES"/>
+        </w:rPr>
+        <w:t xml:space="preserve">requisitos de acceso según el nivel</w:t>
+      </w:r>
+      <w:r>
+        <w:rPr>
+          <w:rFonts w:eastAsia="Times New Roman"/>
+          <w:sz w:val="24"/>
+          <w:szCs w:val="24"/>
+          <w:lang w:eastAsia="es-ES"/>
+        </w:rPr>
+        <w:t xml:space="preserve">: nivel 1, ninguno; nivel 2, ESO o equivalente; nivel 3, Bachiller, título de Técnico o equivalente.</w:t>
+      </w:r>
+    </w:p>
+    <w:p>
+      <w:pPr>
+        <w:spacing w:before="100" w:beforeAutospacing="1" w:after="100" w:afterAutospacing="1"/>
+        <w:rPr>
+          <w:b/>
+          <w:bCs/>
+          <w:sz w:val="24"/>
+          <w:szCs w:val="24"/>
+          <w:lang w:eastAsia="es-ES"/>
+        </w:rPr>
+      </w:pPr>
+      <w:r>
+        <w:rPr>
+          <w:b/>
+          <w:bCs/>
+          <w:sz w:val="24"/>
+          <w:szCs w:val="24"/>
+          <w:lang w:eastAsia="es-ES"/>
+        </w:rPr>
+        <w:t xml:space="preserve">Requisitos para superar el curso</w:t>
+      </w:r>
+    </w:p>
+    <w:p>
+      <w:pPr>
+        <w:numPr>
+          <w:ilvl w:val="0"/>
+          <w:numId w:val="2"/>
+        </w:numPr>
+        <w:spacing w:before="100" w:beforeAutospacing="1" w:after="100" w:afterAutospacing="1"/>
+        <w:rPr>
+          <w:rFonts w:eastAsia="Times New Roman"/>
+          <w:sz w:val="24"/>
+          <w:szCs w:val="24"/>
+          <w:lang w:eastAsia="es-ES"/>
+        </w:rPr>
+      </w:pPr>
+      <w:r>
+        <w:rPr>
+          <w:rFonts w:eastAsia="Times New Roman"/>
+          <w:sz w:val="24"/>
+          <w:szCs w:val="24"/>
+          <w:lang w:eastAsia="es-ES"/>
+        </w:rPr>
+        <w:t xml:space="preserve">Para contar como finalizado: </w:t>
+      </w:r>
+      <w:r>
+        <w:rPr>
+          <w:rFonts w:eastAsia="Times New Roman"/>
+          <w:b/>
+          <w:bCs/>
+          <w:sz w:val="24"/>
+          <w:szCs w:val="24"/>
+          <w:lang w:eastAsia="es-ES"/>
+        </w:rPr>
+        <w:t xml:space="preserve">realizar al menos el 75% de los controles</w:t>
+      </w:r>
+      <w:r>
+        <w:rPr>
+          <w:rFonts w:eastAsia="Times New Roman"/>
+          <w:sz w:val="24"/>
+          <w:szCs w:val="24"/>
+          <w:lang w:eastAsia="es-ES"/>
+        </w:rPr>
+        <w:t xml:space="preserve"> y asistir a las sesiones presenciales.</w:t>
+      </w:r>
+    </w:p>
+    <w:p>
+      <w:pPr>
+        <w:numPr>
+          <w:ilvl w:val="0"/>
+          <w:numId w:val="2"/>
+        </w:numPr>
+        <w:spacing w:before="100" w:beforeAutospacing="1" w:after="100" w:afterAutospacing="1"/>
+        <w:rPr>
+          <w:rFonts w:eastAsia="Times New Roman"/>
+          <w:sz w:val="24"/>
+          <w:szCs w:val="24"/>
+          <w:lang w:eastAsia="es-ES"/>
+        </w:rPr>
+      </w:pPr>
+      <w:r>
+        <w:rPr>
+          <w:rFonts w:eastAsia="Times New Roman"/>
+          <w:sz w:val="24"/>
+          <w:szCs w:val="24"/>
+          <w:lang w:eastAsia="es-ES"/>
+        </w:rPr>
+        <w:t xml:space="preserve">Para presentarse a la prueba final de cada módulo: haber </w:t>
+      </w:r>
+      <w:r>
+        <w:rPr>
+          <w:rFonts w:eastAsia="Times New Roman"/>
+          <w:b/>
+          <w:bCs/>
+          <w:sz w:val="24"/>
+          <w:szCs w:val="24"/>
+          <w:lang w:eastAsia="es-ES"/>
+        </w:rPr>
+        <w:t xml:space="preserve">realizado el 75% de las actividades y superado al menos el 70%</w:t>
+      </w:r>
+      <w:r>
+        <w:rPr>
+          <w:rFonts w:eastAsia="Times New Roman"/>
+          <w:sz w:val="24"/>
+          <w:szCs w:val="24"/>
+          <w:lang w:eastAsia="es-ES"/>
+        </w:rPr>
+        <w:t xml:space="preserve">.</w:t>
+      </w:r>
+    </w:p>
+    <w:p>
+      <w:pPr>
+        <w:numPr>
+          <w:ilvl w:val="0"/>
+          <w:numId w:val="2"/>
+        </w:numPr>
+        <w:spacing w:before="100" w:beforeAutospacing="1" w:after="100" w:afterAutospacing="1"/>
+        <w:rPr>
+          <w:rFonts w:eastAsia="Times New Roman"/>
+          <w:sz w:val="24"/>
+          <w:szCs w:val="24"/>
+          <w:lang w:eastAsia="es-ES"/>
+        </w:rPr>
+      </w:pPr>
+      <w:r>
+        <w:rPr>
+          <w:rFonts w:eastAsia="Times New Roman"/>
+          <w:b/>
+          <w:bCs/>
+          <w:sz w:val="24"/>
+          <w:szCs w:val="24"/>
+          <w:lang w:eastAsia="es-ES"/>
+        </w:rPr>
+        <w:t xml:space="preserve">Evaluación final presencial por módulo</w:t>
+      </w:r>
+      <w:r>
+        <w:rPr>
+          <w:rFonts w:eastAsia="Times New Roman"/>
+          <w:sz w:val="24"/>
+          <w:szCs w:val="24"/>
+          <w:lang w:eastAsia="es-ES"/>
+        </w:rPr>
+        <w:t xml:space="preserve">; nota de 1 a 10, aprobado con 5.</w:t>
+      </w:r>
+    </w:p>
+    <w:p>
+      <w:pPr>
+        <w:spacing w:before="100" w:beforeAutospacing="1" w:after="100" w:afterAutospacing="1"/>
+        <w:rPr>
+          <w:b/>
+          <w:bCs/>
+          <w:sz w:val="24"/>
+          <w:szCs w:val="24"/>
+          <w:lang w:eastAsia="es-ES"/>
+        </w:rPr>
+      </w:pPr>
+      <w:r>
+        <w:rPr>
+          <w:b/>
+          <w:bCs/>
+          <w:sz w:val="24"/>
+          <w:szCs w:val="24"/>
+          <w:lang w:eastAsia="es-ES"/>
+        </w:rPr>
+        <w:t xml:space="preserve">Otros aspectos importantes</w:t>
+      </w:r>
+    </w:p>
+    <w:p>
+      <w:pPr>
+        <w:numPr>
+          <w:ilvl w:val="0"/>
+          <w:numId w:val="2"/>
+        </w:numPr>
+        <w:spacing w:before="100" w:beforeAutospacing="1" w:after="100" w:afterAutospacing="1"/>
+        <w:rPr>
+          <w:rFonts w:eastAsia="Times New Roman"/>
+          <w:sz w:val="24"/>
+          <w:szCs w:val="24"/>
+          <w:lang w:eastAsia="es-ES"/>
+        </w:rPr>
+      </w:pPr>
+      <w:r>
+        <w:rPr>
+          <w:rFonts w:eastAsia="Times New Roman"/>
+          <w:sz w:val="24"/>
+          <w:szCs w:val="24"/>
+          <w:lang w:eastAsia="es-ES"/>
+        </w:rPr>
+        <w:t xml:space="preserve">Se considera </w:t>
+      </w:r>
+      <w:r>
+        <w:rPr>
+          <w:rFonts w:eastAsia="Times New Roman"/>
+          <w:b/>
+          <w:bCs/>
+          <w:sz w:val="24"/>
+          <w:szCs w:val="24"/>
+          <w:lang w:eastAsia="es-ES"/>
+        </w:rPr>
+        <w:t xml:space="preserve">abandono no entrar en la plataforma durante el primer 25%</w:t>
+      </w:r>
+      <w:r>
+        <w:rPr>
+          <w:rFonts w:eastAsia="Times New Roman"/>
+          <w:sz w:val="24"/>
+          <w:szCs w:val="24"/>
+          <w:lang w:eastAsia="es-ES"/>
+        </w:rPr>
+        <w:t xml:space="preserve"> del curso. Se admite hasta un 20% de abandonos.</w:t>
+      </w:r>
+    </w:p>
+    <w:p>
+      <w:pPr>
+        <w:numPr>
+          <w:ilvl w:val="0"/>
+          <w:numId w:val="2"/>
+        </w:numPr>
+        <w:spacing w:before="100" w:beforeAutospacing="1" w:after="100" w:afterAutospacing="1"/>
+        <w:rPr>
+          <w:rFonts w:eastAsia="Times New Roman"/>
+          <w:sz w:val="24"/>
+          <w:szCs w:val="24"/>
+          <w:lang w:eastAsia="es-ES"/>
+        </w:rPr>
+      </w:pPr>
+      <w:r>
+        <w:rPr>
+          <w:rFonts w:eastAsia="Times New Roman"/>
+          <w:sz w:val="24"/>
+          <w:szCs w:val="24"/>
+          <w:lang w:eastAsia="es-ES"/>
+        </w:rPr>
+        <w:t xml:space="preserve">Incorporaciones: mientras no se haya superado el 25% de los controles.</w:t>
+      </w:r>
+    </w:p>
+    <w:p>
+      <w:pPr>
+        <w:numPr>
+          <w:ilvl w:val="0"/>
+          <w:numId w:val="2"/>
+        </w:numPr>
+        <w:spacing w:before="100" w:beforeAutospacing="1" w:after="100" w:afterAutospacing="1"/>
+        <w:rPr>
+          <w:rFonts w:eastAsia="Times New Roman"/>
+          <w:sz w:val="24"/>
+          <w:szCs w:val="24"/>
+          <w:lang w:eastAsia="es-ES"/>
+        </w:rPr>
+      </w:pPr>
+      <w:r>
+        <w:rPr>
+          <w:rFonts w:eastAsia="Times New Roman"/>
+          <w:sz w:val="24"/>
+          <w:szCs w:val="24"/>
+          <w:lang w:eastAsia="es-ES"/>
+        </w:rPr>
+        <w:t xml:space="preserve">Ritmo máximo: 4 horas al día y 25 a la semana.</w:t>
+      </w:r>
+    </w:p>
+    <w:p>
+      <w:pPr>
+        <w:numPr>
+          <w:ilvl w:val="0"/>
+          <w:numId w:val="2"/>
+        </w:numPr>
+        <w:spacing w:before="100" w:beforeAutospacing="1" w:after="100" w:afterAutospacing="1"/>
+        <w:rPr>
+          <w:rFonts w:eastAsia="Times New Roman"/>
+          <w:sz w:val="24"/>
+          <w:szCs w:val="24"/>
+          <w:lang w:eastAsia="es-ES"/>
+        </w:rPr>
+      </w:pPr>
+      <w:r>
+        <w:rPr>
+          <w:rFonts w:eastAsia="Times New Roman"/>
+          <w:sz w:val="24"/>
+          <w:szCs w:val="24"/>
+          <w:lang w:eastAsia="es-ES"/>
+        </w:rPr>
+        <w:t xml:space="preserve">Al menos </w:t>
+      </w:r>
+      <w:r>
+        <w:rPr>
+          <w:rFonts w:eastAsia="Times New Roman"/>
+          <w:b/>
+          <w:bCs/>
+          <w:sz w:val="24"/>
+          <w:szCs w:val="24"/>
+          <w:lang w:eastAsia="es-ES"/>
+        </w:rPr>
+        <w:t xml:space="preserve">una sesión de orientación profesional</w:t>
+      </w:r>
+      <w:r>
+        <w:rPr>
+          <w:rFonts w:eastAsia="Times New Roman"/>
+          <w:sz w:val="24"/>
+          <w:szCs w:val="24"/>
+          <w:lang w:eastAsia="es-ES"/>
+        </w:rPr>
+        <w:t xml:space="preserve">.</w:t>
+      </w:r>
+    </w:p>
+    <w:p>
+      <w:pPr>
+        <w:numPr>
+          <w:ilvl w:val="0"/>
+          <w:numId w:val="2"/>
+        </w:numPr>
+        <w:spacing w:before="100" w:beforeAutospacing="1" w:after="100" w:afterAutospacing="1"/>
+        <w:rPr>
+          <w:rFonts w:eastAsia="Times New Roman"/>
+          <w:sz w:val="24"/>
+          <w:szCs w:val="24"/>
+          <w:lang w:eastAsia="es-ES"/>
+        </w:rPr>
+      </w:pPr>
+      <w:r>
+        <w:rPr>
+          <w:rFonts w:eastAsia="Times New Roman"/>
+          <w:sz w:val="24"/>
+          <w:szCs w:val="24"/>
+          <w:lang w:eastAsia="es-ES"/>
+        </w:rPr>
+        <w:t xml:space="preserve">Tutor: 30 h de formación en teleformación y respuesta a los alumnos en un máximo de </w:t>
+      </w:r>
+      <w:r>
+        <w:rPr>
+          <w:rFonts w:eastAsia="Times New Roman"/>
+          <w:b/>
+          <w:bCs/>
+          <w:sz w:val="24"/>
+          <w:szCs w:val="24"/>
+          <w:lang w:eastAsia="es-ES"/>
+        </w:rPr>
+        <w:t xml:space="preserve">48 horas laborables</w:t>
+      </w:r>
+      <w:r>
+        <w:rPr>
+          <w:rFonts w:eastAsia="Times New Roman"/>
+          <w:sz w:val="24"/>
+          <w:szCs w:val="24"/>
+          <w:lang w:eastAsia="es-ES"/>
+        </w:rPr>
+        <w:t xml:space="preserve">.</w:t>
+      </w:r>
+    </w:p>
+    <w:p>
+      <w:pPr>
+        <w:numPr>
+          <w:ilvl w:val="0"/>
+          <w:numId w:val="2"/>
+        </w:numPr>
+        <w:spacing w:before="100" w:beforeAutospacing="1" w:after="100" w:afterAutospacing="1"/>
+        <w:rPr>
+          <w:rFonts w:eastAsia="Times New Roman"/>
+          <w:sz w:val="24"/>
+          <w:szCs w:val="24"/>
+          <w:lang w:eastAsia="es-ES"/>
+        </w:rPr>
+      </w:pPr>
+      <w:r>
+        <w:rPr>
+          <w:rFonts w:eastAsia="Times New Roman"/>
+          <w:sz w:val="24"/>
+          <w:szCs w:val="24"/>
+          <w:lang w:eastAsia="es-ES"/>
+        </w:rPr>
+        <w:t xml:space="preserve">Cuestionario de calidad en la última sesión presencial.</w:t>
+      </w:r>
+    </w:p>
+    <w:p>
+      <w:pPr>
+        <w:spacing w:before="100" w:beforeAutospacing="1" w:after="100" w:afterAutospacing="1"/>
+        <w:rPr>
+          <w:lang w:eastAsia="es-ES"/>
+        </w:rPr>
+      </w:pPr>
+    </w:p>
+    <w:p>
+      <w:pPr>
+        <w:pStyle w:val="xmsonormal"/>
+        <w:spacing w:line="360" w:lineRule="auto"/>
+        <w:jc w:val="both"/>
+        <w:rPr>
+          <w:rFonts w:ascii="Arial" w:hAnsi="Arial" w:cs="Arial"/>
+          <w:b/>
+          <w:bCs/>
+          <w:color w:val="2E75B6"/>
+          <w:sz w:val="28"/>
+          <w:szCs w:val="28"/>
+        </w:rPr>
+      </w:pPr>
+      <w:r>
+        <w:rPr>
+          <w:rFonts w:ascii="Arial" w:hAnsi="Arial" w:cs="Arial"/>
+          <w:b/>
+          <w:bCs/>
+          <w:color w:val="2E75B6"/>
+          <w:sz w:val="28"/>
+          <w:szCs w:val="28"/>
+        </w:rPr>
         <w:t xml:space="preserve">PENDIENTE DE CONFIRMAR</w:t>
       </w:r>
     </w:p>
@@ -4046,31 +4644,7 @@
           <w:szCs w:val="24"/>
           <w:lang w:eastAsia="es-ES"/>
         </w:rPr>
-        <w:t xml:space="preserve">Las dos convocatorias de Aragón se han asociado al Plan Wave Plus 2025 del INAEM, porque no aparecen publicadas con esos nombres. Conviene confirmar que son estas.</w:t>
-      </w:r>
-    </w:p>
-    <w:p>
-      <w:pPr>
-        <w:numPr>
-          <w:ilvl w:val="0"/>
-          <w:numId w:val="2"/>
-        </w:numPr>
-        <w:spacing w:before="100" w:beforeAutospacing="1" w:after="100" w:afterAutospacing="1"/>
-        <w:rPr>
-          <w:rFonts w:eastAsia="Times New Roman"/>
-          <w:sz w:val="24"/>
-          <w:szCs w:val="24"/>
-          <w:lang w:eastAsia="es-ES"/>
-        </w:rPr>
-      </w:pPr>
-      <w:r>
-        <w:rPr>
-          <w:rFonts w:eastAsia="Times New Roman"/>
-          <w:sz w:val="24"/>
-          <w:szCs w:val="24"/>
-          <w:lang w:eastAsia="es-ES"/>
-        </w:rPr>
-        <w:t xml:space="preserve">No se han podido consultar las guías de gestión internas (Gestifor en Aragón; Trabajastur en Asturias). Pueden concretar la documentación exacta que hay que pedir al alumno.</w:t>
+        <w:t xml:space="preserve">Las guías de gestión de Aragón (Gestifor) solo son accesibles para la entidad, y las instrucciones de Trabajastur (Asturias) no estaban disponibles. Pueden concretar qué documentación hay que pedir al alumno.</w:t>
       </w:r>
     </w:p>
     <w:sectPr>
